--- a/fuentes/21720198_CF01_DU.docx
+++ b/fuentes/21720198_CF01_DU.docx
@@ -1,6 +1,6 @@
 
 <file path=word/document.xml><?xml version="1.0" encoding="utf-8"?>
-<w:document xmlns:wpc="http://schemas.microsoft.com/office/word/2010/wordprocessingCanvas" xmlns:cx="http://schemas.microsoft.com/office/drawing/2014/chartex" xmlns:cx1="http://schemas.microsoft.com/office/drawing/2015/9/8/chartex" xmlns:cx2="http://schemas.microsoft.com/office/drawing/2015/10/21/chartex" xmlns:cx3="http://schemas.microsoft.com/office/drawing/2016/5/9/chartex" xmlns:cx4="http://schemas.microsoft.com/office/drawing/2016/5/10/chartex" xmlns:cx5="http://schemas.microsoft.com/office/drawing/2016/5/11/chartex" xmlns:cx6="http://schemas.microsoft.com/office/drawing/2016/5/12/chartex" xmlns:cx7="http://schemas.microsoft.com/office/drawing/2016/5/13/chartex" xmlns:cx8="http://schemas.microsoft.com/office/drawing/2016/5/14/chartex" xmlns:mc="http://schemas.openxmlformats.org/markup-compatibility/2006" xmlns:aink="http://schemas.microsoft.com/office/drawing/2016/ink" xmlns:am3d="http://schemas.microsoft.com/office/drawing/2017/model3d" xmlns:o="urn:schemas-microsoft-com:office:office" xmlns:oel="http://schemas.microsoft.com/office/2019/extlst" xmlns:r="http://schemas.openxmlformats.org/officeDocument/2006/relationships" xmlns:m="http://schemas.openxmlformats.org/officeDocument/2006/math" xmlns:v="urn:schemas-microsoft-com:vml" xmlns:wp14="http://schemas.microsoft.com/office/word/2010/wordprocessingDrawing" xmlns:wp="http://schemas.openxmlformats.org/drawingml/2006/wordprocessingDrawing" xmlns:w10="urn:schemas-microsoft-com:office:word" xmlns:w="http://schemas.openxmlformats.org/wordprocessingml/2006/main" xmlns:w14="http://schemas.microsoft.com/office/word/2010/wordml" xmlns:w15="http://schemas.microsoft.com/office/word/2012/wordml" xmlns:w16cex="http://schemas.microsoft.com/office/word/2018/wordml/cex" xmlns:w16cid="http://schemas.microsoft.com/office/word/2016/wordml/cid" xmlns:w16="http://schemas.microsoft.com/office/word/2018/wordml" xmlns:w16du="http://schemas.microsoft.com/office/word/2023/wordml/word16du" xmlns:w16sdtdh="http://schemas.microsoft.com/office/word/2020/wordml/sdtdatahash" xmlns:w16sdtfl="http://schemas.microsoft.com/office/word/2024/wordml/sdtformatlock" xmlns:w16se="http://schemas.microsoft.com/office/word/2015/wordml/symex" xmlns:wpg="http://schemas.microsoft.com/office/word/2010/wordprocessingGroup" xmlns:wpi="http://schemas.microsoft.com/office/word/2010/wordprocessingInk" xmlns:wne="http://schemas.microsoft.com/office/word/2006/wordml" xmlns:wps="http://schemas.microsoft.com/office/word/2010/wordprocessingShape" mc:Ignorable="w14 w15 w16se w16cid w16 w16cex w16sdtdh w16sdtfl w16du wp14">
+<w:document xmlns:wpc="http://schemas.microsoft.com/office/word/2010/wordprocessingCanvas" xmlns:cx="http://schemas.microsoft.com/office/drawing/2014/chartex" xmlns:cx1="http://schemas.microsoft.com/office/drawing/2015/9/8/chartex" xmlns:cx2="http://schemas.microsoft.com/office/drawing/2015/10/21/chartex" xmlns:cx3="http://schemas.microsoft.com/office/drawing/2016/5/9/chartex" xmlns:cx4="http://schemas.microsoft.com/office/drawing/2016/5/10/chartex" xmlns:cx5="http://schemas.microsoft.com/office/drawing/2016/5/11/chartex" xmlns:cx6="http://schemas.microsoft.com/office/drawing/2016/5/12/chartex" xmlns:cx7="http://schemas.microsoft.com/office/drawing/2016/5/13/chartex" xmlns:cx8="http://schemas.microsoft.com/office/drawing/2016/5/14/chartex" xmlns:mc="http://schemas.openxmlformats.org/markup-compatibility/2006" xmlns:aink="http://schemas.microsoft.com/office/drawing/2016/ink" xmlns:am3d="http://schemas.microsoft.com/office/drawing/2017/model3d" xmlns:o="urn:schemas-microsoft-com:office:office" xmlns:oel="http://schemas.microsoft.com/office/2019/extlst" xmlns:r="http://schemas.openxmlformats.org/officeDocument/2006/relationships" xmlns:m="http://schemas.openxmlformats.org/officeDocument/2006/math" xmlns:v="urn:schemas-microsoft-com:vml" xmlns:wp14="http://schemas.microsoft.com/office/word/2010/wordprocessingDrawing" xmlns:wp="http://schemas.openxmlformats.org/drawingml/2006/wordprocessingDrawing" xmlns:w10="urn:schemas-microsoft-com:office:word" xmlns:w="http://schemas.openxmlformats.org/wordprocessingml/2006/main" xmlns:w14="http://schemas.microsoft.com/office/word/2010/wordml" xmlns:w15="http://schemas.microsoft.com/office/word/2012/wordml" xmlns:w16cex="http://schemas.microsoft.com/office/word/2018/wordml/cex" xmlns:w16cid="http://schemas.microsoft.com/office/word/2016/wordml/cid" xmlns:w16="http://schemas.microsoft.com/office/word/2018/wordml" xmlns:w16sdtdh="http://schemas.microsoft.com/office/word/2020/wordml/sdtdatahash" xmlns:w16se="http://schemas.microsoft.com/office/word/2015/wordml/symex" xmlns:wpg="http://schemas.microsoft.com/office/word/2010/wordprocessingGroup" xmlns:wpi="http://schemas.microsoft.com/office/word/2010/wordprocessingInk" xmlns:wne="http://schemas.microsoft.com/office/word/2006/wordml" xmlns:wps="http://schemas.microsoft.com/office/word/2010/wordprocessingShape" mc:Ignorable="w14 w15 w16se w16cid w16 w16cex w16sdtdh wp14">
   <w:body>
     <w:p>
       <w:pPr>
@@ -136,132 +136,7 @@
         <mc:AlternateContent>
           <mc:Choice Requires="wps">
             <w:drawing>
-              <wp:anchor distT="45720" distB="45720" distL="114300" distR="114300" simplePos="0" relativeHeight="251663360" behindDoc="0" locked="0" layoutInCell="1" allowOverlap="1" wp14:anchorId="2E2DABF6" wp14:editId="31F1304D">
-                <wp:simplePos x="0" y="0"/>
-                <wp:positionH relativeFrom="margin">
-                  <wp:posOffset>-320040</wp:posOffset>
-                </wp:positionH>
-                <wp:positionV relativeFrom="paragraph">
-                  <wp:posOffset>449580</wp:posOffset>
-                </wp:positionV>
-                <wp:extent cx="6972300" cy="1895475"/>
-                <wp:effectExtent l="0" t="0" r="0" b="9525"/>
-                <wp:wrapNone/>
-                <wp:docPr id="217" name="Cuadro de texto 2">
-                  <a:extLst xmlns:a="http://schemas.openxmlformats.org/drawingml/2006/main">
-                    <a:ext uri="{C183D7F6-B498-43B3-948B-1728B52AA6E4}">
-                      <adec:decorative xmlns:adec="http://schemas.microsoft.com/office/drawing/2017/decorative" val="1"/>
-                    </a:ext>
-                  </a:extLst>
-                </wp:docPr>
-                <wp:cNvGraphicFramePr>
-                  <a:graphicFrameLocks xmlns:a="http://schemas.openxmlformats.org/drawingml/2006/main"/>
-                </wp:cNvGraphicFramePr>
-                <a:graphic xmlns:a="http://schemas.openxmlformats.org/drawingml/2006/main">
-                  <a:graphicData uri="http://schemas.microsoft.com/office/word/2010/wordprocessingShape">
-                    <wps:wsp>
-                      <wps:cNvSpPr txBox="1">
-                        <a:spLocks noChangeArrowheads="1"/>
-                      </wps:cNvSpPr>
-                      <wps:spPr bwMode="auto">
-                        <a:xfrm>
-                          <a:off x="0" y="0"/>
-                          <a:ext cx="6972300" cy="1895475"/>
-                        </a:xfrm>
-                        <a:prstGeom prst="rect">
-                          <a:avLst/>
-                        </a:prstGeom>
-                        <a:noFill/>
-                        <a:ln>
-                          <a:noFill/>
-                        </a:ln>
-                        <a:effectLst/>
-                      </wps:spPr>
-                      <wps:txbx>
-                        <w:txbxContent>
-                          <w:p>
-                            <w:pPr>
-                              <w:pStyle w:val="TituloPortada"/>
-                              <w:ind w:firstLine="0"/>
-                              <w:rPr>
-                                <w:sz w:val="68"/>
-                                <w:szCs w:val="68"/>
-                                <w:lang w:val="es-CO"/>
-                              </w:rPr>
-                            </w:pPr>
-                            <w:r>
-                              <w:rPr>
-                                <w:bCs/>
-                                <w:sz w:val="68"/>
-                                <w:szCs w:val="68"/>
-                                <w:lang w:val="es-ES"/>
-                              </w:rPr>
-                              <w:t>Fundamentos y uso del entorno de Microsoft PowerPoint para la creación de diapositivas</w:t>
-                            </w:r>
-                          </w:p>
-                        </w:txbxContent>
-                      </wps:txbx>
-                      <wps:bodyPr rot="0" vert="horz" wrap="square" lIns="91440" tIns="45720" rIns="91440" bIns="45720" anchor="t" anchorCtr="0">
-                        <a:noAutofit/>
-                      </wps:bodyPr>
-                    </wps:wsp>
-                  </a:graphicData>
-                </a:graphic>
-                <wp14:sizeRelH relativeFrom="margin">
-                  <wp14:pctWidth>0</wp14:pctWidth>
-                </wp14:sizeRelH>
-                <wp14:sizeRelV relativeFrom="margin">
-                  <wp14:pctHeight>0</wp14:pctHeight>
-                </wp14:sizeRelV>
-              </wp:anchor>
-            </w:drawing>
-          </mc:Choice>
-          <mc:Fallback>
-            <w:pict>
-              <v:shapetype w14:anchorId="2E2DABF6" id="_x0000_t202" coordsize="21600,21600" o:spt="202" path="m,l,21600r21600,l21600,xe">
-                <v:stroke joinstyle="miter"/>
-                <v:path gradientshapeok="t" o:connecttype="rect"/>
-              </v:shapetype>
-              <v:shape id="Cuadro de texto 2" o:spid="_x0000_s1026" type="#_x0000_t202" alt="&quot;&quot;" style="position:absolute;left:0;text-align:left;margin-left:-25.2pt;margin-top:35.4pt;width:549pt;height:149.25pt;z-index:251663360;visibility:visible;mso-wrap-style:square;mso-width-percent:0;mso-height-percent:0;mso-wrap-distance-left:9pt;mso-wrap-distance-top:3.6pt;mso-wrap-distance-right:9pt;mso-wrap-distance-bottom:3.6pt;mso-position-horizontal:absolute;mso-position-horizontal-relative:margin;mso-position-vertical:absolute;mso-position-vertical-relative:text;mso-width-percent:0;mso-height-percent:0;mso-width-relative:margin;mso-height-relative:margin;v-text-anchor:top" o:gfxdata="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" filled="f" stroked="f">
-                <v:textbox>
-                  <w:txbxContent>
-                    <w:p>
-                      <w:pPr>
-                        <w:pStyle w:val="TituloPortada"/>
-                        <w:ind w:firstLine="0"/>
-                        <w:rPr>
-                          <w:sz w:val="68"/>
-                          <w:szCs w:val="68"/>
-                          <w:lang w:val="es-CO"/>
-                        </w:rPr>
-                      </w:pPr>
-                      <w:r>
-                        <w:rPr>
-                          <w:bCs/>
-                          <w:sz w:val="68"/>
-                          <w:szCs w:val="68"/>
-                          <w:lang w:val="es-ES"/>
-                        </w:rPr>
-                        <w:t>Fundamentos y uso del entorno de Microsoft PowerPoint para la creación de diapositivas</w:t>
-                      </w:r>
-                    </w:p>
-                  </w:txbxContent>
-                </v:textbox>
-                <w10:wrap anchorx="margin"/>
-              </v:shape>
-            </w:pict>
-          </mc:Fallback>
-        </mc:AlternateContent>
-      </w:r>
-      <w:r>
-        <w:rPr>
-          <w:noProof/>
-          <w:lang w:eastAsia="es-CO"/>
-        </w:rPr>
-        <mc:AlternateContent>
-          <mc:Choice Requires="wps">
-            <w:drawing>
-              <wp:anchor distT="0" distB="0" distL="114300" distR="114300" simplePos="0" relativeHeight="251661312" behindDoc="1" locked="0" layoutInCell="1" allowOverlap="1" wp14:anchorId="0853532D" wp14:editId="347E4CDE">
+              <wp:anchor distT="0" distB="0" distL="114300" distR="114300" simplePos="0" relativeHeight="251661312" behindDoc="1" locked="0" layoutInCell="1" allowOverlap="1" wp14:anchorId="0853532D" wp14:editId="2207B09E">
                 <wp:simplePos x="0" y="0"/>
                 <wp:positionH relativeFrom="column">
                   <wp:posOffset>-710565</wp:posOffset>
@@ -330,9 +205,9 @@
               </wp:anchor>
             </w:drawing>
           </mc:Choice>
-          <mc:Fallback xmlns:asvg="http://schemas.microsoft.com/office/drawing/2016/SVG/main" xmlns:a14="http://schemas.microsoft.com/office/drawing/2010/main" xmlns:pic="http://schemas.openxmlformats.org/drawingml/2006/picture" xmlns:adec="http://schemas.microsoft.com/office/drawing/2017/decorative" xmlns:a="http://schemas.openxmlformats.org/drawingml/2006/main">
+          <mc:Fallback>
             <w:pict>
-              <v:rect id="Rectángulo 3" style="position:absolute;margin-left:-55.95pt;margin-top:26.4pt;width:613.85pt;height:164.25pt;z-index:-251655168;visibility:visible;mso-wrap-style:square;mso-height-percent:0;mso-wrap-distance-left:9pt;mso-wrap-distance-top:0;mso-wrap-distance-right:9pt;mso-wrap-distance-bottom:0;mso-position-horizontal:absolute;mso-position-horizontal-relative:text;mso-position-vertical:absolute;mso-position-vertical-relative:text;mso-height-percent:0;mso-height-relative:margin;v-text-anchor:middle" alt="&quot;&quot;" o:spid="_x0000_s1026" fillcolor="#00314d" stroked="f" strokeweight="1pt" w14:anchorId="4C256C62" o:gfxdata="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"/>
+              <v:rect w14:anchorId="14D68E99" id="Rectángulo 3" o:spid="_x0000_s1026" alt="&quot;&quot;" style="position:absolute;margin-left:-55.95pt;margin-top:26.4pt;width:613.85pt;height:164.25pt;z-index:-251655168;visibility:visible;mso-wrap-style:square;mso-height-percent:0;mso-wrap-distance-left:9pt;mso-wrap-distance-top:0;mso-wrap-distance-right:9pt;mso-wrap-distance-bottom:0;mso-position-horizontal:absolute;mso-position-horizontal-relative:text;mso-position-vertical:absolute;mso-position-vertical-relative:text;mso-height-percent:0;mso-height-relative:margin;v-text-anchor:middle" o:gfxdata="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" fillcolor="#00314d" stroked="f" strokeweight="1pt"/>
             </w:pict>
           </mc:Fallback>
         </mc:AlternateContent>
@@ -349,6 +224,131 @@
           <w14:ligatures w14:val="none"/>
         </w:rPr>
       </w:pPr>
+      <w:r>
+        <w:rPr>
+          <w:noProof/>
+          <w:lang w:eastAsia="es-CO"/>
+        </w:rPr>
+        <mc:AlternateContent>
+          <mc:Choice Requires="wps">
+            <w:drawing>
+              <wp:anchor distT="45720" distB="45720" distL="114300" distR="114300" simplePos="0" relativeHeight="251663360" behindDoc="0" locked="0" layoutInCell="1" allowOverlap="1" wp14:anchorId="2E2DABF6" wp14:editId="2C6D0744">
+                <wp:simplePos x="0" y="0"/>
+                <wp:positionH relativeFrom="margin">
+                  <wp:posOffset>-320040</wp:posOffset>
+                </wp:positionH>
+                <wp:positionV relativeFrom="paragraph">
+                  <wp:posOffset>327660</wp:posOffset>
+                </wp:positionV>
+                <wp:extent cx="6972300" cy="1228725"/>
+                <wp:effectExtent l="0" t="0" r="0" b="9525"/>
+                <wp:wrapNone/>
+                <wp:docPr id="217" name="Cuadro de texto 2">
+                  <a:extLst xmlns:a="http://schemas.openxmlformats.org/drawingml/2006/main">
+                    <a:ext uri="{C183D7F6-B498-43B3-948B-1728B52AA6E4}">
+                      <adec:decorative xmlns:adec="http://schemas.microsoft.com/office/drawing/2017/decorative" val="1"/>
+                    </a:ext>
+                  </a:extLst>
+                </wp:docPr>
+                <wp:cNvGraphicFramePr>
+                  <a:graphicFrameLocks xmlns:a="http://schemas.openxmlformats.org/drawingml/2006/main"/>
+                </wp:cNvGraphicFramePr>
+                <a:graphic xmlns:a="http://schemas.openxmlformats.org/drawingml/2006/main">
+                  <a:graphicData uri="http://schemas.microsoft.com/office/word/2010/wordprocessingShape">
+                    <wps:wsp>
+                      <wps:cNvSpPr txBox="1">
+                        <a:spLocks noChangeArrowheads="1"/>
+                      </wps:cNvSpPr>
+                      <wps:spPr bwMode="auto">
+                        <a:xfrm>
+                          <a:off x="0" y="0"/>
+                          <a:ext cx="6972300" cy="1228725"/>
+                        </a:xfrm>
+                        <a:prstGeom prst="rect">
+                          <a:avLst/>
+                        </a:prstGeom>
+                        <a:noFill/>
+                        <a:ln>
+                          <a:noFill/>
+                        </a:ln>
+                        <a:effectLst/>
+                      </wps:spPr>
+                      <wps:txbx>
+                        <w:txbxContent>
+                          <w:p>
+                            <w:pPr>
+                              <w:pStyle w:val="TituloPortada"/>
+                              <w:ind w:firstLine="0"/>
+                              <w:rPr>
+                                <w:sz w:val="56"/>
+                                <w:szCs w:val="56"/>
+                                <w:lang w:val="es-CO"/>
+                              </w:rPr>
+                            </w:pPr>
+                            <w:r>
+                              <w:rPr>
+                                <w:bCs/>
+                                <w:sz w:val="56"/>
+                                <w:szCs w:val="56"/>
+                                <w:lang w:val="es-ES"/>
+                              </w:rPr>
+                              <w:t>Fundamentos y uso del entorno de Microsoft PowerPoint para la creación de diapositivas</w:t>
+                            </w:r>
+                          </w:p>
+                        </w:txbxContent>
+                      </wps:txbx>
+                      <wps:bodyPr rot="0" vert="horz" wrap="square" lIns="91440" tIns="45720" rIns="91440" bIns="45720" anchor="t" anchorCtr="0">
+                        <a:noAutofit/>
+                      </wps:bodyPr>
+                    </wps:wsp>
+                  </a:graphicData>
+                </a:graphic>
+                <wp14:sizeRelH relativeFrom="margin">
+                  <wp14:pctWidth>0</wp14:pctWidth>
+                </wp14:sizeRelH>
+                <wp14:sizeRelV relativeFrom="margin">
+                  <wp14:pctHeight>0</wp14:pctHeight>
+                </wp14:sizeRelV>
+              </wp:anchor>
+            </w:drawing>
+          </mc:Choice>
+          <mc:Fallback>
+            <w:pict>
+              <v:shapetype w14:anchorId="2E2DABF6" id="_x0000_t202" coordsize="21600,21600" o:spt="202" path="m,l,21600r21600,l21600,xe">
+                <v:stroke joinstyle="miter"/>
+                <v:path gradientshapeok="t" o:connecttype="rect"/>
+              </v:shapetype>
+              <v:shape id="Cuadro de texto 2" o:spid="_x0000_s1026" type="#_x0000_t202" alt="&quot;&quot;" style="position:absolute;left:0;text-align:left;margin-left:-25.2pt;margin-top:25.8pt;width:549pt;height:96.75pt;z-index:251663360;visibility:visible;mso-wrap-style:square;mso-width-percent:0;mso-height-percent:0;mso-wrap-distance-left:9pt;mso-wrap-distance-top:3.6pt;mso-wrap-distance-right:9pt;mso-wrap-distance-bottom:3.6pt;mso-position-horizontal:absolute;mso-position-horizontal-relative:margin;mso-position-vertical:absolute;mso-position-vertical-relative:text;mso-width-percent:0;mso-height-percent:0;mso-width-relative:margin;mso-height-relative:margin;v-text-anchor:top" o:gfxdata="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" filled="f" stroked="f">
+                <v:textbox>
+                  <w:txbxContent>
+                    <w:p>
+                      <w:pPr>
+                        <w:pStyle w:val="TituloPortada"/>
+                        <w:ind w:firstLine="0"/>
+                        <w:rPr>
+                          <w:sz w:val="56"/>
+                          <w:szCs w:val="56"/>
+                          <w:lang w:val="es-CO"/>
+                        </w:rPr>
+                      </w:pPr>
+                      <w:r>
+                        <w:rPr>
+                          <w:bCs/>
+                          <w:sz w:val="56"/>
+                          <w:szCs w:val="56"/>
+                          <w:lang w:val="es-ES"/>
+                        </w:rPr>
+                        <w:t>Fundamentos y uso del entorno de Microsoft PowerPoint para la creación de diapositivas</w:t>
+                      </w:r>
+                    </w:p>
+                  </w:txbxContent>
+                </v:textbox>
+                <w10:wrap anchorx="margin"/>
+              </v:shape>
+            </w:pict>
+          </mc:Fallback>
+        </mc:AlternateContent>
+      </w:r>
     </w:p>
     <w:p>
       <w:pPr>
@@ -523,10 +523,9 @@
             <w:rPr>
               <w:rFonts w:eastAsiaTheme="minorEastAsia"/>
               <w:noProof/>
-              <w:kern w:val="0"/>
-              <w:sz w:val="22"/>
-              <w:lang w:eastAsia="es-CO"/>
-              <w14:ligatures w14:val="none"/>
+              <w:sz w:val="24"/>
+              <w:szCs w:val="24"/>
+              <w:lang w:val="es-ES" w:eastAsia="es-ES"/>
             </w:rPr>
           </w:pPr>
           <w:r>
@@ -538,7 +537,7 @@
           <w:r>
             <w:fldChar w:fldCharType="separate"/>
           </w:r>
-          <w:hyperlink w:anchor="_Toc231389897" w:history="1">
+          <w:hyperlink w:anchor="_Toc235527660" w:history="1">
             <w:r>
               <w:rPr>
                 <w:rStyle w:val="Hipervnculo"/>
@@ -565,7 +564,7 @@
                 <w:noProof/>
                 <w:webHidden/>
               </w:rPr>
-              <w:instrText xml:space="preserve"> PAGEREF _Toc231389897 \h </w:instrText>
+              <w:instrText xml:space="preserve"> PAGEREF _Toc235527660 \h </w:instrText>
             </w:r>
             <w:r>
               <w:rPr>
@@ -605,13 +604,12 @@
             <w:rPr>
               <w:rFonts w:eastAsiaTheme="minorEastAsia"/>
               <w:noProof/>
-              <w:kern w:val="0"/>
-              <w:sz w:val="22"/>
-              <w:lang w:eastAsia="es-CO"/>
-              <w14:ligatures w14:val="none"/>
+              <w:sz w:val="24"/>
+              <w:szCs w:val="24"/>
+              <w:lang w:val="es-ES" w:eastAsia="es-ES"/>
             </w:rPr>
           </w:pPr>
-          <w:hyperlink w:anchor="_Toc231389898" w:history="1">
+          <w:hyperlink w:anchor="_Toc235527661" w:history="1">
             <w:r>
               <w:rPr>
                 <w:rStyle w:val="Hipervnculo"/>
@@ -638,7 +636,7 @@
                 <w:noProof/>
                 <w:webHidden/>
               </w:rPr>
-              <w:instrText xml:space="preserve"> PAGEREF _Toc231389898 \h </w:instrText>
+              <w:instrText xml:space="preserve"> PAGEREF _Toc235527661 \h </w:instrText>
             </w:r>
             <w:r>
               <w:rPr>
@@ -678,13 +676,12 @@
             <w:rPr>
               <w:rFonts w:eastAsiaTheme="minorEastAsia"/>
               <w:noProof/>
-              <w:kern w:val="0"/>
-              <w:sz w:val="22"/>
-              <w:lang w:eastAsia="es-CO"/>
-              <w14:ligatures w14:val="none"/>
+              <w:sz w:val="24"/>
+              <w:szCs w:val="24"/>
+              <w:lang w:val="es-ES" w:eastAsia="es-ES"/>
             </w:rPr>
           </w:pPr>
-          <w:hyperlink w:anchor="_Toc231389899" w:history="1">
+          <w:hyperlink w:anchor="_Toc235527662" w:history="1">
             <w:r>
               <w:rPr>
                 <w:rStyle w:val="Hipervnculo"/>
@@ -711,7 +708,7 @@
                 <w:noProof/>
                 <w:webHidden/>
               </w:rPr>
-              <w:instrText xml:space="preserve"> PAGEREF _Toc231389899 \h </w:instrText>
+              <w:instrText xml:space="preserve"> PAGEREF _Toc235527662 \h </w:instrText>
             </w:r>
             <w:r>
               <w:rPr>
@@ -751,13 +748,12 @@
             <w:rPr>
               <w:rFonts w:eastAsiaTheme="minorEastAsia"/>
               <w:noProof/>
-              <w:kern w:val="0"/>
-              <w:sz w:val="22"/>
-              <w:lang w:eastAsia="es-CO"/>
-              <w14:ligatures w14:val="none"/>
+              <w:sz w:val="24"/>
+              <w:szCs w:val="24"/>
+              <w:lang w:val="es-ES" w:eastAsia="es-ES"/>
             </w:rPr>
           </w:pPr>
-          <w:hyperlink w:anchor="_Toc231389900" w:history="1">
+          <w:hyperlink w:anchor="_Toc235527663" w:history="1">
             <w:r>
               <w:rPr>
                 <w:rStyle w:val="Hipervnculo"/>
@@ -799,7 +795,7 @@
                 <w:noProof/>
                 <w:webHidden/>
               </w:rPr>
-              <w:instrText xml:space="preserve"> PAGEREF _Toc231389900 \h </w:instrText>
+              <w:instrText xml:space="preserve"> PAGEREF _Toc235527663 \h </w:instrText>
             </w:r>
             <w:r>
               <w:rPr>
@@ -839,13 +835,12 @@
             <w:rPr>
               <w:rFonts w:eastAsiaTheme="minorEastAsia"/>
               <w:noProof/>
-              <w:kern w:val="0"/>
-              <w:sz w:val="22"/>
-              <w:lang w:eastAsia="es-CO"/>
-              <w14:ligatures w14:val="none"/>
+              <w:sz w:val="24"/>
+              <w:szCs w:val="24"/>
+              <w:lang w:val="es-ES" w:eastAsia="es-ES"/>
             </w:rPr>
           </w:pPr>
-          <w:hyperlink w:anchor="_Toc231389901" w:history="1">
+          <w:hyperlink w:anchor="_Toc235527664" w:history="1">
             <w:r>
               <w:rPr>
                 <w:rStyle w:val="Hipervnculo"/>
@@ -872,7 +867,7 @@
                 <w:noProof/>
                 <w:webHidden/>
               </w:rPr>
-              <w:instrText xml:space="preserve"> PAGEREF _Toc231389901 \h </w:instrText>
+              <w:instrText xml:space="preserve"> PAGEREF _Toc235527664 \h </w:instrText>
             </w:r>
             <w:r>
               <w:rPr>
@@ -912,19 +907,18 @@
             <w:rPr>
               <w:rFonts w:eastAsiaTheme="minorEastAsia"/>
               <w:noProof/>
-              <w:kern w:val="0"/>
-              <w:sz w:val="22"/>
-              <w:lang w:eastAsia="es-CO"/>
-              <w14:ligatures w14:val="none"/>
+              <w:sz w:val="24"/>
+              <w:szCs w:val="24"/>
+              <w:lang w:val="es-ES" w:eastAsia="es-ES"/>
             </w:rPr>
           </w:pPr>
-          <w:hyperlink w:anchor="_Toc231389902" w:history="1">
+          <w:hyperlink w:anchor="_Toc235527665" w:history="1">
             <w:r>
               <w:rPr>
                 <w:rStyle w:val="Hipervnculo"/>
                 <w:noProof/>
               </w:rPr>
-              <w:t>2. Contextualización del uso profesional de Microsoft PowerPoint</w:t>
+              <w:t>2. Reconocimiento del entorno de Microsoft PowerPoint</w:t>
             </w:r>
             <w:r>
               <w:rPr>
@@ -945,7 +939,7 @@
                 <w:noProof/>
                 <w:webHidden/>
               </w:rPr>
-              <w:instrText xml:space="preserve"> PAGEREF _Toc231389902 \h </w:instrText>
+              <w:instrText xml:space="preserve"> PAGEREF _Toc235527665 \h </w:instrText>
             </w:r>
             <w:r>
               <w:rPr>
@@ -985,13 +979,12 @@
             <w:rPr>
               <w:rFonts w:eastAsiaTheme="minorEastAsia"/>
               <w:noProof/>
-              <w:kern w:val="0"/>
-              <w:sz w:val="22"/>
-              <w:lang w:eastAsia="es-CO"/>
-              <w14:ligatures w14:val="none"/>
+              <w:sz w:val="24"/>
+              <w:szCs w:val="24"/>
+              <w:lang w:val="es-ES" w:eastAsia="es-ES"/>
             </w:rPr>
           </w:pPr>
-          <w:hyperlink w:anchor="_Toc231389903" w:history="1">
+          <w:hyperlink w:anchor="_Toc235527666" w:history="1">
             <w:r>
               <w:rPr>
                 <w:rStyle w:val="Hipervnculo"/>
@@ -1018,7 +1011,7 @@
                 <w:noProof/>
                 <w:webHidden/>
               </w:rPr>
-              <w:instrText xml:space="preserve"> PAGEREF _Toc231389903 \h </w:instrText>
+              <w:instrText xml:space="preserve"> PAGEREF _Toc235527666 \h </w:instrText>
             </w:r>
             <w:r>
               <w:rPr>
@@ -1058,20 +1051,71 @@
             <w:rPr>
               <w:rFonts w:eastAsiaTheme="minorEastAsia"/>
               <w:noProof/>
-              <w:kern w:val="0"/>
-              <w:sz w:val="22"/>
-              <w:lang w:eastAsia="es-CO"/>
-              <w14:ligatures w14:val="none"/>
+              <w:sz w:val="24"/>
+              <w:szCs w:val="24"/>
+              <w:lang w:val="es-ES" w:eastAsia="es-ES"/>
             </w:rPr>
           </w:pPr>
-          <w:hyperlink w:anchor="_Toc231389904" w:history="1">
+          <w:hyperlink w:anchor="_Toc235527667" w:history="1">
             <w:r>
               <w:rPr>
                 <w:rStyle w:val="Hipervnculo"/>
                 <w:noProof/>
                 <w:spacing w:val="20"/>
               </w:rPr>
-              <w:t>2.2. Configuración del entorno según el tipo de proyecto</w:t>
+              <w:t>2.2.</w:t>
+            </w:r>
+            <w:r>
+              <w:rPr>
+                <w:rStyle w:val="Hipervnculo"/>
+                <w:noProof/>
+              </w:rPr>
+              <w:t xml:space="preserve"> Configuración</w:t>
+            </w:r>
+            <w:r>
+              <w:rPr>
+                <w:rStyle w:val="Hipervnculo"/>
+                <w:noProof/>
+                <w:spacing w:val="20"/>
+              </w:rPr>
+              <w:t xml:space="preserve"> </w:t>
+            </w:r>
+            <w:r>
+              <w:rPr>
+                <w:rStyle w:val="Hipervnculo"/>
+                <w:noProof/>
+              </w:rPr>
+              <w:t>del entorno</w:t>
+            </w:r>
+            <w:r>
+              <w:rPr>
+                <w:rStyle w:val="Hipervnculo"/>
+                <w:noProof/>
+                <w:spacing w:val="20"/>
+              </w:rPr>
+              <w:t xml:space="preserve"> </w:t>
+            </w:r>
+            <w:r>
+              <w:rPr>
+                <w:rStyle w:val="Hipervnculo"/>
+                <w:noProof/>
+              </w:rPr>
+              <w:t>según el tipo de</w:t>
+            </w:r>
+            <w:r>
+              <w:rPr>
+                <w:rStyle w:val="Hipervnculo"/>
+                <w:noProof/>
+                <w:spacing w:val="20"/>
+              </w:rPr>
+              <w:t xml:space="preserve"> </w:t>
+            </w:r>
+            <w:r>
+              <w:rPr>
+                <w:rStyle w:val="Hipervnculo"/>
+                <w:noProof/>
+              </w:rPr>
+              <w:t>proyecto</w:t>
             </w:r>
             <w:r>
               <w:rPr>
@@ -1092,7 +1136,7 @@
                 <w:noProof/>
                 <w:webHidden/>
               </w:rPr>
-              <w:instrText xml:space="preserve"> PAGEREF _Toc231389904 \h </w:instrText>
+              <w:instrText xml:space="preserve"> PAGEREF _Toc235527667 \h </w:instrText>
             </w:r>
             <w:r>
               <w:rPr>
@@ -1132,13 +1176,12 @@
             <w:rPr>
               <w:rFonts w:eastAsiaTheme="minorEastAsia"/>
               <w:noProof/>
-              <w:kern w:val="0"/>
-              <w:sz w:val="22"/>
-              <w:lang w:eastAsia="es-CO"/>
-              <w14:ligatures w14:val="none"/>
+              <w:sz w:val="24"/>
+              <w:szCs w:val="24"/>
+              <w:lang w:val="es-ES" w:eastAsia="es-ES"/>
             </w:rPr>
           </w:pPr>
-          <w:hyperlink w:anchor="_Toc231389905" w:history="1">
+          <w:hyperlink w:anchor="_Toc235527668" w:history="1">
             <w:r>
               <w:rPr>
                 <w:rStyle w:val="Hipervnculo"/>
@@ -1165,7 +1208,7 @@
                 <w:noProof/>
                 <w:webHidden/>
               </w:rPr>
-              <w:instrText xml:space="preserve"> PAGEREF _Toc231389905 \h </w:instrText>
+              <w:instrText xml:space="preserve"> PAGEREF _Toc235527668 \h </w:instrText>
             </w:r>
             <w:r>
               <w:rPr>
@@ -1205,13 +1248,12 @@
             <w:rPr>
               <w:rFonts w:eastAsiaTheme="minorEastAsia"/>
               <w:noProof/>
-              <w:kern w:val="0"/>
-              <w:sz w:val="22"/>
-              <w:lang w:eastAsia="es-CO"/>
-              <w14:ligatures w14:val="none"/>
+              <w:sz w:val="24"/>
+              <w:szCs w:val="24"/>
+              <w:lang w:val="es-ES" w:eastAsia="es-ES"/>
             </w:rPr>
           </w:pPr>
-          <w:hyperlink w:anchor="_Toc231389906" w:history="1">
+          <w:hyperlink w:anchor="_Toc235527669" w:history="1">
             <w:r>
               <w:rPr>
                 <w:rStyle w:val="Hipervnculo"/>
@@ -1238,7 +1280,7 @@
                 <w:noProof/>
                 <w:webHidden/>
               </w:rPr>
-              <w:instrText xml:space="preserve"> PAGEREF _Toc231389906 \h </w:instrText>
+              <w:instrText xml:space="preserve"> PAGEREF _Toc235527669 \h </w:instrText>
             </w:r>
             <w:r>
               <w:rPr>
@@ -1278,13 +1320,12 @@
             <w:rPr>
               <w:rFonts w:eastAsiaTheme="minorEastAsia"/>
               <w:noProof/>
-              <w:kern w:val="0"/>
-              <w:sz w:val="22"/>
-              <w:lang w:eastAsia="es-CO"/>
-              <w14:ligatures w14:val="none"/>
+              <w:sz w:val="24"/>
+              <w:szCs w:val="24"/>
+              <w:lang w:val="es-ES" w:eastAsia="es-ES"/>
             </w:rPr>
           </w:pPr>
-          <w:hyperlink w:anchor="_Toc231389907" w:history="1">
+          <w:hyperlink w:anchor="_Toc235527670" w:history="1">
             <w:r>
               <w:rPr>
                 <w:rStyle w:val="Hipervnculo"/>
@@ -1311,7 +1352,7 @@
                 <w:noProof/>
                 <w:webHidden/>
               </w:rPr>
-              <w:instrText xml:space="preserve"> PAGEREF _Toc231389907 \h </w:instrText>
+              <w:instrText xml:space="preserve"> PAGEREF _Toc235527670 \h </w:instrText>
             </w:r>
             <w:r>
               <w:rPr>
@@ -1351,13 +1392,12 @@
             <w:rPr>
               <w:rFonts w:eastAsiaTheme="minorEastAsia"/>
               <w:noProof/>
-              <w:kern w:val="0"/>
-              <w:sz w:val="22"/>
-              <w:lang w:eastAsia="es-CO"/>
-              <w14:ligatures w14:val="none"/>
+              <w:sz w:val="24"/>
+              <w:szCs w:val="24"/>
+              <w:lang w:val="es-ES" w:eastAsia="es-ES"/>
             </w:rPr>
           </w:pPr>
-          <w:hyperlink w:anchor="_Toc231389908" w:history="1">
+          <w:hyperlink w:anchor="_Toc235527671" w:history="1">
             <w:r>
               <w:rPr>
                 <w:rStyle w:val="Hipervnculo"/>
@@ -1384,7 +1424,7 @@
                 <w:noProof/>
                 <w:webHidden/>
               </w:rPr>
-              <w:instrText xml:space="preserve"> PAGEREF _Toc231389908 \h </w:instrText>
+              <w:instrText xml:space="preserve"> PAGEREF _Toc235527671 \h </w:instrText>
             </w:r>
             <w:r>
               <w:rPr>
@@ -1424,13 +1464,12 @@
             <w:rPr>
               <w:rFonts w:eastAsiaTheme="minorEastAsia"/>
               <w:noProof/>
-              <w:kern w:val="0"/>
-              <w:sz w:val="22"/>
-              <w:lang w:eastAsia="es-CO"/>
-              <w14:ligatures w14:val="none"/>
+              <w:sz w:val="24"/>
+              <w:szCs w:val="24"/>
+              <w:lang w:val="es-ES" w:eastAsia="es-ES"/>
             </w:rPr>
           </w:pPr>
-          <w:hyperlink w:anchor="_Toc231389909" w:history="1">
+          <w:hyperlink w:anchor="_Toc235527672" w:history="1">
             <w:r>
               <w:rPr>
                 <w:rStyle w:val="Hipervnculo"/>
@@ -1457,7 +1496,7 @@
                 <w:noProof/>
                 <w:webHidden/>
               </w:rPr>
-              <w:instrText xml:space="preserve"> PAGEREF _Toc231389909 \h </w:instrText>
+              <w:instrText xml:space="preserve"> PAGEREF _Toc235527672 \h </w:instrText>
             </w:r>
             <w:r>
               <w:rPr>
@@ -1497,13 +1536,12 @@
             <w:rPr>
               <w:rFonts w:eastAsiaTheme="minorEastAsia"/>
               <w:noProof/>
-              <w:kern w:val="0"/>
-              <w:sz w:val="22"/>
-              <w:lang w:eastAsia="es-CO"/>
-              <w14:ligatures w14:val="none"/>
+              <w:sz w:val="24"/>
+              <w:szCs w:val="24"/>
+              <w:lang w:val="es-ES" w:eastAsia="es-ES"/>
             </w:rPr>
           </w:pPr>
-          <w:hyperlink w:anchor="_Toc231389910" w:history="1">
+          <w:hyperlink w:anchor="_Toc235527673" w:history="1">
             <w:r>
               <w:rPr>
                 <w:rStyle w:val="Hipervnculo"/>
@@ -1530,7 +1568,7 @@
                 <w:noProof/>
                 <w:webHidden/>
               </w:rPr>
-              <w:instrText xml:space="preserve"> PAGEREF _Toc231389910 \h </w:instrText>
+              <w:instrText xml:space="preserve"> PAGEREF _Toc235527673 \h </w:instrText>
             </w:r>
             <w:r>
               <w:rPr>
@@ -1570,13 +1608,12 @@
             <w:rPr>
               <w:rFonts w:eastAsiaTheme="minorEastAsia"/>
               <w:noProof/>
-              <w:kern w:val="0"/>
-              <w:sz w:val="22"/>
-              <w:lang w:eastAsia="es-CO"/>
-              <w14:ligatures w14:val="none"/>
+              <w:sz w:val="24"/>
+              <w:szCs w:val="24"/>
+              <w:lang w:val="es-ES" w:eastAsia="es-ES"/>
             </w:rPr>
           </w:pPr>
-          <w:hyperlink w:anchor="_Toc231389911" w:history="1">
+          <w:hyperlink w:anchor="_Toc235527674" w:history="1">
             <w:r>
               <w:rPr>
                 <w:rStyle w:val="Hipervnculo"/>
@@ -1603,7 +1640,7 @@
                 <w:noProof/>
                 <w:webHidden/>
               </w:rPr>
-              <w:instrText xml:space="preserve"> PAGEREF _Toc231389911 \h </w:instrText>
+              <w:instrText xml:space="preserve"> PAGEREF _Toc235527674 \h </w:instrText>
             </w:r>
             <w:r>
               <w:rPr>
@@ -1643,13 +1680,12 @@
             <w:rPr>
               <w:rFonts w:eastAsiaTheme="minorEastAsia"/>
               <w:noProof/>
-              <w:kern w:val="0"/>
-              <w:sz w:val="22"/>
-              <w:lang w:eastAsia="es-CO"/>
-              <w14:ligatures w14:val="none"/>
+              <w:sz w:val="24"/>
+              <w:szCs w:val="24"/>
+              <w:lang w:val="es-ES" w:eastAsia="es-ES"/>
             </w:rPr>
           </w:pPr>
-          <w:hyperlink w:anchor="_Toc231389912" w:history="1">
+          <w:hyperlink w:anchor="_Toc235527675" w:history="1">
             <w:r>
               <w:rPr>
                 <w:rStyle w:val="Hipervnculo"/>
@@ -1676,7 +1712,7 @@
                 <w:noProof/>
                 <w:webHidden/>
               </w:rPr>
-              <w:instrText xml:space="preserve"> PAGEREF _Toc231389912 \h </w:instrText>
+              <w:instrText xml:space="preserve"> PAGEREF _Toc235527675 \h </w:instrText>
             </w:r>
             <w:r>
               <w:rPr>
@@ -1716,13 +1752,12 @@
             <w:rPr>
               <w:rFonts w:eastAsiaTheme="minorEastAsia"/>
               <w:noProof/>
-              <w:kern w:val="0"/>
-              <w:sz w:val="22"/>
-              <w:lang w:eastAsia="es-CO"/>
-              <w14:ligatures w14:val="none"/>
+              <w:sz w:val="24"/>
+              <w:szCs w:val="24"/>
+              <w:lang w:val="es-ES" w:eastAsia="es-ES"/>
             </w:rPr>
           </w:pPr>
-          <w:hyperlink w:anchor="_Toc231389913" w:history="1">
+          <w:hyperlink w:anchor="_Toc235527676" w:history="1">
             <w:r>
               <w:rPr>
                 <w:rStyle w:val="Hipervnculo"/>
@@ -1749,7 +1784,7 @@
                 <w:noProof/>
                 <w:webHidden/>
               </w:rPr>
-              <w:instrText xml:space="preserve"> PAGEREF _Toc231389913 \h </w:instrText>
+              <w:instrText xml:space="preserve"> PAGEREF _Toc235527676 \h </w:instrText>
             </w:r>
             <w:r>
               <w:rPr>
@@ -1789,13 +1824,12 @@
             <w:rPr>
               <w:rFonts w:eastAsiaTheme="minorEastAsia"/>
               <w:noProof/>
-              <w:kern w:val="0"/>
-              <w:sz w:val="22"/>
-              <w:lang w:eastAsia="es-CO"/>
-              <w14:ligatures w14:val="none"/>
+              <w:sz w:val="24"/>
+              <w:szCs w:val="24"/>
+              <w:lang w:val="es-ES" w:eastAsia="es-ES"/>
             </w:rPr>
           </w:pPr>
-          <w:hyperlink w:anchor="_Toc231389914" w:history="1">
+          <w:hyperlink w:anchor="_Toc235527677" w:history="1">
             <w:r>
               <w:rPr>
                 <w:rStyle w:val="Hipervnculo"/>
@@ -1822,7 +1856,7 @@
                 <w:noProof/>
                 <w:webHidden/>
               </w:rPr>
-              <w:instrText xml:space="preserve"> PAGEREF _Toc231389914 \h </w:instrText>
+              <w:instrText xml:space="preserve"> PAGEREF _Toc235527677 \h </w:instrText>
             </w:r>
             <w:r>
               <w:rPr>
@@ -1842,7 +1876,7 @@
                 <w:noProof/>
                 <w:webHidden/>
               </w:rPr>
-              <w:t>33</w:t>
+              <w:t>32</w:t>
             </w:r>
             <w:r>
               <w:rPr>
@@ -1862,13 +1896,12 @@
             <w:rPr>
               <w:rFonts w:eastAsiaTheme="minorEastAsia"/>
               <w:noProof/>
-              <w:kern w:val="0"/>
-              <w:sz w:val="22"/>
-              <w:lang w:eastAsia="es-CO"/>
-              <w14:ligatures w14:val="none"/>
+              <w:sz w:val="24"/>
+              <w:szCs w:val="24"/>
+              <w:lang w:val="es-ES" w:eastAsia="es-ES"/>
             </w:rPr>
           </w:pPr>
-          <w:hyperlink w:anchor="_Toc231389915" w:history="1">
+          <w:hyperlink w:anchor="_Toc235527678" w:history="1">
             <w:r>
               <w:rPr>
                 <w:rStyle w:val="Hipervnculo"/>
@@ -1895,7 +1928,7 @@
                 <w:noProof/>
                 <w:webHidden/>
               </w:rPr>
-              <w:instrText xml:space="preserve"> PAGEREF _Toc231389915 \h </w:instrText>
+              <w:instrText xml:space="preserve"> PAGEREF _Toc235527678 \h </w:instrText>
             </w:r>
             <w:r>
               <w:rPr>
@@ -1915,7 +1948,7 @@
                 <w:noProof/>
                 <w:webHidden/>
               </w:rPr>
-              <w:t>37</w:t>
+              <w:t>36</w:t>
             </w:r>
             <w:r>
               <w:rPr>
@@ -1935,13 +1968,12 @@
             <w:rPr>
               <w:rFonts w:eastAsiaTheme="minorEastAsia"/>
               <w:noProof/>
-              <w:kern w:val="0"/>
-              <w:sz w:val="22"/>
-              <w:lang w:eastAsia="es-CO"/>
-              <w14:ligatures w14:val="none"/>
+              <w:sz w:val="24"/>
+              <w:szCs w:val="24"/>
+              <w:lang w:val="es-ES" w:eastAsia="es-ES"/>
             </w:rPr>
           </w:pPr>
-          <w:hyperlink w:anchor="_Toc231389916" w:history="1">
+          <w:hyperlink w:anchor="_Toc235527679" w:history="1">
             <w:r>
               <w:rPr>
                 <w:rStyle w:val="Hipervnculo"/>
@@ -1968,7 +2000,7 @@
                 <w:noProof/>
                 <w:webHidden/>
               </w:rPr>
-              <w:instrText xml:space="preserve"> PAGEREF _Toc231389916 \h </w:instrText>
+              <w:instrText xml:space="preserve"> PAGEREF _Toc235527679 \h </w:instrText>
             </w:r>
             <w:r>
               <w:rPr>
@@ -1988,7 +2020,7 @@
                 <w:noProof/>
                 <w:webHidden/>
               </w:rPr>
-              <w:t>37</w:t>
+              <w:t>36</w:t>
             </w:r>
             <w:r>
               <w:rPr>
@@ -2008,13 +2040,12 @@
             <w:rPr>
               <w:rFonts w:eastAsiaTheme="minorEastAsia"/>
               <w:noProof/>
-              <w:kern w:val="0"/>
-              <w:sz w:val="22"/>
-              <w:lang w:eastAsia="es-CO"/>
-              <w14:ligatures w14:val="none"/>
+              <w:sz w:val="24"/>
+              <w:szCs w:val="24"/>
+              <w:lang w:val="es-ES" w:eastAsia="es-ES"/>
             </w:rPr>
           </w:pPr>
-          <w:hyperlink w:anchor="_Toc231389917" w:history="1">
+          <w:hyperlink w:anchor="_Toc235527680" w:history="1">
             <w:r>
               <w:rPr>
                 <w:rStyle w:val="Hipervnculo"/>
@@ -2041,7 +2072,7 @@
                 <w:noProof/>
                 <w:webHidden/>
               </w:rPr>
-              <w:instrText xml:space="preserve"> PAGEREF _Toc231389917 \h </w:instrText>
+              <w:instrText xml:space="preserve"> PAGEREF _Toc235527680 \h </w:instrText>
             </w:r>
             <w:r>
               <w:rPr>
@@ -2061,7 +2092,7 @@
                 <w:noProof/>
                 <w:webHidden/>
               </w:rPr>
-              <w:t>39</w:t>
+              <w:t>38</w:t>
             </w:r>
             <w:r>
               <w:rPr>
@@ -2081,13 +2112,12 @@
             <w:rPr>
               <w:rFonts w:eastAsiaTheme="minorEastAsia"/>
               <w:noProof/>
-              <w:kern w:val="0"/>
-              <w:sz w:val="22"/>
-              <w:lang w:eastAsia="es-CO"/>
-              <w14:ligatures w14:val="none"/>
+              <w:sz w:val="24"/>
+              <w:szCs w:val="24"/>
+              <w:lang w:val="es-ES" w:eastAsia="es-ES"/>
             </w:rPr>
           </w:pPr>
-          <w:hyperlink w:anchor="_Toc231389918" w:history="1">
+          <w:hyperlink w:anchor="_Toc235527681" w:history="1">
             <w:r>
               <w:rPr>
                 <w:rStyle w:val="Hipervnculo"/>
@@ -2114,7 +2144,7 @@
                 <w:noProof/>
                 <w:webHidden/>
               </w:rPr>
-              <w:instrText xml:space="preserve"> PAGEREF _Toc231389918 \h </w:instrText>
+              <w:instrText xml:space="preserve"> PAGEREF _Toc235527681 \h </w:instrText>
             </w:r>
             <w:r>
               <w:rPr>
@@ -2134,7 +2164,7 @@
                 <w:noProof/>
                 <w:webHidden/>
               </w:rPr>
-              <w:t>44</w:t>
+              <w:t>43</w:t>
             </w:r>
             <w:r>
               <w:rPr>
@@ -2154,13 +2184,12 @@
             <w:rPr>
               <w:rFonts w:eastAsiaTheme="minorEastAsia"/>
               <w:noProof/>
-              <w:kern w:val="0"/>
-              <w:sz w:val="22"/>
-              <w:lang w:eastAsia="es-CO"/>
-              <w14:ligatures w14:val="none"/>
+              <w:sz w:val="24"/>
+              <w:szCs w:val="24"/>
+              <w:lang w:val="es-ES" w:eastAsia="es-ES"/>
             </w:rPr>
           </w:pPr>
-          <w:hyperlink w:anchor="_Toc231389919" w:history="1">
+          <w:hyperlink w:anchor="_Toc235527682" w:history="1">
             <w:r>
               <w:rPr>
                 <w:rStyle w:val="Hipervnculo"/>
@@ -2187,7 +2216,7 @@
                 <w:noProof/>
                 <w:webHidden/>
               </w:rPr>
-              <w:instrText xml:space="preserve"> PAGEREF _Toc231389919 \h </w:instrText>
+              <w:instrText xml:space="preserve"> PAGEREF _Toc235527682 \h </w:instrText>
             </w:r>
             <w:r>
               <w:rPr>
@@ -2207,7 +2236,7 @@
                 <w:noProof/>
                 <w:webHidden/>
               </w:rPr>
-              <w:t>44</w:t>
+              <w:t>43</w:t>
             </w:r>
             <w:r>
               <w:rPr>
@@ -2227,13 +2256,12 @@
             <w:rPr>
               <w:rFonts w:eastAsiaTheme="minorEastAsia"/>
               <w:noProof/>
-              <w:kern w:val="0"/>
-              <w:sz w:val="22"/>
-              <w:lang w:eastAsia="es-CO"/>
-              <w14:ligatures w14:val="none"/>
+              <w:sz w:val="24"/>
+              <w:szCs w:val="24"/>
+              <w:lang w:val="es-ES" w:eastAsia="es-ES"/>
             </w:rPr>
           </w:pPr>
-          <w:hyperlink w:anchor="_Toc231389920" w:history="1">
+          <w:hyperlink w:anchor="_Toc235527683" w:history="1">
             <w:r>
               <w:rPr>
                 <w:rStyle w:val="Hipervnculo"/>
@@ -2260,7 +2288,7 @@
                 <w:noProof/>
                 <w:webHidden/>
               </w:rPr>
-              <w:instrText xml:space="preserve"> PAGEREF _Toc231389920 \h </w:instrText>
+              <w:instrText xml:space="preserve"> PAGEREF _Toc235527683 \h </w:instrText>
             </w:r>
             <w:r>
               <w:rPr>
@@ -2280,7 +2308,7 @@
                 <w:noProof/>
                 <w:webHidden/>
               </w:rPr>
-              <w:t>46</w:t>
+              <w:t>45</w:t>
             </w:r>
             <w:r>
               <w:rPr>
@@ -2300,13 +2328,12 @@
             <w:rPr>
               <w:rFonts w:eastAsiaTheme="minorEastAsia"/>
               <w:noProof/>
-              <w:kern w:val="0"/>
-              <w:sz w:val="22"/>
-              <w:lang w:eastAsia="es-CO"/>
-              <w14:ligatures w14:val="none"/>
+              <w:sz w:val="24"/>
+              <w:szCs w:val="24"/>
+              <w:lang w:val="es-ES" w:eastAsia="es-ES"/>
             </w:rPr>
           </w:pPr>
-          <w:hyperlink w:anchor="_Toc231389921" w:history="1">
+          <w:hyperlink w:anchor="_Toc235527684" w:history="1">
             <w:r>
               <w:rPr>
                 <w:rStyle w:val="Hipervnculo"/>
@@ -2333,7 +2360,7 @@
                 <w:noProof/>
                 <w:webHidden/>
               </w:rPr>
-              <w:instrText xml:space="preserve"> PAGEREF _Toc231389921 \h </w:instrText>
+              <w:instrText xml:space="preserve"> PAGEREF _Toc235527684 \h </w:instrText>
             </w:r>
             <w:r>
               <w:rPr>
@@ -2353,7 +2380,7 @@
                 <w:noProof/>
                 <w:webHidden/>
               </w:rPr>
-              <w:t>47</w:t>
+              <w:t>46</w:t>
             </w:r>
             <w:r>
               <w:rPr>
@@ -2373,13 +2400,12 @@
             <w:rPr>
               <w:rFonts w:eastAsiaTheme="minorEastAsia"/>
               <w:noProof/>
-              <w:kern w:val="0"/>
-              <w:sz w:val="22"/>
-              <w:lang w:eastAsia="es-CO"/>
-              <w14:ligatures w14:val="none"/>
+              <w:sz w:val="24"/>
+              <w:szCs w:val="24"/>
+              <w:lang w:val="es-ES" w:eastAsia="es-ES"/>
             </w:rPr>
           </w:pPr>
-          <w:hyperlink w:anchor="_Toc231389922" w:history="1">
+          <w:hyperlink w:anchor="_Toc235527685" w:history="1">
             <w:r>
               <w:rPr>
                 <w:rStyle w:val="Hipervnculo"/>
@@ -2406,7 +2432,7 @@
                 <w:noProof/>
                 <w:webHidden/>
               </w:rPr>
-              <w:instrText xml:space="preserve"> PAGEREF _Toc231389922 \h </w:instrText>
+              <w:instrText xml:space="preserve"> PAGEREF _Toc235527685 \h </w:instrText>
             </w:r>
             <w:r>
               <w:rPr>
@@ -2426,7 +2452,7 @@
                 <w:noProof/>
                 <w:webHidden/>
               </w:rPr>
-              <w:t>50</w:t>
+              <w:t>49</w:t>
             </w:r>
             <w:r>
               <w:rPr>
@@ -2446,13 +2472,12 @@
             <w:rPr>
               <w:rFonts w:eastAsiaTheme="minorEastAsia"/>
               <w:noProof/>
-              <w:kern w:val="0"/>
-              <w:sz w:val="22"/>
-              <w:lang w:eastAsia="es-CO"/>
-              <w14:ligatures w14:val="none"/>
+              <w:sz w:val="24"/>
+              <w:szCs w:val="24"/>
+              <w:lang w:val="es-ES" w:eastAsia="es-ES"/>
             </w:rPr>
           </w:pPr>
-          <w:hyperlink w:anchor="_Toc231389923" w:history="1">
+          <w:hyperlink w:anchor="_Toc235527686" w:history="1">
             <w:r>
               <w:rPr>
                 <w:rStyle w:val="Hipervnculo"/>
@@ -2479,7 +2504,7 @@
                 <w:noProof/>
                 <w:webHidden/>
               </w:rPr>
-              <w:instrText xml:space="preserve"> PAGEREF _Toc231389923 \h </w:instrText>
+              <w:instrText xml:space="preserve"> PAGEREF _Toc235527686 \h </w:instrText>
             </w:r>
             <w:r>
               <w:rPr>
@@ -2499,7 +2524,7 @@
                 <w:noProof/>
                 <w:webHidden/>
               </w:rPr>
-              <w:t>51</w:t>
+              <w:t>50</w:t>
             </w:r>
             <w:r>
               <w:rPr>
@@ -2519,13 +2544,12 @@
             <w:rPr>
               <w:rFonts w:eastAsiaTheme="minorEastAsia"/>
               <w:noProof/>
-              <w:kern w:val="0"/>
-              <w:sz w:val="22"/>
-              <w:lang w:eastAsia="es-CO"/>
-              <w14:ligatures w14:val="none"/>
+              <w:sz w:val="24"/>
+              <w:szCs w:val="24"/>
+              <w:lang w:val="es-ES" w:eastAsia="es-ES"/>
             </w:rPr>
           </w:pPr>
-          <w:hyperlink w:anchor="_Toc231389924" w:history="1">
+          <w:hyperlink w:anchor="_Toc235527687" w:history="1">
             <w:r>
               <w:rPr>
                 <w:rStyle w:val="Hipervnculo"/>
@@ -2552,7 +2576,7 @@
                 <w:noProof/>
                 <w:webHidden/>
               </w:rPr>
-              <w:instrText xml:space="preserve"> PAGEREF _Toc231389924 \h </w:instrText>
+              <w:instrText xml:space="preserve"> PAGEREF _Toc235527687 \h </w:instrText>
             </w:r>
             <w:r>
               <w:rPr>
@@ -2572,7 +2596,7 @@
                 <w:noProof/>
                 <w:webHidden/>
               </w:rPr>
-              <w:t>52</w:t>
+              <w:t>51</w:t>
             </w:r>
             <w:r>
               <w:rPr>
@@ -2592,20 +2616,21 @@
             <w:rPr>
               <w:rFonts w:eastAsiaTheme="minorEastAsia"/>
               <w:noProof/>
-              <w:kern w:val="0"/>
-              <w:sz w:val="22"/>
-              <w:lang w:eastAsia="es-CO"/>
-              <w14:ligatures w14:val="none"/>
+              <w:sz w:val="24"/>
+              <w:szCs w:val="24"/>
+              <w:lang w:val="es-ES" w:eastAsia="es-ES"/>
             </w:rPr>
           </w:pPr>
-          <w:hyperlink w:anchor="_Toc231389925" w:history="1">
+          <w:hyperlink w:anchor="_Toc235527688" w:history="1">
             <w:r>
               <w:rPr>
                 <w:rStyle w:val="Hipervnculo"/>
                 <w:rFonts w:ascii="Calibri" w:eastAsia="Times New Roman" w:hAnsi="Calibri" w:cs="Times New Roman (Títulos en alf"/>
-                <w:bCs/>
-                <w:noProof/>
+                <w:b/>
+                <w:noProof/>
+                <w:kern w:val="0"/>
                 <w:lang w:val="es-419" w:eastAsia="es-CO"/>
+                <w14:ligatures w14:val="none"/>
               </w:rPr>
               <w:t>Créditos</w:t>
             </w:r>
@@ -2628,7 +2653,7 @@
                 <w:noProof/>
                 <w:webHidden/>
               </w:rPr>
-              <w:instrText xml:space="preserve"> PAGEREF _Toc231389925 \h </w:instrText>
+              <w:instrText xml:space="preserve"> PAGEREF _Toc235527688 \h </w:instrText>
             </w:r>
             <w:r>
               <w:rPr>
@@ -2648,7 +2673,7 @@
                 <w:noProof/>
                 <w:webHidden/>
               </w:rPr>
-              <w:t>53</w:t>
+              <w:t>52</w:t>
             </w:r>
             <w:r>
               <w:rPr>
@@ -2676,7 +2701,7 @@
       <w:pPr>
         <w:pStyle w:val="Titulosgenerales"/>
       </w:pPr>
-      <w:bookmarkStart w:id="0" w:name="_Toc231389897"/>
+      <w:bookmarkStart w:id="0" w:name="_Toc235527660"/>
       <w:r>
         <w:lastRenderedPageBreak/>
         <w:t>Introducción</w:t>
@@ -2761,7 +2786,7 @@
       <w:pPr>
         <w:pStyle w:val="Ttulo1"/>
       </w:pPr>
-      <w:bookmarkStart w:id="1" w:name="_Toc231389898"/>
+      <w:bookmarkStart w:id="1" w:name="_Toc235527661"/>
       <w:r>
         <w:lastRenderedPageBreak/>
         <w:t>Contextualización del uso profesional de Microsoft PowerPoint</w:t>
@@ -2781,50 +2806,46 @@
         <w:t xml:space="preserve">Tradicionalmente, se ha limitado el uso de </w:t>
       </w:r>
       <w:r>
+        <w:t>Microsoft PowerPoint</w:t>
+      </w:r>
+      <w:r>
+        <w:rPr>
+          <w:lang w:val="es-419" w:eastAsia="es-CO"/>
+        </w:rPr>
+        <w:t xml:space="preserve"> a una ayuda visual para oradores. Sin embargo, en el ecosistema empresarial moderno, el </w:t>
+      </w:r>
+      <w:r>
         <w:rPr>
           <w:rStyle w:val="Extranjerismo"/>
           <w:lang w:val="es-419" w:eastAsia="es-CO"/>
         </w:rPr>
-        <w:t>Microsoft PowerPoint</w:t>
-      </w:r>
-      <w:r>
-        <w:rPr>
-          <w:lang w:val="es-419" w:eastAsia="es-CO"/>
-        </w:rPr>
-        <w:t xml:space="preserve"> a una ayuda visual para oradores. Sin embargo, en el ecosistema empresarial moderno, el </w:t>
-      </w:r>
+        <w:t>software</w:t>
+      </w:r>
+      <w:r>
+        <w:rPr>
+          <w:lang w:val="es-419" w:eastAsia="es-CO"/>
+        </w:rPr>
+        <w:t xml:space="preserve"> ha evolucionado hasta convertirse en una herramienta de comunicación estratégica y diseño ágil (</w:t>
+      </w:r>
+      <w:r>
+        <w:rPr>
+          <w:lang w:val="es-419" w:eastAsia="es-CO"/>
+        </w:rPr>
+        <w:t xml:space="preserve">Microsoft </w:t>
+      </w:r>
+      <w:proofErr w:type="spellStart"/>
+      <w:r>
+        <w:rPr>
+          <w:lang w:val="es-419" w:eastAsia="es-CO"/>
+        </w:rPr>
+        <w:t>Corporation</w:t>
+      </w:r>
+      <w:proofErr w:type="spellEnd"/>
       <w:r>
         <w:rPr>
           <w:rStyle w:val="Extranjerismo"/>
           <w:lang w:val="es-419" w:eastAsia="es-CO"/>
         </w:rPr>
-        <w:t>software</w:t>
-      </w:r>
-      <w:r>
-        <w:rPr>
-          <w:lang w:val="es-419" w:eastAsia="es-CO"/>
-        </w:rPr>
-        <w:t xml:space="preserve"> ha evolucionado hasta convertirse en una herramienta de comunicación estratégica y diseño ágil (</w:t>
-      </w:r>
-      <w:r>
-        <w:rPr>
-          <w:lang w:val="es-419" w:eastAsia="es-CO"/>
-        </w:rPr>
-        <w:t xml:space="preserve">Microsoft </w:t>
-      </w:r>
-      <w:proofErr w:type="spellStart"/>
-      <w:r>
-        <w:rPr>
-          <w:lang w:val="es-419" w:eastAsia="es-CO"/>
-        </w:rPr>
-        <w:t>Corporation</w:t>
-      </w:r>
-      <w:proofErr w:type="spellEnd"/>
-      <w:r>
-        <w:rPr>
-          <w:rStyle w:val="Extranjerismo"/>
-          <w:lang w:val="es-419" w:eastAsia="es-CO"/>
-        </w:rPr>
         <w:t>,</w:t>
       </w:r>
       <w:r>
@@ -2864,7 +2885,7 @@
       <w:pPr>
         <w:pStyle w:val="Ttulo2"/>
       </w:pPr>
-      <w:bookmarkStart w:id="2" w:name="_Toc231389899"/>
+      <w:bookmarkStart w:id="2" w:name="_Toc235527662"/>
       <w:r>
         <w:t>El poder de la narrativa visual</w:t>
       </w:r>
@@ -2962,7 +2983,7 @@
       <w:pPr>
         <w:pStyle w:val="Ttulo2"/>
       </w:pPr>
-      <w:bookmarkStart w:id="3" w:name="_Toc231389900"/>
+      <w:bookmarkStart w:id="3" w:name="_Toc235527663"/>
       <w:r>
         <w:lastRenderedPageBreak/>
         <w:t xml:space="preserve">El potencial multimodal de </w:t>
@@ -3127,6 +3148,12 @@
         <w:rPr>
           <w:lang w:val="es-419" w:eastAsia="es-CO"/>
         </w:rPr>
+        <w:t>,</w:t>
+      </w:r>
+      <w:r>
+        <w:rPr>
+          <w:lang w:val="es-419" w:eastAsia="es-CO"/>
+        </w:rPr>
         <w:t xml:space="preserve"> no solo para presentar información, sino para construir experiencias de usuario orientadas a la comprensión efectiva y a la retención del mensaje por parte del receptor (Centro de Escritura Javeriano, 2022).</w:t>
       </w:r>
     </w:p>
@@ -3134,7 +3161,7 @@
       <w:pPr>
         <w:pStyle w:val="Ttulo2"/>
       </w:pPr>
-      <w:bookmarkStart w:id="4" w:name="_Toc231389901"/>
+      <w:bookmarkStart w:id="4" w:name="_Toc235527664"/>
       <w:r>
         <w:t>Relación entre comunicación visual, productividad y toma de decisiones</w:t>
       </w:r>
@@ -3416,12 +3443,15 @@
       <w:pPr>
         <w:pStyle w:val="Ttulo1"/>
       </w:pPr>
-      <w:bookmarkStart w:id="5" w:name="_Toc231389902"/>
+      <w:bookmarkStart w:id="5" w:name="_Toc235527665"/>
       <w:r>
         <w:lastRenderedPageBreak/>
-        <w:t>Contextualización del uso profesional de Microsoft PowerPoint</w:t>
+        <w:t>Reconocimiento del entorno de Microsoft PowerPoint</w:t>
       </w:r>
       <w:bookmarkEnd w:id="5"/>
+      <w:r>
+        <w:t xml:space="preserve"> </w:t>
+      </w:r>
     </w:p>
     <w:p>
       <w:pPr>
@@ -3448,10 +3478,6 @@
         <w:t xml:space="preserve"> constituye un factor determinante en la eficiencia y calidad del proceso de creación de presentaciones profesionales. Reconocer de manera avanzada la interfaz de la aplicación permite optimizar el tiempo de trabajo, reducir errores operativos y aprovechar estratégicamente las herramientas disponibles para la organización y presentación de la información. En contextos laborales y académicos, el manejo fluido del entorno de </w:t>
       </w:r>
       <w:r>
-        <w:rPr>
-          <w:rStyle w:val="Extranjerismo"/>
-          <w:lang w:val="es-419" w:eastAsia="es-CO"/>
-        </w:rPr>
         <w:t>Microsoft PowerPoint</w:t>
       </w:r>
       <w:r>
@@ -3705,7 +3731,7 @@
       <w:pPr>
         <w:pStyle w:val="Ttulo2"/>
       </w:pPr>
-      <w:bookmarkStart w:id="6" w:name="_Toc231389903"/>
+      <w:bookmarkStart w:id="6" w:name="_Toc235527666"/>
       <w:r>
         <w:t>Interfaz gráfica</w:t>
       </w:r>
@@ -3808,6 +3834,7 @@
     </w:p>
     <w:p>
       <w:pPr>
+        <w:ind w:firstLine="0"/>
         <w:jc w:val="center"/>
         <w:rPr>
           <w:noProof/>
@@ -3820,10 +3847,10 @@
           <w:lang w:val="es-419" w:eastAsia="es-CO"/>
         </w:rPr>
         <w:drawing>
-          <wp:inline distT="0" distB="0" distL="0" distR="0" wp14:anchorId="05D44CB9" wp14:editId="4C07536B">
+          <wp:inline distT="0" distB="0" distL="0" distR="0" wp14:anchorId="05D44CB9" wp14:editId="573D32DB">
             <wp:extent cx="5525117" cy="3716655"/>
             <wp:effectExtent l="0" t="0" r="0" b="0"/>
-            <wp:docPr id="2" name="Imagen 2" descr="Figura titulada “Cinta de opciones o menú de MS PowerPoint”. La imagen muestra varios ejemplos de la cinta de opciones de Microsoft PowerPoint, donde se observan diferentes pestañas activas y sus herramientas principales. Se presentan las pestañas Inicio, Insertar, Diseño y Transiciones, cada una con grupos de comandos específicos.&#10;&#10;En la pestaña Inicio se visualizan herramientas para crear nuevas diapositivas, organizar texto, aplicar formato, usar formas y editar contenido. En Insertar aparecen opciones para agregar tablas, imágenes, capturas, gráficos, videos, vínculos, comentarios, texto, símbolos y multimedia. En Diseño se muestran temas, variantes, tamaño de diapositiva y formato de fondo. En Transiciones se observan efectos de cambio entre diapositivas, opciones de sonido, duración y avance automático o manual. La figura permite reconocer cómo se organizan las funciones principales de PowerPoint para diseñar, insertar, editar y presentar diapositivas."/>
+            <wp:docPr id="2" name="Imagen 2" descr="Captura de pantalla de la interfaz de PowerPoint con la cinta de opciones superior, pestañas principales, grupos de herramientas y diapositiva en edición. "/>
             <wp:cNvGraphicFramePr>
               <a:graphicFrameLocks xmlns:a="http://schemas.openxmlformats.org/drawingml/2006/main" noChangeAspect="1"/>
             </wp:cNvGraphicFramePr>
@@ -3831,7 +3858,7 @@
               <a:graphicData uri="http://schemas.openxmlformats.org/drawingml/2006/picture">
                 <pic:pic xmlns:pic="http://schemas.openxmlformats.org/drawingml/2006/picture">
                   <pic:nvPicPr>
-                    <pic:cNvPr id="2" name="Imagen 2" descr="Figura titulada “Cinta de opciones o menú de MS PowerPoint”. La imagen muestra varios ejemplos de la cinta de opciones de Microsoft PowerPoint, donde se observan diferentes pestañas activas y sus herramientas principales. Se presentan las pestañas Inicio, Insertar, Diseño y Transiciones, cada una con grupos de comandos específicos.&#10;&#10;En la pestaña Inicio se visualizan herramientas para crear nuevas diapositivas, organizar texto, aplicar formato, usar formas y editar contenido. En Insertar aparecen opciones para agregar tablas, imágenes, capturas, gráficos, videos, vínculos, comentarios, texto, símbolos y multimedia. En Diseño se muestran temas, variantes, tamaño de diapositiva y formato de fondo. En Transiciones se observan efectos de cambio entre diapositivas, opciones de sonido, duración y avance automático o manual. La figura permite reconocer cómo se organizan las funciones principales de PowerPoint para diseñar, insertar, editar y presentar diapositivas."/>
+                    <pic:cNvPr id="2" name="Imagen 2" descr="Captura de pantalla de la interfaz de PowerPoint con la cinta de opciones superior, pestañas principales, grupos de herramientas y diapositiva en edición. "/>
                     <pic:cNvPicPr/>
                   </pic:nvPicPr>
                   <pic:blipFill>
@@ -3875,10 +3902,6 @@
         <w:t xml:space="preserve">Desde un nivel avanzado, se destaca la posibilidad de personalizar la cinta de opciones, incorporando comandos frecuentes o retirando aquellos que no resulten relevantes para determinado tipo de proyecto. Esta personalización contribuye a la eficiencia operativa y permite adaptar </w:t>
       </w:r>
       <w:r>
-        <w:rPr>
-          <w:rStyle w:val="Extranjerismo"/>
-          <w:lang w:val="es-419" w:eastAsia="es-CO"/>
-        </w:rPr>
         <w:t>Microsoft PowerPoint</w:t>
       </w:r>
       <w:r>
@@ -4025,6 +4048,7 @@
     </w:p>
     <w:p>
       <w:pPr>
+        <w:ind w:firstLine="0"/>
         <w:jc w:val="center"/>
         <w:rPr>
           <w:noProof/>
@@ -4037,10 +4061,10 @@
           <w:lang w:val="es-419" w:eastAsia="es-CO"/>
         </w:rPr>
         <w:drawing>
-          <wp:inline distT="0" distB="0" distL="0" distR="0" wp14:anchorId="5758BF36" wp14:editId="442B3469">
+          <wp:inline distT="0" distB="0" distL="0" distR="0" wp14:anchorId="5758BF36" wp14:editId="4E11DB5B">
             <wp:extent cx="5779509" cy="3983990"/>
             <wp:effectExtent l="0" t="0" r="0" b="0"/>
-            <wp:docPr id="6" name="Imagen 6" descr="Figura titulada “Personalización de la cinta de opciones y configuración del aspecto visual”. La imagen muestra la ventana Opciones de PowerPoint, específicamente en la sección Personalizar cinta de opciones. En el panel izquierdo aparecen categorías de configuración como General, Revisión, Guardar, Idioma, Accesibilidad, Avanzadas, Barra de herramientas de acceso rápido, Complementos y Centro de confianza.&#10;&#10;En el área central se observa una lista de comandos disponibles, como abrir, agregar animación, agrupar, aumentar tamaño de fuente, copiar, cortar y dibujar tabla. A la derecha aparece la lista de pestañas principales de PowerPoint, donde se pueden activar, desactivar o reorganizar opciones como Inicio, Insertar, Diseño, Transiciones, Animaciones, Presentación con diapositivas, Revisar y Vista. La figura permite identificar cómo personalizar la cinta de opciones y adaptar el entorno de PowerPoint según las necesidades del usuario."/>
+            <wp:docPr id="6" name="Imagen 6" descr="Ventana de configuración de PowerPoint con opciones para personalizar pestañas, comandos visibles y apariencia general de la interfaz. "/>
             <wp:cNvGraphicFramePr>
               <a:graphicFrameLocks xmlns:a="http://schemas.openxmlformats.org/drawingml/2006/main" noChangeAspect="1"/>
             </wp:cNvGraphicFramePr>
@@ -4048,7 +4072,7 @@
               <a:graphicData uri="http://schemas.openxmlformats.org/drawingml/2006/picture">
                 <pic:pic xmlns:pic="http://schemas.openxmlformats.org/drawingml/2006/picture">
                   <pic:nvPicPr>
-                    <pic:cNvPr id="6" name="Imagen 6" descr="Figura titulada “Personalización de la cinta de opciones y configuración del aspecto visual”. La imagen muestra la ventana Opciones de PowerPoint, específicamente en la sección Personalizar cinta de opciones. En el panel izquierdo aparecen categorías de configuración como General, Revisión, Guardar, Idioma, Accesibilidad, Avanzadas, Barra de herramientas de acceso rápido, Complementos y Centro de confianza.&#10;&#10;En el área central se observa una lista de comandos disponibles, como abrir, agregar animación, agrupar, aumentar tamaño de fuente, copiar, cortar y dibujar tabla. A la derecha aparece la lista de pestañas principales de PowerPoint, donde se pueden activar, desactivar o reorganizar opciones como Inicio, Insertar, Diseño, Transiciones, Animaciones, Presentación con diapositivas, Revisar y Vista. La figura permite identificar cómo personalizar la cinta de opciones y adaptar el entorno de PowerPoint según las necesidades del usuario."/>
+                    <pic:cNvPr id="6" name="Imagen 6" descr="Ventana de configuración de PowerPoint con opciones para personalizar pestañas, comandos visibles y apariencia general de la interfaz. "/>
                     <pic:cNvPicPr/>
                   </pic:nvPicPr>
                   <pic:blipFill>
@@ -4117,6 +4141,7 @@
     </w:p>
     <w:p>
       <w:pPr>
+        <w:ind w:firstLine="0"/>
         <w:jc w:val="center"/>
         <w:rPr>
           <w:lang w:val="es-419" w:eastAsia="es-CO"/>
@@ -4128,10 +4153,10 @@
           <w:lang w:val="es-419" w:eastAsia="es-CO"/>
         </w:rPr>
         <w:drawing>
-          <wp:inline distT="0" distB="0" distL="0" distR="0" wp14:anchorId="758667E4" wp14:editId="694D725D">
+          <wp:inline distT="0" distB="0" distL="0" distR="0" wp14:anchorId="758667E4" wp14:editId="48A22237">
             <wp:extent cx="5569227" cy="2850515"/>
             <wp:effectExtent l="0" t="0" r="0" b="6985"/>
-            <wp:docPr id="8" name="Imagen 8" descr="Figura titulada “Identificación de los paneles de notas y diapositivas”. La imagen muestra la interfaz de Microsoft PowerPoint con dos áreas principales resaltadas. A la izquierda se identifica el panel de diapositivas, donde aparecen las miniaturas de las diapositivas que componen la presentación y permiten navegar entre ellas. En la parte inferior se señala el panel de notas, espacio destinado a escribir apuntes, guiones o recordatorios para el expositor. La figura permite reconocer la ubicación y función de estos paneles dentro del entorno de trabajo de PowerPoint."/>
+            <wp:docPr id="8" name="Imagen 8" descr="Interfaz de PowerPoint con panel lateral de miniaturas de diapositivas, área central de edición y panel inferior de notas del presentador. "/>
             <wp:cNvGraphicFramePr>
               <a:graphicFrameLocks xmlns:a="http://schemas.openxmlformats.org/drawingml/2006/main" noChangeAspect="1"/>
             </wp:cNvGraphicFramePr>
@@ -4139,7 +4164,7 @@
               <a:graphicData uri="http://schemas.openxmlformats.org/drawingml/2006/picture">
                 <pic:pic xmlns:pic="http://schemas.openxmlformats.org/drawingml/2006/picture">
                   <pic:nvPicPr>
-                    <pic:cNvPr id="8" name="Imagen 8" descr="Figura titulada “Identificación de los paneles de notas y diapositivas”. La imagen muestra la interfaz de Microsoft PowerPoint con dos áreas principales resaltadas. A la izquierda se identifica el panel de diapositivas, donde aparecen las miniaturas de las diapositivas que componen la presentación y permiten navegar entre ellas. En la parte inferior se señala el panel de notas, espacio destinado a escribir apuntes, guiones o recordatorios para el expositor. La figura permite reconocer la ubicación y función de estos paneles dentro del entorno de trabajo de PowerPoint."/>
+                    <pic:cNvPr id="8" name="Imagen 8" descr="Interfaz de PowerPoint con panel lateral de miniaturas de diapositivas, área central de edición y panel inferior de notas del presentador. "/>
                     <pic:cNvPicPr/>
                   </pic:nvPicPr>
                   <pic:blipFill>
@@ -4285,6 +4310,7 @@
     </w:p>
     <w:p>
       <w:pPr>
+        <w:ind w:firstLine="0"/>
         <w:jc w:val="center"/>
         <w:rPr>
           <w:noProof/>
@@ -4297,10 +4323,10 @@
           <w:lang w:val="es-419" w:eastAsia="es-CO"/>
         </w:rPr>
         <w:drawing>
-          <wp:inline distT="0" distB="0" distL="0" distR="0" wp14:anchorId="08702F4D" wp14:editId="5B06C0BF">
+          <wp:inline distT="0" distB="0" distL="0" distR="0" wp14:anchorId="08702F4D" wp14:editId="743C18C7">
             <wp:extent cx="5598795" cy="3028470"/>
             <wp:effectExtent l="0" t="0" r="1905" b="635"/>
-            <wp:docPr id="9" name="Imagen 9" descr="Figura titulada “Área de trabajo, regla y guía”. La imagen muestra la interfaz de Microsoft PowerPoint con el área de trabajo principal resaltada mediante un recuadro rojo, donde se diseña y edita el contenido de la diapositiva. También se señalan la regla y las guías, ubicadas alrededor de la diapositiva, que ayudan a alinear textos, imágenes y otros elementos visuales. La figura permite identificar herramientas de apoyo para organizar con precisión los objetos dentro de una presentación."/>
+            <wp:docPr id="9" name="Imagen 9" descr="Espacio de edición de una diapositiva en PowerPoint con reglas horizontales y verticales, líneas guía y objetos alineados. "/>
             <wp:cNvGraphicFramePr>
               <a:graphicFrameLocks xmlns:a="http://schemas.openxmlformats.org/drawingml/2006/main" noChangeAspect="1"/>
             </wp:cNvGraphicFramePr>
@@ -4308,7 +4334,7 @@
               <a:graphicData uri="http://schemas.openxmlformats.org/drawingml/2006/picture">
                 <pic:pic xmlns:pic="http://schemas.openxmlformats.org/drawingml/2006/picture">
                   <pic:nvPicPr>
-                    <pic:cNvPr id="9" name="Imagen 9" descr="Figura titulada “Área de trabajo, regla y guía”. La imagen muestra la interfaz de Microsoft PowerPoint con el área de trabajo principal resaltada mediante un recuadro rojo, donde se diseña y edita el contenido de la diapositiva. También se señalan la regla y las guías, ubicadas alrededor de la diapositiva, que ayudan a alinear textos, imágenes y otros elementos visuales. La figura permite identificar herramientas de apoyo para organizar con precisión los objetos dentro de una presentación."/>
+                    <pic:cNvPr id="9" name="Imagen 9" descr="Espacio de edición de una diapositiva en PowerPoint con reglas horizontales y verticales, líneas guía y objetos alineados. "/>
                     <pic:cNvPicPr/>
                   </pic:nvPicPr>
                   <pic:blipFill>
@@ -4475,7 +4501,7 @@
           <w:lang w:val="es-419"/>
         </w:rPr>
       </w:pPr>
-      <w:bookmarkStart w:id="7" w:name="_Toc231389904"/>
+      <w:bookmarkStart w:id="7" w:name="_Toc235527667"/>
       <w:r>
         <w:t>Configuración</w:t>
       </w:r>
@@ -4555,6 +4581,7 @@
     </w:p>
     <w:p>
       <w:pPr>
+        <w:ind w:firstLine="0"/>
         <w:jc w:val="center"/>
         <w:rPr>
           <w:lang w:val="es-419" w:eastAsia="es-CO"/>
@@ -4566,10 +4593,10 @@
           <w:lang w:val="es-419" w:eastAsia="es-CO"/>
         </w:rPr>
         <w:drawing>
-          <wp:inline distT="0" distB="0" distL="0" distR="0" wp14:anchorId="55F43169" wp14:editId="578D7C32">
+          <wp:inline distT="0" distB="0" distL="0" distR="0" wp14:anchorId="55F43169" wp14:editId="37F6A4A8">
             <wp:extent cx="5636895" cy="3220921"/>
             <wp:effectExtent l="0" t="0" r="1905" b="0"/>
-            <wp:docPr id="10" name="Imagen 10" descr="Figura titulada “Opciones de vista”. La imagen muestra la interfaz de Microsoft PowerPoint con la pestaña Vista activa. En la cinta de opciones se resaltan herramientas relacionadas con las formas de visualización de la presentación, como vista normal, clasificador de diapositivas, página de notas y vista de lectura. También se observan opciones para mostrar elementos de apoyo como regla, líneas de cuadrícula, guías y notas, además de herramientas de zoom, ajuste a la ventana, color o escala de grises y administración de ventanas. La figura permite identificar las funciones disponibles para cambiar la visualización, organizar el espacio de trabajo y apoyar el diseño de las diapositivas."/>
+            <wp:docPr id="10" name="Imagen 10" descr="Menú de PowerPoint con diferentes modos de visualización como vista normal, clasificador de diapositivas, página de notas y lectura. "/>
             <wp:cNvGraphicFramePr>
               <a:graphicFrameLocks xmlns:a="http://schemas.openxmlformats.org/drawingml/2006/main" noChangeAspect="1"/>
             </wp:cNvGraphicFramePr>
@@ -4577,7 +4604,7 @@
               <a:graphicData uri="http://schemas.openxmlformats.org/drawingml/2006/picture">
                 <pic:pic xmlns:pic="http://schemas.openxmlformats.org/drawingml/2006/picture">
                   <pic:nvPicPr>
-                    <pic:cNvPr id="10" name="Imagen 10" descr="Figura titulada “Opciones de vista”. La imagen muestra la interfaz de Microsoft PowerPoint con la pestaña Vista activa. En la cinta de opciones se resaltan herramientas relacionadas con las formas de visualización de la presentación, como vista normal, clasificador de diapositivas, página de notas y vista de lectura. También se observan opciones para mostrar elementos de apoyo como regla, líneas de cuadrícula, guías y notas, además de herramientas de zoom, ajuste a la ventana, color o escala de grises y administración de ventanas. La figura permite identificar las funciones disponibles para cambiar la visualización, organizar el espacio de trabajo y apoyar el diseño de las diapositivas."/>
+                    <pic:cNvPr id="10" name="Imagen 10" descr="Menú de PowerPoint con diferentes modos de visualización como vista normal, clasificador de diapositivas, página de notas y lectura. "/>
                     <pic:cNvPicPr/>
                   </pic:nvPicPr>
                   <pic:blipFill>
@@ -4807,7 +4834,7 @@
       <w:pPr>
         <w:pStyle w:val="Ttulo2"/>
       </w:pPr>
-      <w:bookmarkStart w:id="8" w:name="_Toc231389905"/>
+      <w:bookmarkStart w:id="8" w:name="_Toc235527668"/>
       <w:r>
         <w:t>Uso eficiente de atajos de teclado para mejorar la productividad</w:t>
       </w:r>
@@ -4907,9 +4934,9 @@
         <w:tblLook w:val="04A0" w:firstRow="1" w:lastRow="0" w:firstColumn="1" w:lastColumn="0" w:noHBand="0" w:noVBand="1"/>
       </w:tblPr>
       <w:tblGrid>
-        <w:gridCol w:w="2263"/>
-        <w:gridCol w:w="2341"/>
-        <w:gridCol w:w="5358"/>
+        <w:gridCol w:w="2546"/>
+        <w:gridCol w:w="2835"/>
+        <w:gridCol w:w="4581"/>
       </w:tblGrid>
       <w:tr>
         <w:trPr>
@@ -4918,7 +4945,7 @@
         </w:trPr>
         <w:tc>
           <w:tcPr>
-            <w:tcW w:w="1136" w:type="pct"/>
+            <w:tcW w:w="1278" w:type="pct"/>
             <w:hideMark/>
           </w:tcPr>
           <w:p>
@@ -4938,7 +4965,7 @@
         </w:tc>
         <w:tc>
           <w:tcPr>
-            <w:tcW w:w="1175" w:type="pct"/>
+            <w:tcW w:w="1423" w:type="pct"/>
             <w:hideMark/>
           </w:tcPr>
           <w:p>
@@ -4958,7 +4985,7 @@
         </w:tc>
         <w:tc>
           <w:tcPr>
-            <w:tcW w:w="2689" w:type="pct"/>
+            <w:tcW w:w="2299" w:type="pct"/>
             <w:hideMark/>
           </w:tcPr>
           <w:p>
@@ -4983,82 +5010,47 @@
         </w:trPr>
         <w:tc>
           <w:tcPr>
-            <w:tcW w:w="1136" w:type="pct"/>
+            <w:tcW w:w="1278" w:type="pct"/>
             <w:hideMark/>
           </w:tcPr>
           <w:p>
             <w:pPr>
-              <w:pStyle w:val="Tablas"/>
-              <w:rPr>
-                <w:color w:val="12263F"/>
-                <w:sz w:val="24"/>
-                <w:lang w:eastAsia="es-CO"/>
-              </w:rPr>
+              <w:pStyle w:val="TextoTablas"/>
             </w:pPr>
             <w:r>
-              <w:rPr>
-                <w:color w:val="12263F"/>
-                <w:sz w:val="24"/>
-                <w:lang w:eastAsia="es-CO"/>
-              </w:rPr>
               <w:t>Gestión de diapositivas</w:t>
             </w:r>
           </w:p>
         </w:tc>
         <w:tc>
           <w:tcPr>
-            <w:tcW w:w="1175" w:type="pct"/>
+            <w:tcW w:w="1423" w:type="pct"/>
             <w:hideMark/>
           </w:tcPr>
           <w:p>
             <w:pPr>
-              <w:pStyle w:val="Tablas"/>
-              <w:rPr>
-                <w:color w:val="12263F"/>
-                <w:sz w:val="24"/>
-                <w:lang w:eastAsia="es-CO"/>
-              </w:rPr>
+              <w:pStyle w:val="TextoTablas"/>
             </w:pPr>
             <w:proofErr w:type="spellStart"/>
             <w:r>
-              <w:rPr>
-                <w:color w:val="12263F"/>
-                <w:sz w:val="24"/>
-                <w:lang w:eastAsia="es-CO"/>
-              </w:rPr>
               <w:t>Ctrl</w:t>
             </w:r>
             <w:proofErr w:type="spellEnd"/>
             <w:r>
-              <w:rPr>
-                <w:color w:val="12263F"/>
-                <w:sz w:val="24"/>
-                <w:lang w:eastAsia="es-CO"/>
-              </w:rPr>
               <w:t xml:space="preserve"> + M</w:t>
             </w:r>
           </w:p>
         </w:tc>
         <w:tc>
           <w:tcPr>
-            <w:tcW w:w="2689" w:type="pct"/>
+            <w:tcW w:w="2299" w:type="pct"/>
             <w:hideMark/>
           </w:tcPr>
           <w:p>
             <w:pPr>
-              <w:pStyle w:val="Tablas"/>
-              <w:rPr>
-                <w:color w:val="12263F"/>
-                <w:sz w:val="24"/>
-                <w:lang w:eastAsia="es-CO"/>
-              </w:rPr>
+              <w:pStyle w:val="TextoTablas"/>
             </w:pPr>
             <w:r>
-              <w:rPr>
-                <w:color w:val="12263F"/>
-                <w:sz w:val="24"/>
-                <w:lang w:eastAsia="es-CO"/>
-              </w:rPr>
               <w:t>Insertar una nueva diapositiva.</w:t>
             </w:r>
           </w:p>
@@ -5067,82 +5059,47 @@
       <w:tr>
         <w:tc>
           <w:tcPr>
-            <w:tcW w:w="1136" w:type="pct"/>
+            <w:tcW w:w="1278" w:type="pct"/>
             <w:hideMark/>
           </w:tcPr>
           <w:p>
             <w:pPr>
-              <w:pStyle w:val="Tablas"/>
-              <w:rPr>
-                <w:color w:val="12263F"/>
-                <w:sz w:val="24"/>
-                <w:lang w:eastAsia="es-CO"/>
-              </w:rPr>
+              <w:pStyle w:val="TextoTablas"/>
             </w:pPr>
             <w:r>
-              <w:rPr>
-                <w:color w:val="12263F"/>
-                <w:sz w:val="24"/>
-                <w:lang w:eastAsia="es-CO"/>
-              </w:rPr>
               <w:t>Gestión de diapositivas</w:t>
             </w:r>
           </w:p>
         </w:tc>
         <w:tc>
           <w:tcPr>
-            <w:tcW w:w="1175" w:type="pct"/>
+            <w:tcW w:w="1423" w:type="pct"/>
             <w:hideMark/>
           </w:tcPr>
           <w:p>
             <w:pPr>
-              <w:pStyle w:val="Tablas"/>
-              <w:rPr>
-                <w:color w:val="12263F"/>
-                <w:sz w:val="24"/>
-                <w:lang w:eastAsia="es-CO"/>
-              </w:rPr>
+              <w:pStyle w:val="TextoTablas"/>
             </w:pPr>
             <w:proofErr w:type="spellStart"/>
             <w:r>
-              <w:rPr>
-                <w:color w:val="12263F"/>
-                <w:sz w:val="24"/>
-                <w:lang w:eastAsia="es-CO"/>
-              </w:rPr>
               <w:t>Ctrl</w:t>
             </w:r>
             <w:proofErr w:type="spellEnd"/>
             <w:r>
-              <w:rPr>
-                <w:color w:val="12263F"/>
-                <w:sz w:val="24"/>
-                <w:lang w:eastAsia="es-CO"/>
-              </w:rPr>
               <w:t xml:space="preserve"> + D</w:t>
             </w:r>
           </w:p>
         </w:tc>
         <w:tc>
           <w:tcPr>
-            <w:tcW w:w="2689" w:type="pct"/>
+            <w:tcW w:w="2299" w:type="pct"/>
             <w:hideMark/>
           </w:tcPr>
           <w:p>
             <w:pPr>
-              <w:pStyle w:val="Tablas"/>
-              <w:rPr>
-                <w:color w:val="12263F"/>
-                <w:sz w:val="24"/>
-                <w:lang w:eastAsia="es-CO"/>
-              </w:rPr>
+              <w:pStyle w:val="TextoTablas"/>
             </w:pPr>
             <w:r>
-              <w:rPr>
-                <w:color w:val="12263F"/>
-                <w:sz w:val="24"/>
-                <w:lang w:eastAsia="es-CO"/>
-              </w:rPr>
               <w:t>Duplicar la diapositiva seleccionada o el objeto activo.</w:t>
             </w:r>
           </w:p>
@@ -5154,82 +5111,47 @@
         </w:trPr>
         <w:tc>
           <w:tcPr>
-            <w:tcW w:w="1136" w:type="pct"/>
+            <w:tcW w:w="1278" w:type="pct"/>
             <w:hideMark/>
           </w:tcPr>
           <w:p>
             <w:pPr>
-              <w:pStyle w:val="Tablas"/>
-              <w:rPr>
-                <w:color w:val="12263F"/>
-                <w:sz w:val="24"/>
-                <w:lang w:eastAsia="es-CO"/>
-              </w:rPr>
+              <w:pStyle w:val="TextoTablas"/>
             </w:pPr>
             <w:r>
-              <w:rPr>
-                <w:color w:val="12263F"/>
-                <w:sz w:val="24"/>
-                <w:lang w:eastAsia="es-CO"/>
-              </w:rPr>
               <w:t>Gestión de diapositivas</w:t>
             </w:r>
           </w:p>
         </w:tc>
         <w:tc>
           <w:tcPr>
-            <w:tcW w:w="1175" w:type="pct"/>
+            <w:tcW w:w="1423" w:type="pct"/>
             <w:hideMark/>
           </w:tcPr>
           <w:p>
             <w:pPr>
-              <w:pStyle w:val="Tablas"/>
-              <w:rPr>
-                <w:color w:val="12263F"/>
-                <w:sz w:val="24"/>
-                <w:lang w:eastAsia="es-CO"/>
-              </w:rPr>
+              <w:pStyle w:val="TextoTablas"/>
             </w:pPr>
             <w:proofErr w:type="spellStart"/>
             <w:r>
-              <w:rPr>
-                <w:color w:val="12263F"/>
-                <w:sz w:val="24"/>
-                <w:lang w:eastAsia="es-CO"/>
-              </w:rPr>
               <w:t>Ctrl</w:t>
             </w:r>
             <w:proofErr w:type="spellEnd"/>
             <w:r>
-              <w:rPr>
-                <w:color w:val="12263F"/>
-                <w:sz w:val="24"/>
-                <w:lang w:eastAsia="es-CO"/>
-              </w:rPr>
               <w:t xml:space="preserve"> + Shift + D</w:t>
             </w:r>
           </w:p>
         </w:tc>
         <w:tc>
           <w:tcPr>
-            <w:tcW w:w="2689" w:type="pct"/>
+            <w:tcW w:w="2299" w:type="pct"/>
             <w:hideMark/>
           </w:tcPr>
           <w:p>
             <w:pPr>
-              <w:pStyle w:val="Tablas"/>
-              <w:rPr>
-                <w:color w:val="12263F"/>
-                <w:sz w:val="24"/>
-                <w:lang w:eastAsia="es-CO"/>
-              </w:rPr>
+              <w:pStyle w:val="TextoTablas"/>
             </w:pPr>
             <w:r>
-              <w:rPr>
-                <w:color w:val="12263F"/>
-                <w:sz w:val="24"/>
-                <w:lang w:eastAsia="es-CO"/>
-              </w:rPr>
               <w:t>Duplicar la diapositiva actual de forma inmediata.</w:t>
             </w:r>
           </w:p>
@@ -5238,72 +5160,42 @@
       <w:tr>
         <w:tc>
           <w:tcPr>
-            <w:tcW w:w="1136" w:type="pct"/>
+            <w:tcW w:w="1278" w:type="pct"/>
             <w:hideMark/>
           </w:tcPr>
           <w:p>
             <w:pPr>
-              <w:pStyle w:val="Tablas"/>
-              <w:rPr>
-                <w:color w:val="12263F"/>
-                <w:sz w:val="24"/>
-                <w:lang w:eastAsia="es-CO"/>
-              </w:rPr>
+              <w:pStyle w:val="TextoTablas"/>
             </w:pPr>
             <w:r>
-              <w:rPr>
-                <w:color w:val="12263F"/>
-                <w:sz w:val="24"/>
-                <w:lang w:eastAsia="es-CO"/>
-              </w:rPr>
               <w:t>Gestión de diapositivas</w:t>
             </w:r>
           </w:p>
         </w:tc>
         <w:tc>
           <w:tcPr>
-            <w:tcW w:w="1175" w:type="pct"/>
+            <w:tcW w:w="1423" w:type="pct"/>
             <w:hideMark/>
           </w:tcPr>
           <w:p>
             <w:pPr>
-              <w:pStyle w:val="Tablas"/>
-              <w:rPr>
-                <w:color w:val="12263F"/>
-                <w:sz w:val="24"/>
-                <w:lang w:eastAsia="es-CO"/>
-              </w:rPr>
+              <w:pStyle w:val="TextoTablas"/>
             </w:pPr>
             <w:r>
-              <w:rPr>
-                <w:color w:val="12263F"/>
-                <w:sz w:val="24"/>
-                <w:lang w:eastAsia="es-CO"/>
-              </w:rPr>
               <w:t>Alt + Shift + Arriba / Abajo</w:t>
             </w:r>
           </w:p>
         </w:tc>
         <w:tc>
           <w:tcPr>
-            <w:tcW w:w="2689" w:type="pct"/>
+            <w:tcW w:w="2299" w:type="pct"/>
             <w:hideMark/>
           </w:tcPr>
           <w:p>
             <w:pPr>
-              <w:pStyle w:val="Tablas"/>
-              <w:rPr>
-                <w:color w:val="12263F"/>
-                <w:sz w:val="24"/>
-                <w:lang w:eastAsia="es-CO"/>
-              </w:rPr>
+              <w:pStyle w:val="TextoTablas"/>
             </w:pPr>
             <w:r>
-              <w:rPr>
-                <w:color w:val="12263F"/>
-                <w:sz w:val="24"/>
-                <w:lang w:eastAsia="es-CO"/>
-              </w:rPr>
               <w:t>Mover la diapositiva seleccionada hacia arriba o abajo en la secuencia.</w:t>
             </w:r>
           </w:p>
@@ -5315,82 +5207,47 @@
         </w:trPr>
         <w:tc>
           <w:tcPr>
-            <w:tcW w:w="1136" w:type="pct"/>
+            <w:tcW w:w="1278" w:type="pct"/>
             <w:hideMark/>
           </w:tcPr>
           <w:p>
             <w:pPr>
-              <w:pStyle w:val="Tablas"/>
-              <w:rPr>
-                <w:color w:val="12263F"/>
-                <w:sz w:val="24"/>
-                <w:lang w:eastAsia="es-CO"/>
-              </w:rPr>
+              <w:pStyle w:val="TextoTablas"/>
             </w:pPr>
             <w:r>
-              <w:rPr>
-                <w:color w:val="12263F"/>
-                <w:sz w:val="24"/>
-                <w:lang w:eastAsia="es-CO"/>
-              </w:rPr>
               <w:t>Manipulación de objetos</w:t>
             </w:r>
           </w:p>
         </w:tc>
         <w:tc>
           <w:tcPr>
-            <w:tcW w:w="1175" w:type="pct"/>
+            <w:tcW w:w="1423" w:type="pct"/>
             <w:hideMark/>
           </w:tcPr>
           <w:p>
             <w:pPr>
-              <w:pStyle w:val="Tablas"/>
-              <w:rPr>
-                <w:color w:val="12263F"/>
-                <w:sz w:val="24"/>
-                <w:lang w:eastAsia="es-CO"/>
-              </w:rPr>
+              <w:pStyle w:val="TextoTablas"/>
             </w:pPr>
             <w:proofErr w:type="spellStart"/>
             <w:r>
-              <w:rPr>
-                <w:color w:val="12263F"/>
-                <w:sz w:val="24"/>
-                <w:lang w:eastAsia="es-CO"/>
-              </w:rPr>
               <w:t>Ctrl</w:t>
             </w:r>
             <w:proofErr w:type="spellEnd"/>
             <w:r>
-              <w:rPr>
-                <w:color w:val="12263F"/>
-                <w:sz w:val="24"/>
-                <w:lang w:eastAsia="es-CO"/>
-              </w:rPr>
               <w:t xml:space="preserve"> + G</w:t>
             </w:r>
           </w:p>
         </w:tc>
         <w:tc>
           <w:tcPr>
-            <w:tcW w:w="2689" w:type="pct"/>
+            <w:tcW w:w="2299" w:type="pct"/>
             <w:hideMark/>
           </w:tcPr>
           <w:p>
             <w:pPr>
-              <w:pStyle w:val="Tablas"/>
-              <w:rPr>
-                <w:color w:val="12263F"/>
-                <w:sz w:val="24"/>
-                <w:lang w:eastAsia="es-CO"/>
-              </w:rPr>
+              <w:pStyle w:val="TextoTablas"/>
             </w:pPr>
             <w:r>
-              <w:rPr>
-                <w:color w:val="12263F"/>
-                <w:sz w:val="24"/>
-                <w:lang w:eastAsia="es-CO"/>
-              </w:rPr>
               <w:t>Agrupar los objetos seleccionados.</w:t>
             </w:r>
           </w:p>
@@ -5399,82 +5256,47 @@
       <w:tr>
         <w:tc>
           <w:tcPr>
-            <w:tcW w:w="1136" w:type="pct"/>
+            <w:tcW w:w="1278" w:type="pct"/>
             <w:hideMark/>
           </w:tcPr>
           <w:p>
             <w:pPr>
-              <w:pStyle w:val="Tablas"/>
-              <w:rPr>
-                <w:color w:val="12263F"/>
-                <w:sz w:val="24"/>
-                <w:lang w:eastAsia="es-CO"/>
-              </w:rPr>
+              <w:pStyle w:val="TextoTablas"/>
             </w:pPr>
             <w:r>
-              <w:rPr>
-                <w:color w:val="12263F"/>
-                <w:sz w:val="24"/>
-                <w:lang w:eastAsia="es-CO"/>
-              </w:rPr>
               <w:t>Manipulación de objetos</w:t>
             </w:r>
           </w:p>
         </w:tc>
         <w:tc>
           <w:tcPr>
-            <w:tcW w:w="1175" w:type="pct"/>
+            <w:tcW w:w="1423" w:type="pct"/>
             <w:hideMark/>
           </w:tcPr>
           <w:p>
             <w:pPr>
-              <w:pStyle w:val="Tablas"/>
-              <w:rPr>
-                <w:color w:val="12263F"/>
-                <w:sz w:val="24"/>
-                <w:lang w:eastAsia="es-CO"/>
-              </w:rPr>
+              <w:pStyle w:val="TextoTablas"/>
             </w:pPr>
             <w:proofErr w:type="spellStart"/>
             <w:r>
-              <w:rPr>
-                <w:color w:val="12263F"/>
-                <w:sz w:val="24"/>
-                <w:lang w:eastAsia="es-CO"/>
-              </w:rPr>
               <w:t>Ctrl</w:t>
             </w:r>
             <w:proofErr w:type="spellEnd"/>
             <w:r>
-              <w:rPr>
-                <w:color w:val="12263F"/>
-                <w:sz w:val="24"/>
-                <w:lang w:eastAsia="es-CO"/>
-              </w:rPr>
               <w:t xml:space="preserve"> + Shift + G</w:t>
             </w:r>
           </w:p>
         </w:tc>
         <w:tc>
           <w:tcPr>
-            <w:tcW w:w="2689" w:type="pct"/>
+            <w:tcW w:w="2299" w:type="pct"/>
             <w:hideMark/>
           </w:tcPr>
           <w:p>
             <w:pPr>
-              <w:pStyle w:val="Tablas"/>
-              <w:rPr>
-                <w:color w:val="12263F"/>
-                <w:sz w:val="24"/>
-                <w:lang w:eastAsia="es-CO"/>
-              </w:rPr>
+              <w:pStyle w:val="TextoTablas"/>
             </w:pPr>
             <w:r>
-              <w:rPr>
-                <w:color w:val="12263F"/>
-                <w:sz w:val="24"/>
-                <w:lang w:eastAsia="es-CO"/>
-              </w:rPr>
               <w:t>Desagrupar los objetos seleccionados.</w:t>
             </w:r>
           </w:p>
@@ -5486,82 +5308,47 @@
         </w:trPr>
         <w:tc>
           <w:tcPr>
-            <w:tcW w:w="1136" w:type="pct"/>
+            <w:tcW w:w="1278" w:type="pct"/>
             <w:hideMark/>
           </w:tcPr>
           <w:p>
             <w:pPr>
-              <w:pStyle w:val="Tablas"/>
-              <w:rPr>
-                <w:color w:val="12263F"/>
-                <w:sz w:val="24"/>
-                <w:lang w:eastAsia="es-CO"/>
-              </w:rPr>
+              <w:pStyle w:val="TextoTablas"/>
             </w:pPr>
             <w:r>
-              <w:rPr>
-                <w:color w:val="12263F"/>
-                <w:sz w:val="24"/>
-                <w:lang w:eastAsia="es-CO"/>
-              </w:rPr>
               <w:t>Manipulación de objetos</w:t>
             </w:r>
           </w:p>
         </w:tc>
         <w:tc>
           <w:tcPr>
-            <w:tcW w:w="1175" w:type="pct"/>
+            <w:tcW w:w="1423" w:type="pct"/>
             <w:hideMark/>
           </w:tcPr>
           <w:p>
             <w:pPr>
-              <w:pStyle w:val="Tablas"/>
-              <w:rPr>
-                <w:color w:val="12263F"/>
-                <w:sz w:val="24"/>
-                <w:lang w:eastAsia="es-CO"/>
-              </w:rPr>
+              <w:pStyle w:val="TextoTablas"/>
             </w:pPr>
             <w:proofErr w:type="spellStart"/>
             <w:r>
-              <w:rPr>
-                <w:color w:val="12263F"/>
-                <w:sz w:val="24"/>
-                <w:lang w:eastAsia="es-CO"/>
-              </w:rPr>
               <w:t>Ctrl</w:t>
             </w:r>
             <w:proofErr w:type="spellEnd"/>
             <w:r>
-              <w:rPr>
-                <w:color w:val="12263F"/>
-                <w:sz w:val="24"/>
-                <w:lang w:eastAsia="es-CO"/>
-              </w:rPr>
               <w:t xml:space="preserve"> + Alt + V</w:t>
             </w:r>
           </w:p>
         </w:tc>
         <w:tc>
           <w:tcPr>
-            <w:tcW w:w="2689" w:type="pct"/>
+            <w:tcW w:w="2299" w:type="pct"/>
             <w:hideMark/>
           </w:tcPr>
           <w:p>
             <w:pPr>
-              <w:pStyle w:val="Tablas"/>
-              <w:rPr>
-                <w:color w:val="12263F"/>
-                <w:sz w:val="24"/>
-                <w:lang w:eastAsia="es-CO"/>
-              </w:rPr>
+              <w:pStyle w:val="TextoTablas"/>
             </w:pPr>
             <w:r>
-              <w:rPr>
-                <w:color w:val="12263F"/>
-                <w:sz w:val="24"/>
-                <w:lang w:eastAsia="es-CO"/>
-              </w:rPr>
               <w:t>Aplicar pegado especial.</w:t>
             </w:r>
           </w:p>
@@ -5570,82 +5357,47 @@
       <w:tr>
         <w:tc>
           <w:tcPr>
-            <w:tcW w:w="1136" w:type="pct"/>
+            <w:tcW w:w="1278" w:type="pct"/>
             <w:hideMark/>
           </w:tcPr>
           <w:p>
             <w:pPr>
-              <w:pStyle w:val="Tablas"/>
-              <w:rPr>
-                <w:color w:val="12263F"/>
-                <w:sz w:val="24"/>
-                <w:lang w:eastAsia="es-CO"/>
-              </w:rPr>
+              <w:pStyle w:val="TextoTablas"/>
             </w:pPr>
             <w:r>
-              <w:rPr>
-                <w:color w:val="12263F"/>
-                <w:sz w:val="24"/>
-                <w:lang w:eastAsia="es-CO"/>
-              </w:rPr>
               <w:t>Manipulación de objetos</w:t>
             </w:r>
           </w:p>
         </w:tc>
         <w:tc>
           <w:tcPr>
-            <w:tcW w:w="1175" w:type="pct"/>
+            <w:tcW w:w="1423" w:type="pct"/>
             <w:hideMark/>
           </w:tcPr>
           <w:p>
             <w:pPr>
-              <w:pStyle w:val="Tablas"/>
-              <w:rPr>
-                <w:color w:val="12263F"/>
-                <w:sz w:val="24"/>
-                <w:lang w:eastAsia="es-CO"/>
-              </w:rPr>
+              <w:pStyle w:val="TextoTablas"/>
             </w:pPr>
             <w:proofErr w:type="spellStart"/>
             <w:r>
-              <w:rPr>
-                <w:color w:val="12263F"/>
-                <w:sz w:val="24"/>
-                <w:lang w:eastAsia="es-CO"/>
-              </w:rPr>
               <w:t>Ctrl</w:t>
             </w:r>
             <w:proofErr w:type="spellEnd"/>
             <w:r>
-              <w:rPr>
-                <w:color w:val="12263F"/>
-                <w:sz w:val="24"/>
-                <w:lang w:eastAsia="es-CO"/>
-              </w:rPr>
               <w:t xml:space="preserve"> + Shift + C</w:t>
             </w:r>
           </w:p>
         </w:tc>
         <w:tc>
           <w:tcPr>
-            <w:tcW w:w="2689" w:type="pct"/>
+            <w:tcW w:w="2299" w:type="pct"/>
             <w:hideMark/>
           </w:tcPr>
           <w:p>
             <w:pPr>
-              <w:pStyle w:val="Tablas"/>
-              <w:rPr>
-                <w:color w:val="12263F"/>
-                <w:sz w:val="24"/>
-                <w:lang w:eastAsia="es-CO"/>
-              </w:rPr>
+              <w:pStyle w:val="TextoTablas"/>
             </w:pPr>
             <w:r>
-              <w:rPr>
-                <w:color w:val="12263F"/>
-                <w:sz w:val="24"/>
-                <w:lang w:eastAsia="es-CO"/>
-              </w:rPr>
               <w:t>Copiar únicamente el formato de un objeto.</w:t>
             </w:r>
           </w:p>
@@ -5657,82 +5409,47 @@
         </w:trPr>
         <w:tc>
           <w:tcPr>
-            <w:tcW w:w="1136" w:type="pct"/>
+            <w:tcW w:w="1278" w:type="pct"/>
             <w:hideMark/>
           </w:tcPr>
           <w:p>
             <w:pPr>
-              <w:pStyle w:val="Tablas"/>
-              <w:rPr>
-                <w:color w:val="12263F"/>
-                <w:sz w:val="24"/>
-                <w:lang w:eastAsia="es-CO"/>
-              </w:rPr>
+              <w:pStyle w:val="TextoTablas"/>
             </w:pPr>
             <w:r>
-              <w:rPr>
-                <w:color w:val="12263F"/>
-                <w:sz w:val="24"/>
-                <w:lang w:eastAsia="es-CO"/>
-              </w:rPr>
               <w:t>Manipulación de objetos</w:t>
             </w:r>
           </w:p>
         </w:tc>
         <w:tc>
           <w:tcPr>
-            <w:tcW w:w="1175" w:type="pct"/>
+            <w:tcW w:w="1423" w:type="pct"/>
             <w:hideMark/>
           </w:tcPr>
           <w:p>
             <w:pPr>
-              <w:pStyle w:val="Tablas"/>
-              <w:rPr>
-                <w:color w:val="12263F"/>
-                <w:sz w:val="24"/>
-                <w:lang w:eastAsia="es-CO"/>
-              </w:rPr>
+              <w:pStyle w:val="TextoTablas"/>
             </w:pPr>
             <w:proofErr w:type="spellStart"/>
             <w:r>
-              <w:rPr>
-                <w:color w:val="12263F"/>
-                <w:sz w:val="24"/>
-                <w:lang w:eastAsia="es-CO"/>
-              </w:rPr>
               <w:t>Ctrl</w:t>
             </w:r>
             <w:proofErr w:type="spellEnd"/>
             <w:r>
-              <w:rPr>
-                <w:color w:val="12263F"/>
-                <w:sz w:val="24"/>
-                <w:lang w:eastAsia="es-CO"/>
-              </w:rPr>
               <w:t xml:space="preserve"> + Shift + V</w:t>
             </w:r>
           </w:p>
         </w:tc>
         <w:tc>
           <w:tcPr>
-            <w:tcW w:w="2689" w:type="pct"/>
+            <w:tcW w:w="2299" w:type="pct"/>
             <w:hideMark/>
           </w:tcPr>
           <w:p>
             <w:pPr>
-              <w:pStyle w:val="Tablas"/>
-              <w:rPr>
-                <w:color w:val="12263F"/>
-                <w:sz w:val="24"/>
-                <w:lang w:eastAsia="es-CO"/>
-              </w:rPr>
+              <w:pStyle w:val="TextoTablas"/>
             </w:pPr>
             <w:r>
-              <w:rPr>
-                <w:color w:val="12263F"/>
-                <w:sz w:val="24"/>
-                <w:lang w:eastAsia="es-CO"/>
-              </w:rPr>
               <w:t>Pegar únicamente el formato en otro objeto.</w:t>
             </w:r>
           </w:p>
@@ -5741,72 +5458,42 @@
       <w:tr>
         <w:tc>
           <w:tcPr>
-            <w:tcW w:w="1136" w:type="pct"/>
+            <w:tcW w:w="1278" w:type="pct"/>
             <w:hideMark/>
           </w:tcPr>
           <w:p>
             <w:pPr>
-              <w:pStyle w:val="Tablas"/>
-              <w:rPr>
-                <w:color w:val="12263F"/>
-                <w:sz w:val="24"/>
-                <w:lang w:eastAsia="es-CO"/>
-              </w:rPr>
+              <w:pStyle w:val="TextoTablas"/>
             </w:pPr>
             <w:r>
-              <w:rPr>
-                <w:color w:val="12263F"/>
-                <w:sz w:val="24"/>
-                <w:lang w:eastAsia="es-CO"/>
-              </w:rPr>
               <w:t>Manipulación de objetos</w:t>
             </w:r>
           </w:p>
         </w:tc>
         <w:tc>
           <w:tcPr>
-            <w:tcW w:w="1175" w:type="pct"/>
+            <w:tcW w:w="1423" w:type="pct"/>
             <w:hideMark/>
           </w:tcPr>
           <w:p>
             <w:pPr>
-              <w:pStyle w:val="Tablas"/>
-              <w:rPr>
-                <w:color w:val="12263F"/>
-                <w:sz w:val="24"/>
-                <w:lang w:eastAsia="es-CO"/>
-              </w:rPr>
+              <w:pStyle w:val="TextoTablas"/>
             </w:pPr>
             <w:r>
-              <w:rPr>
-                <w:color w:val="12263F"/>
-                <w:sz w:val="24"/>
-                <w:lang w:eastAsia="es-CO"/>
-              </w:rPr>
               <w:t>Shift + Flechas</w:t>
             </w:r>
           </w:p>
         </w:tc>
         <w:tc>
           <w:tcPr>
-            <w:tcW w:w="2689" w:type="pct"/>
+            <w:tcW w:w="2299" w:type="pct"/>
             <w:hideMark/>
           </w:tcPr>
           <w:p>
             <w:pPr>
-              <w:pStyle w:val="Tablas"/>
-              <w:rPr>
-                <w:color w:val="12263F"/>
-                <w:sz w:val="24"/>
-                <w:lang w:eastAsia="es-CO"/>
-              </w:rPr>
+              <w:pStyle w:val="TextoTablas"/>
             </w:pPr>
             <w:r>
-              <w:rPr>
-                <w:color w:val="12263F"/>
-                <w:sz w:val="24"/>
-                <w:lang w:eastAsia="es-CO"/>
-              </w:rPr>
               <w:t>Cambiar el tamaño del objeto seleccionado.</w:t>
             </w:r>
           </w:p>
@@ -5818,72 +5505,42 @@
         </w:trPr>
         <w:tc>
           <w:tcPr>
-            <w:tcW w:w="1136" w:type="pct"/>
+            <w:tcW w:w="1278" w:type="pct"/>
             <w:hideMark/>
           </w:tcPr>
           <w:p>
             <w:pPr>
-              <w:pStyle w:val="Tablas"/>
-              <w:rPr>
-                <w:color w:val="12263F"/>
-                <w:sz w:val="24"/>
-                <w:lang w:eastAsia="es-CO"/>
-              </w:rPr>
+              <w:pStyle w:val="TextoTablas"/>
             </w:pPr>
             <w:r>
-              <w:rPr>
-                <w:color w:val="12263F"/>
-                <w:sz w:val="24"/>
-                <w:lang w:eastAsia="es-CO"/>
-              </w:rPr>
               <w:t>Manipulación de objetos</w:t>
             </w:r>
           </w:p>
         </w:tc>
         <w:tc>
           <w:tcPr>
-            <w:tcW w:w="1175" w:type="pct"/>
+            <w:tcW w:w="1423" w:type="pct"/>
             <w:hideMark/>
           </w:tcPr>
           <w:p>
             <w:pPr>
-              <w:pStyle w:val="Tablas"/>
-              <w:rPr>
-                <w:color w:val="12263F"/>
-                <w:sz w:val="24"/>
-                <w:lang w:eastAsia="es-CO"/>
-              </w:rPr>
+              <w:pStyle w:val="TextoTablas"/>
             </w:pPr>
             <w:r>
-              <w:rPr>
-                <w:color w:val="12263F"/>
-                <w:sz w:val="24"/>
-                <w:lang w:eastAsia="es-CO"/>
-              </w:rPr>
               <w:t>Alt + Flechas</w:t>
             </w:r>
           </w:p>
         </w:tc>
         <w:tc>
           <w:tcPr>
-            <w:tcW w:w="2689" w:type="pct"/>
+            <w:tcW w:w="2299" w:type="pct"/>
             <w:hideMark/>
           </w:tcPr>
           <w:p>
             <w:pPr>
-              <w:pStyle w:val="Tablas"/>
-              <w:rPr>
-                <w:color w:val="12263F"/>
-                <w:sz w:val="24"/>
-                <w:lang w:eastAsia="es-CO"/>
-              </w:rPr>
+              <w:pStyle w:val="TextoTablas"/>
             </w:pPr>
             <w:r>
-              <w:rPr>
-                <w:color w:val="12263F"/>
-                <w:sz w:val="24"/>
-                <w:lang w:eastAsia="es-CO"/>
-              </w:rPr>
               <w:t>Girar el objeto seleccionado 15 grados.</w:t>
             </w:r>
           </w:p>
@@ -5892,82 +5549,47 @@
       <w:tr>
         <w:tc>
           <w:tcPr>
-            <w:tcW w:w="1136" w:type="pct"/>
+            <w:tcW w:w="1278" w:type="pct"/>
             <w:hideMark/>
           </w:tcPr>
           <w:p>
             <w:pPr>
-              <w:pStyle w:val="Tablas"/>
-              <w:rPr>
-                <w:color w:val="12263F"/>
-                <w:sz w:val="24"/>
-                <w:lang w:eastAsia="es-CO"/>
-              </w:rPr>
+              <w:pStyle w:val="TextoTablas"/>
             </w:pPr>
             <w:r>
-              <w:rPr>
-                <w:color w:val="12263F"/>
-                <w:sz w:val="24"/>
-                <w:lang w:eastAsia="es-CO"/>
-              </w:rPr>
               <w:t>Manipulación de objetos</w:t>
             </w:r>
           </w:p>
         </w:tc>
         <w:tc>
           <w:tcPr>
-            <w:tcW w:w="1175" w:type="pct"/>
+            <w:tcW w:w="1423" w:type="pct"/>
             <w:hideMark/>
           </w:tcPr>
           <w:p>
             <w:pPr>
-              <w:pStyle w:val="Tablas"/>
-              <w:rPr>
-                <w:color w:val="12263F"/>
-                <w:sz w:val="24"/>
-                <w:lang w:eastAsia="es-CO"/>
-              </w:rPr>
+              <w:pStyle w:val="TextoTablas"/>
             </w:pPr>
             <w:proofErr w:type="spellStart"/>
             <w:r>
-              <w:rPr>
-                <w:color w:val="12263F"/>
-                <w:sz w:val="24"/>
-                <w:lang w:eastAsia="es-CO"/>
-              </w:rPr>
               <w:t>Ctrl</w:t>
             </w:r>
             <w:proofErr w:type="spellEnd"/>
             <w:r>
-              <w:rPr>
-                <w:color w:val="12263F"/>
-                <w:sz w:val="24"/>
-                <w:lang w:eastAsia="es-CO"/>
-              </w:rPr>
               <w:t xml:space="preserve"> + Clic + Arrastrar</w:t>
             </w:r>
           </w:p>
         </w:tc>
         <w:tc>
           <w:tcPr>
-            <w:tcW w:w="2689" w:type="pct"/>
+            <w:tcW w:w="2299" w:type="pct"/>
             <w:hideMark/>
           </w:tcPr>
           <w:p>
             <w:pPr>
-              <w:pStyle w:val="Tablas"/>
-              <w:rPr>
-                <w:color w:val="12263F"/>
-                <w:sz w:val="24"/>
-                <w:lang w:eastAsia="es-CO"/>
-              </w:rPr>
+              <w:pStyle w:val="TextoTablas"/>
             </w:pPr>
             <w:r>
-              <w:rPr>
-                <w:color w:val="12263F"/>
-                <w:sz w:val="24"/>
-                <w:lang w:eastAsia="es-CO"/>
-              </w:rPr>
               <w:t>Duplicar un objeto mientras se desplaza.</w:t>
             </w:r>
           </w:p>
@@ -5979,72 +5601,42 @@
         </w:trPr>
         <w:tc>
           <w:tcPr>
-            <w:tcW w:w="1136" w:type="pct"/>
+            <w:tcW w:w="1278" w:type="pct"/>
             <w:hideMark/>
           </w:tcPr>
           <w:p>
             <w:pPr>
-              <w:pStyle w:val="Tablas"/>
-              <w:rPr>
-                <w:color w:val="12263F"/>
-                <w:sz w:val="24"/>
-                <w:lang w:eastAsia="es-CO"/>
-              </w:rPr>
+              <w:pStyle w:val="TextoTablas"/>
             </w:pPr>
             <w:r>
-              <w:rPr>
-                <w:color w:val="12263F"/>
-                <w:sz w:val="24"/>
-                <w:lang w:eastAsia="es-CO"/>
-              </w:rPr>
               <w:t>Manipulación de objetos</w:t>
             </w:r>
           </w:p>
         </w:tc>
         <w:tc>
           <w:tcPr>
-            <w:tcW w:w="1175" w:type="pct"/>
+            <w:tcW w:w="1423" w:type="pct"/>
             <w:hideMark/>
           </w:tcPr>
           <w:p>
             <w:pPr>
-              <w:pStyle w:val="Tablas"/>
-              <w:rPr>
-                <w:color w:val="12263F"/>
-                <w:sz w:val="24"/>
-                <w:lang w:eastAsia="es-CO"/>
-              </w:rPr>
+              <w:pStyle w:val="TextoTablas"/>
             </w:pPr>
             <w:r>
-              <w:rPr>
-                <w:color w:val="12263F"/>
-                <w:sz w:val="24"/>
-                <w:lang w:eastAsia="es-CO"/>
-              </w:rPr>
               <w:t>Shift + Clic + Arrastrar</w:t>
             </w:r>
           </w:p>
         </w:tc>
         <w:tc>
           <w:tcPr>
-            <w:tcW w:w="2689" w:type="pct"/>
+            <w:tcW w:w="2299" w:type="pct"/>
             <w:hideMark/>
           </w:tcPr>
           <w:p>
             <w:pPr>
-              <w:pStyle w:val="Tablas"/>
-              <w:rPr>
-                <w:color w:val="12263F"/>
-                <w:sz w:val="24"/>
-                <w:lang w:eastAsia="es-CO"/>
-              </w:rPr>
+              <w:pStyle w:val="TextoTablas"/>
             </w:pPr>
             <w:r>
-              <w:rPr>
-                <w:color w:val="12263F"/>
-                <w:sz w:val="24"/>
-                <w:lang w:eastAsia="es-CO"/>
-              </w:rPr>
               <w:t>Restringir el movimiento horizontal o vertical.</w:t>
             </w:r>
           </w:p>
@@ -6053,67 +5645,37 @@
       <w:tr>
         <w:tc>
           <w:tcPr>
-            <w:tcW w:w="1136" w:type="pct"/>
+            <w:tcW w:w="1278" w:type="pct"/>
             <w:hideMark/>
           </w:tcPr>
           <w:p>
             <w:pPr>
-              <w:pStyle w:val="Tablas"/>
-              <w:rPr>
-                <w:color w:val="12263F"/>
-                <w:sz w:val="24"/>
-                <w:lang w:eastAsia="es-CO"/>
-              </w:rPr>
+              <w:pStyle w:val="TextoTablas"/>
             </w:pPr>
             <w:r>
-              <w:rPr>
-                <w:color w:val="12263F"/>
-                <w:sz w:val="24"/>
-                <w:lang w:eastAsia="es-CO"/>
-              </w:rPr>
               <w:t>Orden y jerarquía</w:t>
             </w:r>
           </w:p>
         </w:tc>
         <w:tc>
           <w:tcPr>
-            <w:tcW w:w="1175" w:type="pct"/>
+            <w:tcW w:w="1423" w:type="pct"/>
             <w:hideMark/>
           </w:tcPr>
           <w:p>
             <w:pPr>
-              <w:pStyle w:val="Tablas"/>
-              <w:rPr>
-                <w:color w:val="12263F"/>
-                <w:sz w:val="24"/>
-                <w:lang w:eastAsia="es-CO"/>
-              </w:rPr>
+              <w:pStyle w:val="TextoTablas"/>
             </w:pPr>
             <w:proofErr w:type="spellStart"/>
             <w:r>
-              <w:rPr>
-                <w:color w:val="12263F"/>
-                <w:sz w:val="24"/>
-                <w:lang w:eastAsia="es-CO"/>
-              </w:rPr>
               <w:t>Ctrl</w:t>
             </w:r>
             <w:proofErr w:type="spellEnd"/>
             <w:r>
-              <w:rPr>
-                <w:color w:val="12263F"/>
-                <w:sz w:val="24"/>
-                <w:lang w:eastAsia="es-CO"/>
-              </w:rPr>
               <w:t xml:space="preserve"> + Shift </w:t>
             </w:r>
             <w:proofErr w:type="gramStart"/>
             <w:r>
-              <w:rPr>
-                <w:color w:val="12263F"/>
-                <w:sz w:val="24"/>
-                <w:lang w:eastAsia="es-CO"/>
-              </w:rPr>
               <w:t>+ ]</w:t>
             </w:r>
             <w:proofErr w:type="gramEnd"/>
@@ -6121,24 +5683,14 @@
         </w:tc>
         <w:tc>
           <w:tcPr>
-            <w:tcW w:w="2689" w:type="pct"/>
+            <w:tcW w:w="2299" w:type="pct"/>
             <w:hideMark/>
           </w:tcPr>
           <w:p>
             <w:pPr>
-              <w:pStyle w:val="Tablas"/>
-              <w:rPr>
-                <w:color w:val="12263F"/>
-                <w:sz w:val="24"/>
-                <w:lang w:eastAsia="es-CO"/>
-              </w:rPr>
+              <w:pStyle w:val="TextoTablas"/>
             </w:pPr>
             <w:r>
-              <w:rPr>
-                <w:color w:val="12263F"/>
-                <w:sz w:val="24"/>
-                <w:lang w:eastAsia="es-CO"/>
-              </w:rPr>
               <w:t>Traer el objeto seleccionado al frente.</w:t>
             </w:r>
           </w:p>
@@ -6150,24 +5702,14 @@
         </w:trPr>
         <w:tc>
           <w:tcPr>
-            <w:tcW w:w="1136" w:type="pct"/>
+            <w:tcW w:w="1278" w:type="pct"/>
             <w:hideMark/>
           </w:tcPr>
           <w:p>
             <w:pPr>
-              <w:pStyle w:val="Tablas"/>
-              <w:rPr>
-                <w:color w:val="12263F"/>
-                <w:sz w:val="24"/>
-                <w:lang w:eastAsia="es-CO"/>
-              </w:rPr>
+              <w:pStyle w:val="TextoTablas"/>
             </w:pPr>
             <w:r>
-              <w:rPr>
-                <w:color w:val="12263F"/>
-                <w:sz w:val="24"/>
-                <w:lang w:eastAsia="es-CO"/>
-              </w:rPr>
               <w:lastRenderedPageBreak/>
               <w:t>Orden y jerarquía</w:t>
             </w:r>
@@ -6175,58 +5717,33 @@
         </w:tc>
         <w:tc>
           <w:tcPr>
-            <w:tcW w:w="1175" w:type="pct"/>
+            <w:tcW w:w="1423" w:type="pct"/>
             <w:hideMark/>
           </w:tcPr>
           <w:p>
             <w:pPr>
-              <w:pStyle w:val="Tablas"/>
-              <w:rPr>
-                <w:color w:val="12263F"/>
-                <w:sz w:val="24"/>
-                <w:lang w:eastAsia="es-CO"/>
-              </w:rPr>
+              <w:pStyle w:val="TextoTablas"/>
             </w:pPr>
             <w:proofErr w:type="spellStart"/>
             <w:r>
-              <w:rPr>
-                <w:color w:val="12263F"/>
-                <w:sz w:val="24"/>
-                <w:lang w:eastAsia="es-CO"/>
-              </w:rPr>
               <w:t>Ctrl</w:t>
             </w:r>
             <w:proofErr w:type="spellEnd"/>
             <w:r>
-              <w:rPr>
-                <w:color w:val="12263F"/>
-                <w:sz w:val="24"/>
-                <w:lang w:eastAsia="es-CO"/>
-              </w:rPr>
               <w:t xml:space="preserve"> + Shift + [</w:t>
             </w:r>
           </w:p>
         </w:tc>
         <w:tc>
           <w:tcPr>
-            <w:tcW w:w="2689" w:type="pct"/>
+            <w:tcW w:w="2299" w:type="pct"/>
             <w:hideMark/>
           </w:tcPr>
           <w:p>
             <w:pPr>
-              <w:pStyle w:val="Tablas"/>
-              <w:rPr>
-                <w:color w:val="12263F"/>
-                <w:sz w:val="24"/>
-                <w:lang w:eastAsia="es-CO"/>
-              </w:rPr>
+              <w:pStyle w:val="TextoTablas"/>
             </w:pPr>
             <w:r>
-              <w:rPr>
-                <w:color w:val="12263F"/>
-                <w:sz w:val="24"/>
-                <w:lang w:eastAsia="es-CO"/>
-              </w:rPr>
               <w:t>Enviar el objeto seleccionado al fondo.</w:t>
             </w:r>
           </w:p>
@@ -6235,67 +5752,37 @@
       <w:tr>
         <w:tc>
           <w:tcPr>
-            <w:tcW w:w="1136" w:type="pct"/>
+            <w:tcW w:w="1278" w:type="pct"/>
             <w:hideMark/>
           </w:tcPr>
           <w:p>
             <w:pPr>
-              <w:pStyle w:val="Tablas"/>
-              <w:rPr>
-                <w:color w:val="12263F"/>
-                <w:sz w:val="24"/>
-                <w:lang w:eastAsia="es-CO"/>
-              </w:rPr>
+              <w:pStyle w:val="TextoTablas"/>
             </w:pPr>
             <w:r>
-              <w:rPr>
-                <w:color w:val="12263F"/>
-                <w:sz w:val="24"/>
-                <w:lang w:eastAsia="es-CO"/>
-              </w:rPr>
               <w:t>Orden y jerarquía</w:t>
             </w:r>
           </w:p>
         </w:tc>
         <w:tc>
           <w:tcPr>
-            <w:tcW w:w="1175" w:type="pct"/>
+            <w:tcW w:w="1423" w:type="pct"/>
             <w:hideMark/>
           </w:tcPr>
           <w:p>
             <w:pPr>
-              <w:pStyle w:val="Tablas"/>
-              <w:rPr>
-                <w:color w:val="12263F"/>
-                <w:sz w:val="24"/>
-                <w:lang w:eastAsia="es-CO"/>
-              </w:rPr>
+              <w:pStyle w:val="TextoTablas"/>
             </w:pPr>
             <w:proofErr w:type="spellStart"/>
             <w:r>
-              <w:rPr>
-                <w:color w:val="12263F"/>
-                <w:sz w:val="24"/>
-                <w:lang w:eastAsia="es-CO"/>
-              </w:rPr>
               <w:t>Ctrl</w:t>
             </w:r>
             <w:proofErr w:type="spellEnd"/>
             <w:r>
-              <w:rPr>
-                <w:color w:val="12263F"/>
-                <w:sz w:val="24"/>
-                <w:lang w:eastAsia="es-CO"/>
-              </w:rPr>
               <w:t xml:space="preserve"> </w:t>
             </w:r>
             <w:proofErr w:type="gramStart"/>
             <w:r>
-              <w:rPr>
-                <w:color w:val="12263F"/>
-                <w:sz w:val="24"/>
-                <w:lang w:eastAsia="es-CO"/>
-              </w:rPr>
               <w:t>+ ]</w:t>
             </w:r>
             <w:proofErr w:type="gramEnd"/>
@@ -6303,24 +5790,14 @@
         </w:tc>
         <w:tc>
           <w:tcPr>
-            <w:tcW w:w="2689" w:type="pct"/>
+            <w:tcW w:w="2299" w:type="pct"/>
             <w:hideMark/>
           </w:tcPr>
           <w:p>
             <w:pPr>
-              <w:pStyle w:val="Tablas"/>
-              <w:rPr>
-                <w:color w:val="12263F"/>
-                <w:sz w:val="24"/>
-                <w:lang w:eastAsia="es-CO"/>
-              </w:rPr>
+              <w:pStyle w:val="TextoTablas"/>
             </w:pPr>
             <w:r>
-              <w:rPr>
-                <w:color w:val="12263F"/>
-                <w:sz w:val="24"/>
-                <w:lang w:eastAsia="es-CO"/>
-              </w:rPr>
               <w:t>Traer el objeto una capa adelante.</w:t>
             </w:r>
           </w:p>
@@ -6332,82 +5809,47 @@
         </w:trPr>
         <w:tc>
           <w:tcPr>
-            <w:tcW w:w="1136" w:type="pct"/>
+            <w:tcW w:w="1278" w:type="pct"/>
             <w:hideMark/>
           </w:tcPr>
           <w:p>
             <w:pPr>
-              <w:pStyle w:val="Tablas"/>
-              <w:rPr>
-                <w:color w:val="12263F"/>
-                <w:sz w:val="24"/>
-                <w:lang w:eastAsia="es-CO"/>
-              </w:rPr>
+              <w:pStyle w:val="TextoTablas"/>
             </w:pPr>
             <w:r>
-              <w:rPr>
-                <w:color w:val="12263F"/>
-                <w:sz w:val="24"/>
-                <w:lang w:eastAsia="es-CO"/>
-              </w:rPr>
               <w:t>Orden y jerarquía</w:t>
             </w:r>
           </w:p>
         </w:tc>
         <w:tc>
           <w:tcPr>
-            <w:tcW w:w="1175" w:type="pct"/>
+            <w:tcW w:w="1423" w:type="pct"/>
             <w:hideMark/>
           </w:tcPr>
           <w:p>
             <w:pPr>
-              <w:pStyle w:val="Tablas"/>
-              <w:rPr>
-                <w:color w:val="12263F"/>
-                <w:sz w:val="24"/>
-                <w:lang w:eastAsia="es-CO"/>
-              </w:rPr>
+              <w:pStyle w:val="TextoTablas"/>
             </w:pPr>
             <w:proofErr w:type="spellStart"/>
             <w:r>
-              <w:rPr>
-                <w:color w:val="12263F"/>
-                <w:sz w:val="24"/>
-                <w:lang w:eastAsia="es-CO"/>
-              </w:rPr>
               <w:t>Ctrl</w:t>
             </w:r>
             <w:proofErr w:type="spellEnd"/>
             <w:r>
-              <w:rPr>
-                <w:color w:val="12263F"/>
-                <w:sz w:val="24"/>
-                <w:lang w:eastAsia="es-CO"/>
-              </w:rPr>
               <w:t xml:space="preserve"> + [</w:t>
             </w:r>
           </w:p>
         </w:tc>
         <w:tc>
           <w:tcPr>
-            <w:tcW w:w="2689" w:type="pct"/>
+            <w:tcW w:w="2299" w:type="pct"/>
             <w:hideMark/>
           </w:tcPr>
           <w:p>
             <w:pPr>
-              <w:pStyle w:val="Tablas"/>
-              <w:rPr>
-                <w:color w:val="12263F"/>
-                <w:sz w:val="24"/>
-                <w:lang w:eastAsia="es-CO"/>
-              </w:rPr>
+              <w:pStyle w:val="TextoTablas"/>
             </w:pPr>
             <w:r>
-              <w:rPr>
-                <w:color w:val="12263F"/>
-                <w:sz w:val="24"/>
-                <w:lang w:eastAsia="es-CO"/>
-              </w:rPr>
               <w:t>Enviar el objeto una capa atrás.</w:t>
             </w:r>
           </w:p>
@@ -6416,72 +5858,42 @@
       <w:tr>
         <w:tc>
           <w:tcPr>
-            <w:tcW w:w="1136" w:type="pct"/>
+            <w:tcW w:w="1278" w:type="pct"/>
             <w:hideMark/>
           </w:tcPr>
           <w:p>
             <w:pPr>
-              <w:pStyle w:val="Tablas"/>
-              <w:rPr>
-                <w:color w:val="12263F"/>
-                <w:sz w:val="24"/>
-                <w:lang w:eastAsia="es-CO"/>
-              </w:rPr>
+              <w:pStyle w:val="TextoTablas"/>
             </w:pPr>
             <w:r>
-              <w:rPr>
-                <w:color w:val="12263F"/>
-                <w:sz w:val="24"/>
-                <w:lang w:eastAsia="es-CO"/>
-              </w:rPr>
               <w:t>Modos de visualización</w:t>
             </w:r>
           </w:p>
         </w:tc>
         <w:tc>
           <w:tcPr>
-            <w:tcW w:w="1175" w:type="pct"/>
+            <w:tcW w:w="1423" w:type="pct"/>
             <w:hideMark/>
           </w:tcPr>
           <w:p>
             <w:pPr>
-              <w:pStyle w:val="Tablas"/>
-              <w:rPr>
-                <w:color w:val="12263F"/>
-                <w:sz w:val="24"/>
-                <w:lang w:eastAsia="es-CO"/>
-              </w:rPr>
+              <w:pStyle w:val="TextoTablas"/>
             </w:pPr>
             <w:r>
-              <w:rPr>
-                <w:color w:val="12263F"/>
-                <w:sz w:val="24"/>
-                <w:lang w:eastAsia="es-CO"/>
-              </w:rPr>
               <w:t>F5</w:t>
             </w:r>
           </w:p>
         </w:tc>
         <w:tc>
           <w:tcPr>
-            <w:tcW w:w="2689" w:type="pct"/>
+            <w:tcW w:w="2299" w:type="pct"/>
             <w:hideMark/>
           </w:tcPr>
           <w:p>
             <w:pPr>
-              <w:pStyle w:val="Tablas"/>
-              <w:rPr>
-                <w:color w:val="12263F"/>
-                <w:sz w:val="24"/>
-                <w:lang w:eastAsia="es-CO"/>
-              </w:rPr>
+              <w:pStyle w:val="TextoTablas"/>
             </w:pPr>
             <w:r>
-              <w:rPr>
-                <w:color w:val="12263F"/>
-                <w:sz w:val="24"/>
-                <w:lang w:eastAsia="es-CO"/>
-              </w:rPr>
               <w:t>Iniciar la presentación desde la primera diapositiva.</w:t>
             </w:r>
           </w:p>
@@ -6493,72 +5905,42 @@
         </w:trPr>
         <w:tc>
           <w:tcPr>
-            <w:tcW w:w="1136" w:type="pct"/>
+            <w:tcW w:w="1278" w:type="pct"/>
             <w:hideMark/>
           </w:tcPr>
           <w:p>
             <w:pPr>
-              <w:pStyle w:val="Tablas"/>
-              <w:rPr>
-                <w:color w:val="12263F"/>
-                <w:sz w:val="24"/>
-                <w:lang w:eastAsia="es-CO"/>
-              </w:rPr>
+              <w:pStyle w:val="TextoTablas"/>
             </w:pPr>
             <w:r>
-              <w:rPr>
-                <w:color w:val="12263F"/>
-                <w:sz w:val="24"/>
-                <w:lang w:eastAsia="es-CO"/>
-              </w:rPr>
               <w:t>Modos de visualización</w:t>
             </w:r>
           </w:p>
         </w:tc>
         <w:tc>
           <w:tcPr>
-            <w:tcW w:w="1175" w:type="pct"/>
+            <w:tcW w:w="1423" w:type="pct"/>
             <w:hideMark/>
           </w:tcPr>
           <w:p>
             <w:pPr>
-              <w:pStyle w:val="Tablas"/>
-              <w:rPr>
-                <w:color w:val="12263F"/>
-                <w:sz w:val="24"/>
-                <w:lang w:eastAsia="es-CO"/>
-              </w:rPr>
+              <w:pStyle w:val="TextoTablas"/>
             </w:pPr>
             <w:r>
-              <w:rPr>
-                <w:color w:val="12263F"/>
-                <w:sz w:val="24"/>
-                <w:lang w:eastAsia="es-CO"/>
-              </w:rPr>
               <w:t>Shift + F5</w:t>
             </w:r>
           </w:p>
         </w:tc>
         <w:tc>
           <w:tcPr>
-            <w:tcW w:w="2689" w:type="pct"/>
+            <w:tcW w:w="2299" w:type="pct"/>
             <w:hideMark/>
           </w:tcPr>
           <w:p>
             <w:pPr>
-              <w:pStyle w:val="Tablas"/>
-              <w:rPr>
-                <w:color w:val="12263F"/>
-                <w:sz w:val="24"/>
-                <w:lang w:eastAsia="es-CO"/>
-              </w:rPr>
+              <w:pStyle w:val="TextoTablas"/>
             </w:pPr>
             <w:r>
-              <w:rPr>
-                <w:color w:val="12263F"/>
-                <w:sz w:val="24"/>
-                <w:lang w:eastAsia="es-CO"/>
-              </w:rPr>
               <w:t>Iniciar la presentación desde la diapositiva actual.</w:t>
             </w:r>
           </w:p>
@@ -6567,82 +5949,47 @@
       <w:tr>
         <w:tc>
           <w:tcPr>
-            <w:tcW w:w="1136" w:type="pct"/>
+            <w:tcW w:w="1278" w:type="pct"/>
             <w:hideMark/>
           </w:tcPr>
           <w:p>
             <w:pPr>
-              <w:pStyle w:val="Tablas"/>
-              <w:rPr>
-                <w:color w:val="12263F"/>
-                <w:sz w:val="24"/>
-                <w:lang w:eastAsia="es-CO"/>
-              </w:rPr>
+              <w:pStyle w:val="TextoTablas"/>
             </w:pPr>
             <w:r>
-              <w:rPr>
-                <w:color w:val="12263F"/>
-                <w:sz w:val="24"/>
-                <w:lang w:eastAsia="es-CO"/>
-              </w:rPr>
               <w:t>Modos de visualización</w:t>
             </w:r>
           </w:p>
         </w:tc>
         <w:tc>
           <w:tcPr>
-            <w:tcW w:w="1175" w:type="pct"/>
+            <w:tcW w:w="1423" w:type="pct"/>
             <w:hideMark/>
           </w:tcPr>
           <w:p>
             <w:pPr>
-              <w:pStyle w:val="Tablas"/>
-              <w:rPr>
-                <w:color w:val="12263F"/>
-                <w:sz w:val="24"/>
-                <w:lang w:eastAsia="es-CO"/>
-              </w:rPr>
+              <w:pStyle w:val="TextoTablas"/>
             </w:pPr>
             <w:proofErr w:type="spellStart"/>
             <w:r>
-              <w:rPr>
-                <w:color w:val="12263F"/>
-                <w:sz w:val="24"/>
-                <w:lang w:eastAsia="es-CO"/>
-              </w:rPr>
               <w:t>Ctrl</w:t>
             </w:r>
             <w:proofErr w:type="spellEnd"/>
             <w:r>
-              <w:rPr>
-                <w:color w:val="12263F"/>
-                <w:sz w:val="24"/>
-                <w:lang w:eastAsia="es-CO"/>
-              </w:rPr>
               <w:t xml:space="preserve"> + Shift + Tab</w:t>
             </w:r>
           </w:p>
         </w:tc>
         <w:tc>
           <w:tcPr>
-            <w:tcW w:w="2689" w:type="pct"/>
+            <w:tcW w:w="2299" w:type="pct"/>
             <w:hideMark/>
           </w:tcPr>
           <w:p>
             <w:pPr>
-              <w:pStyle w:val="Tablas"/>
-              <w:rPr>
-                <w:color w:val="12263F"/>
-                <w:sz w:val="24"/>
-                <w:lang w:eastAsia="es-CO"/>
-              </w:rPr>
+              <w:pStyle w:val="TextoTablas"/>
             </w:pPr>
             <w:r>
-              <w:rPr>
-                <w:color w:val="12263F"/>
-                <w:sz w:val="24"/>
-                <w:lang w:eastAsia="es-CO"/>
-              </w:rPr>
               <w:t>Alternar entre el panel de diapositivas y el esquema.</w:t>
             </w:r>
           </w:p>
@@ -6654,72 +6001,42 @@
         </w:trPr>
         <w:tc>
           <w:tcPr>
-            <w:tcW w:w="1136" w:type="pct"/>
+            <w:tcW w:w="1278" w:type="pct"/>
             <w:hideMark/>
           </w:tcPr>
           <w:p>
             <w:pPr>
-              <w:pStyle w:val="Tablas"/>
-              <w:rPr>
-                <w:color w:val="12263F"/>
-                <w:sz w:val="24"/>
-                <w:lang w:eastAsia="es-CO"/>
-              </w:rPr>
+              <w:pStyle w:val="TextoTablas"/>
             </w:pPr>
             <w:r>
-              <w:rPr>
-                <w:color w:val="12263F"/>
-                <w:sz w:val="24"/>
-                <w:lang w:eastAsia="es-CO"/>
-              </w:rPr>
               <w:t>Modos de visualización</w:t>
             </w:r>
           </w:p>
         </w:tc>
         <w:tc>
           <w:tcPr>
-            <w:tcW w:w="1175" w:type="pct"/>
+            <w:tcW w:w="1423" w:type="pct"/>
             <w:hideMark/>
           </w:tcPr>
           <w:p>
             <w:pPr>
-              <w:pStyle w:val="Tablas"/>
-              <w:rPr>
-                <w:color w:val="12263F"/>
-                <w:sz w:val="24"/>
-                <w:lang w:eastAsia="es-CO"/>
-              </w:rPr>
+              <w:pStyle w:val="TextoTablas"/>
             </w:pPr>
             <w:r>
-              <w:rPr>
-                <w:color w:val="12263F"/>
-                <w:sz w:val="24"/>
-                <w:lang w:eastAsia="es-CO"/>
-              </w:rPr>
               <w:t>Alt + F10</w:t>
             </w:r>
           </w:p>
         </w:tc>
         <w:tc>
           <w:tcPr>
-            <w:tcW w:w="2689" w:type="pct"/>
+            <w:tcW w:w="2299" w:type="pct"/>
             <w:hideMark/>
           </w:tcPr>
           <w:p>
             <w:pPr>
-              <w:pStyle w:val="Tablas"/>
-              <w:rPr>
-                <w:color w:val="12263F"/>
-                <w:sz w:val="24"/>
-                <w:lang w:eastAsia="es-CO"/>
-              </w:rPr>
+              <w:pStyle w:val="TextoTablas"/>
             </w:pPr>
             <w:r>
-              <w:rPr>
-                <w:color w:val="12263F"/>
-                <w:sz w:val="24"/>
-                <w:lang w:eastAsia="es-CO"/>
-              </w:rPr>
               <w:t>Activar u ocultar el Panel de selección.</w:t>
             </w:r>
           </w:p>
@@ -6728,72 +6045,42 @@
       <w:tr>
         <w:tc>
           <w:tcPr>
-            <w:tcW w:w="1136" w:type="pct"/>
+            <w:tcW w:w="1278" w:type="pct"/>
             <w:hideMark/>
           </w:tcPr>
           <w:p>
             <w:pPr>
-              <w:pStyle w:val="Tablas"/>
-              <w:rPr>
-                <w:color w:val="12263F"/>
-                <w:sz w:val="24"/>
-                <w:lang w:eastAsia="es-CO"/>
-              </w:rPr>
+              <w:pStyle w:val="TextoTablas"/>
             </w:pPr>
             <w:r>
-              <w:rPr>
-                <w:color w:val="12263F"/>
-                <w:sz w:val="24"/>
-                <w:lang w:eastAsia="es-CO"/>
-              </w:rPr>
               <w:t>Durante la presentación</w:t>
             </w:r>
           </w:p>
         </w:tc>
         <w:tc>
           <w:tcPr>
-            <w:tcW w:w="1175" w:type="pct"/>
+            <w:tcW w:w="1423" w:type="pct"/>
             <w:hideMark/>
           </w:tcPr>
           <w:p>
             <w:pPr>
-              <w:pStyle w:val="Tablas"/>
-              <w:rPr>
-                <w:color w:val="12263F"/>
-                <w:sz w:val="24"/>
-                <w:lang w:eastAsia="es-CO"/>
-              </w:rPr>
+              <w:pStyle w:val="TextoTablas"/>
             </w:pPr>
             <w:r>
-              <w:rPr>
-                <w:color w:val="12263F"/>
-                <w:sz w:val="24"/>
-                <w:lang w:eastAsia="es-CO"/>
-              </w:rPr>
               <w:t>B o Punto</w:t>
             </w:r>
           </w:p>
         </w:tc>
         <w:tc>
           <w:tcPr>
-            <w:tcW w:w="2689" w:type="pct"/>
+            <w:tcW w:w="2299" w:type="pct"/>
             <w:hideMark/>
           </w:tcPr>
           <w:p>
             <w:pPr>
-              <w:pStyle w:val="Tablas"/>
-              <w:rPr>
-                <w:color w:val="12263F"/>
-                <w:sz w:val="24"/>
-                <w:lang w:eastAsia="es-CO"/>
-              </w:rPr>
+              <w:pStyle w:val="TextoTablas"/>
             </w:pPr>
             <w:r>
-              <w:rPr>
-                <w:color w:val="12263F"/>
-                <w:sz w:val="24"/>
-                <w:lang w:eastAsia="es-CO"/>
-              </w:rPr>
               <w:t>Oscurecer la pantalla.</w:t>
             </w:r>
           </w:p>
@@ -6805,72 +6092,42 @@
         </w:trPr>
         <w:tc>
           <w:tcPr>
-            <w:tcW w:w="1136" w:type="pct"/>
+            <w:tcW w:w="1278" w:type="pct"/>
             <w:hideMark/>
           </w:tcPr>
           <w:p>
             <w:pPr>
-              <w:pStyle w:val="Tablas"/>
-              <w:rPr>
-                <w:color w:val="12263F"/>
-                <w:sz w:val="24"/>
-                <w:lang w:eastAsia="es-CO"/>
-              </w:rPr>
+              <w:pStyle w:val="TextoTablas"/>
             </w:pPr>
             <w:r>
-              <w:rPr>
-                <w:color w:val="12263F"/>
-                <w:sz w:val="24"/>
-                <w:lang w:eastAsia="es-CO"/>
-              </w:rPr>
               <w:t>Durante la presentación</w:t>
             </w:r>
           </w:p>
         </w:tc>
         <w:tc>
           <w:tcPr>
-            <w:tcW w:w="1175" w:type="pct"/>
+            <w:tcW w:w="1423" w:type="pct"/>
             <w:hideMark/>
           </w:tcPr>
           <w:p>
             <w:pPr>
-              <w:pStyle w:val="Tablas"/>
-              <w:rPr>
-                <w:color w:val="12263F"/>
-                <w:sz w:val="24"/>
-                <w:lang w:eastAsia="es-CO"/>
-              </w:rPr>
+              <w:pStyle w:val="TextoTablas"/>
             </w:pPr>
             <w:r>
-              <w:rPr>
-                <w:color w:val="12263F"/>
-                <w:sz w:val="24"/>
-                <w:lang w:eastAsia="es-CO"/>
-              </w:rPr>
               <w:t>W o Coma</w:t>
             </w:r>
           </w:p>
         </w:tc>
         <w:tc>
           <w:tcPr>
-            <w:tcW w:w="2689" w:type="pct"/>
+            <w:tcW w:w="2299" w:type="pct"/>
             <w:hideMark/>
           </w:tcPr>
           <w:p>
             <w:pPr>
-              <w:pStyle w:val="Tablas"/>
-              <w:rPr>
-                <w:color w:val="12263F"/>
-                <w:sz w:val="24"/>
-                <w:lang w:eastAsia="es-CO"/>
-              </w:rPr>
+              <w:pStyle w:val="TextoTablas"/>
             </w:pPr>
             <w:r>
-              <w:rPr>
-                <w:color w:val="12263F"/>
-                <w:sz w:val="24"/>
-                <w:lang w:eastAsia="es-CO"/>
-              </w:rPr>
               <w:t>Aclarar la pantalla.</w:t>
             </w:r>
           </w:p>
@@ -6879,82 +6136,47 @@
       <w:tr>
         <w:tc>
           <w:tcPr>
-            <w:tcW w:w="1136" w:type="pct"/>
+            <w:tcW w:w="1278" w:type="pct"/>
             <w:hideMark/>
           </w:tcPr>
           <w:p>
             <w:pPr>
-              <w:pStyle w:val="Tablas"/>
-              <w:rPr>
-                <w:color w:val="12263F"/>
-                <w:sz w:val="24"/>
-                <w:lang w:eastAsia="es-CO"/>
-              </w:rPr>
+              <w:pStyle w:val="TextoTablas"/>
             </w:pPr>
             <w:r>
-              <w:rPr>
-                <w:color w:val="12263F"/>
-                <w:sz w:val="24"/>
-                <w:lang w:eastAsia="es-CO"/>
-              </w:rPr>
               <w:t>Durante la presentación</w:t>
             </w:r>
           </w:p>
         </w:tc>
         <w:tc>
           <w:tcPr>
-            <w:tcW w:w="1175" w:type="pct"/>
+            <w:tcW w:w="1423" w:type="pct"/>
             <w:hideMark/>
           </w:tcPr>
           <w:p>
             <w:pPr>
-              <w:pStyle w:val="Tablas"/>
-              <w:rPr>
-                <w:color w:val="12263F"/>
-                <w:sz w:val="24"/>
-                <w:lang w:eastAsia="es-CO"/>
-              </w:rPr>
+              <w:pStyle w:val="TextoTablas"/>
             </w:pPr>
             <w:proofErr w:type="spellStart"/>
             <w:r>
-              <w:rPr>
-                <w:color w:val="12263F"/>
-                <w:sz w:val="24"/>
-                <w:lang w:eastAsia="es-CO"/>
-              </w:rPr>
               <w:t>Ctrl</w:t>
             </w:r>
             <w:proofErr w:type="spellEnd"/>
             <w:r>
-              <w:rPr>
-                <w:color w:val="12263F"/>
-                <w:sz w:val="24"/>
-                <w:lang w:eastAsia="es-CO"/>
-              </w:rPr>
               <w:t xml:space="preserve"> + P</w:t>
             </w:r>
           </w:p>
         </w:tc>
         <w:tc>
           <w:tcPr>
-            <w:tcW w:w="2689" w:type="pct"/>
+            <w:tcW w:w="2299" w:type="pct"/>
             <w:hideMark/>
           </w:tcPr>
           <w:p>
             <w:pPr>
-              <w:pStyle w:val="Tablas"/>
-              <w:rPr>
-                <w:color w:val="12263F"/>
-                <w:sz w:val="24"/>
-                <w:lang w:eastAsia="es-CO"/>
-              </w:rPr>
+              <w:pStyle w:val="TextoTablas"/>
             </w:pPr>
             <w:r>
-              <w:rPr>
-                <w:color w:val="12263F"/>
-                <w:sz w:val="24"/>
-                <w:lang w:eastAsia="es-CO"/>
-              </w:rPr>
               <w:t>Activar la herramienta Pluma.</w:t>
             </w:r>
           </w:p>
@@ -6966,82 +6188,47 @@
         </w:trPr>
         <w:tc>
           <w:tcPr>
-            <w:tcW w:w="1136" w:type="pct"/>
+            <w:tcW w:w="1278" w:type="pct"/>
             <w:hideMark/>
           </w:tcPr>
           <w:p>
             <w:pPr>
-              <w:pStyle w:val="Tablas"/>
-              <w:rPr>
-                <w:color w:val="12263F"/>
-                <w:sz w:val="24"/>
-                <w:lang w:eastAsia="es-CO"/>
-              </w:rPr>
+              <w:pStyle w:val="TextoTablas"/>
             </w:pPr>
             <w:r>
-              <w:rPr>
-                <w:color w:val="12263F"/>
-                <w:sz w:val="24"/>
-                <w:lang w:eastAsia="es-CO"/>
-              </w:rPr>
               <w:t>Durante la presentación</w:t>
             </w:r>
           </w:p>
         </w:tc>
         <w:tc>
           <w:tcPr>
-            <w:tcW w:w="1175" w:type="pct"/>
+            <w:tcW w:w="1423" w:type="pct"/>
             <w:hideMark/>
           </w:tcPr>
           <w:p>
             <w:pPr>
-              <w:pStyle w:val="Tablas"/>
-              <w:rPr>
-                <w:color w:val="12263F"/>
-                <w:sz w:val="24"/>
-                <w:lang w:eastAsia="es-CO"/>
-              </w:rPr>
+              <w:pStyle w:val="TextoTablas"/>
             </w:pPr>
             <w:proofErr w:type="spellStart"/>
             <w:r>
-              <w:rPr>
-                <w:color w:val="12263F"/>
-                <w:sz w:val="24"/>
-                <w:lang w:eastAsia="es-CO"/>
-              </w:rPr>
               <w:t>Ctrl</w:t>
             </w:r>
             <w:proofErr w:type="spellEnd"/>
             <w:r>
-              <w:rPr>
-                <w:color w:val="12263F"/>
-                <w:sz w:val="24"/>
-                <w:lang w:eastAsia="es-CO"/>
-              </w:rPr>
               <w:t xml:space="preserve"> + E</w:t>
             </w:r>
           </w:p>
         </w:tc>
         <w:tc>
           <w:tcPr>
-            <w:tcW w:w="2689" w:type="pct"/>
+            <w:tcW w:w="2299" w:type="pct"/>
             <w:hideMark/>
           </w:tcPr>
           <w:p>
             <w:pPr>
-              <w:pStyle w:val="Tablas"/>
-              <w:rPr>
-                <w:color w:val="12263F"/>
-                <w:sz w:val="24"/>
-                <w:lang w:eastAsia="es-CO"/>
-              </w:rPr>
+              <w:pStyle w:val="TextoTablas"/>
             </w:pPr>
             <w:r>
-              <w:rPr>
-                <w:color w:val="12263F"/>
-                <w:sz w:val="24"/>
-                <w:lang w:eastAsia="es-CO"/>
-              </w:rPr>
               <w:t>Activar la herramienta Borrador.</w:t>
             </w:r>
           </w:p>
@@ -7056,9 +6243,17 @@
       </w:pPr>
       <w:r>
         <w:rPr>
-          <w:lang w:val="es-419" w:eastAsia="es-CO"/>
-        </w:rPr>
-        <w:t>Tip de productividad:</w:t>
+          <w:b/>
+          <w:bCs/>
+          <w:lang w:val="es-419" w:eastAsia="es-CO"/>
+        </w:rPr>
+        <w:t>Tip de productividad</w:t>
+      </w:r>
+      <w:r>
+        <w:rPr>
+          <w:lang w:val="es-419" w:eastAsia="es-CO"/>
+        </w:rPr>
+        <w:t>:</w:t>
       </w:r>
       <w:r>
         <w:rPr>
@@ -7070,7 +6265,19 @@
         <w:rPr>
           <w:lang w:val="es-419" w:eastAsia="es-CO"/>
         </w:rPr>
-        <w:t>Memorizar primero entre cinco y diez atajos de uso frecuente genera mejoras inmediatas en velocidad de trabajo. Posteriormente, pueden incorporarse nuevos comandos según el tipo de proyecto desarrollado.</w:t>
+        <w:t xml:space="preserve">Memorizar primero entre cinco y diez atajos de uso frecuente genera mejoras inmediatas en </w:t>
+      </w:r>
+      <w:r>
+        <w:rPr>
+          <w:lang w:val="es-419" w:eastAsia="es-CO"/>
+        </w:rPr>
+        <w:t xml:space="preserve">la </w:t>
+      </w:r>
+      <w:r>
+        <w:rPr>
+          <w:lang w:val="es-419" w:eastAsia="es-CO"/>
+        </w:rPr>
+        <w:t>velocidad de trabajo. Posteriormente, pueden incorporarse nuevos comandos según el tipo de proyecto desarrollado.</w:t>
       </w:r>
     </w:p>
     <w:p>
@@ -7098,7 +6305,7 @@
       <w:pPr>
         <w:pStyle w:val="Ttulo1"/>
       </w:pPr>
-      <w:bookmarkStart w:id="9" w:name="_Toc231389906"/>
+      <w:bookmarkStart w:id="9" w:name="_Toc235527669"/>
       <w:r>
         <w:lastRenderedPageBreak/>
         <w:t>Gestión estructural de presentaciones</w:t>
@@ -7122,7 +6329,7 @@
       <w:pPr>
         <w:pStyle w:val="Ttulo2"/>
       </w:pPr>
-      <w:bookmarkStart w:id="10" w:name="_Toc231389907"/>
+      <w:bookmarkStart w:id="10" w:name="_Toc235527670"/>
       <w:r>
         <w:t>La gestión estructural como base de una presentación profesional</w:t>
       </w:r>
@@ -7322,7 +6529,7 @@
       <w:pPr>
         <w:pStyle w:val="Ttulo2"/>
       </w:pPr>
-      <w:bookmarkStart w:id="11" w:name="_Toc231389908"/>
+      <w:bookmarkStart w:id="11" w:name="_Toc235527671"/>
       <w:r>
         <w:t>Planeación previa de una presentación</w:t>
       </w:r>
@@ -7496,7 +6703,7 @@
       <w:pPr>
         <w:pStyle w:val="Ttulo2"/>
       </w:pPr>
-      <w:bookmarkStart w:id="12" w:name="_Toc231389909"/>
+      <w:bookmarkStart w:id="12" w:name="_Toc235527672"/>
       <w:r>
         <w:t>Uso adecuado de diseños de diapositiva según el contenido</w:t>
       </w:r>
@@ -7753,7 +6960,7 @@
       <w:pPr>
         <w:pStyle w:val="Ttulo2"/>
       </w:pPr>
-      <w:bookmarkStart w:id="13" w:name="_Toc231389910"/>
+      <w:bookmarkStart w:id="13" w:name="_Toc235527673"/>
       <w:r>
         <w:t>Jerarquía de la información y secuencia visual</w:t>
       </w:r>
@@ -8044,7 +7251,7 @@
       <w:pPr>
         <w:pStyle w:val="Ttulo1"/>
       </w:pPr>
-      <w:bookmarkStart w:id="14" w:name="_Toc231389911"/>
+      <w:bookmarkStart w:id="14" w:name="_Toc235527674"/>
       <w:r>
         <w:lastRenderedPageBreak/>
         <w:t>Aplicación de temas, estilos, diseños prediseñados y plantillas</w:t>
@@ -8068,7 +7275,7 @@
       <w:pPr>
         <w:pStyle w:val="Ttulo2"/>
       </w:pPr>
-      <w:bookmarkStart w:id="15" w:name="_Toc231389912"/>
+      <w:bookmarkStart w:id="15" w:name="_Toc235527675"/>
       <w:r>
         <w:t>Configuración del tamaño y formato de diapositivas</w:t>
       </w:r>
@@ -8259,13 +7466,6 @@
     </w:p>
     <w:p>
       <w:pPr>
-        <w:rPr>
-          <w:lang w:val="es-419" w:eastAsia="es-CO"/>
-        </w:rPr>
-      </w:pPr>
-    </w:p>
-    <w:p>
-      <w:pPr>
         <w:pStyle w:val="Video"/>
         <w:rPr>
           <w:lang w:val="es-419" w:eastAsia="es-CO"/>
@@ -8275,11 +7475,13 @@
         <w:rPr>
           <w:lang w:val="es-419" w:eastAsia="es-CO"/>
         </w:rPr>
+        <w:lastRenderedPageBreak/>
         <w:t>Configuración de diseños y estilos iniciales</w:t>
       </w:r>
     </w:p>
     <w:p>
       <w:pPr>
+        <w:ind w:firstLine="0"/>
         <w:jc w:val="center"/>
         <w:rPr>
           <w:lang w:val="es-419" w:eastAsia="es-CO"/>
@@ -8290,7 +7492,7 @@
           <w:noProof/>
         </w:rPr>
         <w:drawing>
-          <wp:inline distT="0" distB="0" distL="0" distR="0" wp14:anchorId="44EC16F1" wp14:editId="31E84A68">
+          <wp:inline distT="0" distB="0" distL="0" distR="0" wp14:anchorId="44EC16F1" wp14:editId="0719B05F">
             <wp:extent cx="4680000" cy="2632500"/>
             <wp:effectExtent l="0" t="0" r="6350" b="0"/>
             <wp:docPr id="11" name="Imagen 11">
@@ -8358,7 +7560,6 @@
           <w:ilvl w:val="0"/>
           <w:numId w:val="0"/>
         </w:numPr>
-        <w:ind w:left="1134"/>
         <w:jc w:val="center"/>
       </w:pPr>
       <w:hyperlink r:id="rId18">
@@ -8425,11 +7626,11 @@
           </w:p>
           <w:p>
             <w:r>
-              <w:t xml:space="preserve">En la pestaña Diseño, es posible configurar el tamaño de las diapositivas mediante formatos estándar, panorámicos o personalizados, ajustándolos según las necesidades del proyecto. Asimismo, PowerPoint ofrece la posibilidad de seleccionar y modificar temas visuales, incluyendo colores y fuentes, para adaptarlos a la </w:t>
+              <w:t xml:space="preserve">En la pestaña Diseño, es posible configurar el tamaño de las diapositivas mediante formatos estándar, panorámicos o personalizados, ajustándolos según las necesidades del proyecto. Asimismo, PowerPoint ofrece la posibilidad de seleccionar y modificar temas visuales, incluyendo colores y fuentes, para adaptarlos a la identidad gráfica de una organización. Estas opciones permiten mantener coherencia </w:t>
             </w:r>
             <w:r>
               <w:lastRenderedPageBreak/>
-              <w:t>identidad gráfica de una organización. Estas opciones permiten mantener coherencia visual y utilizar colores corporativos específicos mediante códigos personalizados, así como definir estilos tipográficos para títulos y contenidos.</w:t>
+              <w:t>visual y utilizar colores corporativos específicos mediante códigos personalizados, así como definir estilos tipográficos para títulos y contenidos.</w:t>
             </w:r>
           </w:p>
           <w:p>
@@ -8452,7 +7653,7 @@
       <w:pPr>
         <w:pStyle w:val="Ttulo2"/>
       </w:pPr>
-      <w:bookmarkStart w:id="16" w:name="_Toc231389913"/>
+      <w:bookmarkStart w:id="16" w:name="_Toc235527676"/>
       <w:r>
         <w:t>Temas prediseñados</w:t>
       </w:r>
@@ -8487,67 +7688,61 @@
         <w:rPr>
           <w:lang w:val="es-419" w:eastAsia="es-CO"/>
         </w:rPr>
-        <w:t xml:space="preserve">En entornos corporativos, suele priorizarse el uso de temas sobrios, limpios y alineados con la identidad institucional. En escenarios académicos o formativos, pueden emplearse propuestas más dinámicas y expresivas, siempre que no comprometan la claridad del contenido. Cuando se elige un tema sin criterios funcionales, la presentación puede perder profesionalismo, dificultar la lectura o generar distracciones innecesarias. Por ello, se recomienda valorar cada tema no solo </w:t>
-      </w:r>
+        <w:t>En entornos corporativos, suele priorizarse el uso de temas sobrios, limpios y alineados con la identidad institucional. En escenarios académicos o formativos, pueden emplearse propuestas más dinámicas y expresivas, siempre que no comprometan la claridad del contenido. Cuando se elige un tema sin criterios funcionales, la presentación puede perder profesionalismo, dificultar la lectura o generar distracciones innecesarias. Por ello, se recomienda valorar cada tema no solo por su apariencia, sino también por su legibilidad, contraste y capacidad para organizar la información.</w:t>
+      </w:r>
+    </w:p>
+    <w:p>
+      <w:pPr>
+        <w:rPr>
+          <w:rStyle w:val="Extranjerismo"/>
+          <w:lang w:val="es-419" w:eastAsia="es-CO"/>
+        </w:rPr>
+      </w:pPr>
       <w:r>
         <w:rPr>
           <w:lang w:val="es-419" w:eastAsia="es-CO"/>
         </w:rPr>
         <w:lastRenderedPageBreak/>
-        <w:t>por su apariencia, sino también por su legibilidad, contraste y capacidad para organizar la información.</w:t>
-      </w:r>
-    </w:p>
-    <w:p>
-      <w:pPr>
+        <w:t>Un tema corresponde a un conjunto de elementos de formato predefinidos que se aplican globalmente a una presentación para garantizar un aspecto armónico y consistente (</w:t>
+      </w:r>
+      <w:r>
+        <w:rPr>
+          <w:lang w:val="es-419" w:eastAsia="es-CO"/>
+        </w:rPr>
+        <w:t xml:space="preserve">Microsoft </w:t>
+      </w:r>
+      <w:proofErr w:type="spellStart"/>
+      <w:r>
+        <w:rPr>
+          <w:lang w:val="es-419" w:eastAsia="es-CO"/>
+        </w:rPr>
+        <w:t>Corporation</w:t>
+      </w:r>
+      <w:proofErr w:type="spellEnd"/>
+      <w:r>
         <w:rPr>
           <w:rStyle w:val="Extranjerismo"/>
           <w:lang w:val="es-419" w:eastAsia="es-CO"/>
         </w:rPr>
-      </w:pPr>
-      <w:r>
-        <w:rPr>
-          <w:lang w:val="es-419" w:eastAsia="es-CO"/>
-        </w:rPr>
-        <w:t>Un tema corresponde a un conjunto de elementos de formato predefinidos que se aplican globalmente a una presentación para garantizar un aspecto armónico y consistente (</w:t>
-      </w:r>
-      <w:r>
-        <w:rPr>
-          <w:lang w:val="es-419" w:eastAsia="es-CO"/>
-        </w:rPr>
-        <w:t xml:space="preserve">Microsoft </w:t>
-      </w:r>
-      <w:proofErr w:type="spellStart"/>
-      <w:r>
-        <w:rPr>
-          <w:lang w:val="es-419" w:eastAsia="es-CO"/>
-        </w:rPr>
-        <w:t>Corporation</w:t>
-      </w:r>
-      <w:proofErr w:type="spellEnd"/>
+        <w:t>,</w:t>
+      </w:r>
+      <w:r>
+        <w:rPr>
+          <w:lang w:val="es-419" w:eastAsia="es-CO"/>
+        </w:rPr>
+        <w:t xml:space="preserve"> 2024). Al seleccionar uno, no solo cambia el fondo de las diapositivas, sino que también se modifica la arquitectura visual completa del documento. Esto incluye estilos tipográficos, combinaciones cromáticas y acabados gráficos aplicados automáticamente a distintos objetos. A continuación, se presentan los pilares fundamentales de un tema estándar en </w:t>
+      </w:r>
+      <w:r>
+        <w:rPr>
+          <w:lang w:val="es-419" w:eastAsia="es-CO"/>
+        </w:rPr>
+        <w:t>Microsoft PowerPoint</w:t>
+      </w:r>
       <w:r>
         <w:rPr>
           <w:rStyle w:val="Extranjerismo"/>
           <w:lang w:val="es-419" w:eastAsia="es-CO"/>
         </w:rPr>
-        <w:t>,</w:t>
-      </w:r>
-      <w:r>
-        <w:rPr>
-          <w:lang w:val="es-419" w:eastAsia="es-CO"/>
-        </w:rPr>
-        <w:t xml:space="preserve"> 2024). Al seleccionar uno, no solo cambia el fondo de las diapositivas, sino que también se modifica la arquitectura visual completa del documento. Esto incluye estilos tipográficos, combinaciones cromáticas y acabados gráficos aplicados automáticamente a distintos objetos. A continuación, se presentan los pilares fundamentales de un tema estándar en </w:t>
-      </w:r>
-      <w:r>
-        <w:rPr>
-          <w:lang w:val="es-419" w:eastAsia="es-CO"/>
-        </w:rPr>
-        <w:t>Microsoft PowerPoint</w:t>
-      </w:r>
-      <w:r>
-        <w:rPr>
-          <w:rStyle w:val="Extranjerismo"/>
-          <w:lang w:val="es-419" w:eastAsia="es-CO"/>
-        </w:rPr>
         <w:t>:</w:t>
       </w:r>
     </w:p>
@@ -8578,62 +7773,6 @@
     </w:p>
     <w:p>
       <w:pPr>
-        <w:rPr>
-          <w:lang w:val="es-419" w:eastAsia="es-CO"/>
-        </w:rPr>
-      </w:pPr>
-    </w:p>
-    <w:p>
-      <w:pPr>
-        <w:rPr>
-          <w:lang w:val="es-419" w:eastAsia="es-CO"/>
-        </w:rPr>
-      </w:pPr>
-    </w:p>
-    <w:p>
-      <w:pPr>
-        <w:rPr>
-          <w:lang w:val="es-419" w:eastAsia="es-CO"/>
-        </w:rPr>
-      </w:pPr>
-    </w:p>
-    <w:p>
-      <w:pPr>
-        <w:rPr>
-          <w:lang w:val="es-419" w:eastAsia="es-CO"/>
-        </w:rPr>
-      </w:pPr>
-    </w:p>
-    <w:p>
-      <w:pPr>
-        <w:rPr>
-          <w:lang w:val="es-419" w:eastAsia="es-CO"/>
-        </w:rPr>
-      </w:pPr>
-    </w:p>
-    <w:p>
-      <w:pPr>
-        <w:rPr>
-          <w:lang w:val="es-419" w:eastAsia="es-CO"/>
-        </w:rPr>
-      </w:pPr>
-    </w:p>
-    <w:p>
-      <w:pPr>
-        <w:rPr>
-          <w:lang w:val="es-419" w:eastAsia="es-CO"/>
-        </w:rPr>
-      </w:pPr>
-    </w:p>
-    <w:p>
-      <w:pPr>
-        <w:rPr>
-          <w:lang w:val="es-419" w:eastAsia="es-CO"/>
-        </w:rPr>
-      </w:pPr>
-    </w:p>
-    <w:p>
-      <w:pPr>
         <w:pStyle w:val="Figura"/>
         <w:rPr>
           <w:lang w:val="es-419"/>
@@ -8643,12 +7782,12 @@
         <w:rPr>
           <w:lang w:val="es-419"/>
         </w:rPr>
-        <w:lastRenderedPageBreak/>
         <w:t>Paleta de colores del tema</w:t>
       </w:r>
     </w:p>
     <w:p>
       <w:pPr>
+        <w:ind w:firstLine="0"/>
         <w:jc w:val="center"/>
         <w:rPr>
           <w:lang w:val="es-419" w:eastAsia="es-CO"/>
@@ -8660,10 +7799,10 @@
           <w:lang w:val="es-419" w:eastAsia="es-CO"/>
         </w:rPr>
         <w:drawing>
-          <wp:inline distT="0" distB="0" distL="0" distR="0" wp14:anchorId="3D1A9CA9" wp14:editId="446A22D6">
-            <wp:extent cx="4641850" cy="3566160"/>
-            <wp:effectExtent l="0" t="0" r="6350" b="0"/>
-            <wp:docPr id="12" name="Imagen 12" descr="Figura titulada “Paleta de colores del tema”. La imagen muestra la interfaz de Microsoft PowerPoint con el menú de colores del tema desplegado desde la pestaña de diseño. Se observan diferentes combinaciones de paletas cromáticas, como Office, escala de grises, azul, verde, amarillo, naranja, rojo, violeta y otras variantes. También aparece la opción para personalizar colores. La figura permite identificar cómo seleccionar o modificar la paleta de colores de una presentación para mantener coherencia visual en las diapositivas."/>
+          <wp:inline distT="0" distB="0" distL="0" distR="0" wp14:anchorId="3D1A9CA9" wp14:editId="44BD28B6">
+            <wp:extent cx="4591050" cy="3527132"/>
+            <wp:effectExtent l="0" t="0" r="0" b="0"/>
+            <wp:docPr id="12" name="Imagen 12" descr="Panel de selección de colores de tema en PowerPoint con combinaciones para textos, fondos y colores de acento. "/>
             <wp:cNvGraphicFramePr>
               <a:graphicFrameLocks xmlns:a="http://schemas.openxmlformats.org/drawingml/2006/main" noChangeAspect="1"/>
             </wp:cNvGraphicFramePr>
@@ -8671,7 +7810,7 @@
               <a:graphicData uri="http://schemas.openxmlformats.org/drawingml/2006/picture">
                 <pic:pic xmlns:pic="http://schemas.openxmlformats.org/drawingml/2006/picture">
                   <pic:nvPicPr>
-                    <pic:cNvPr id="12" name="Imagen 12" descr="Figura titulada “Paleta de colores del tema”. La imagen muestra la interfaz de Microsoft PowerPoint con el menú de colores del tema desplegado desde la pestaña de diseño. Se observan diferentes combinaciones de paletas cromáticas, como Office, escala de grises, azul, verde, amarillo, naranja, rojo, violeta y otras variantes. También aparece la opción para personalizar colores. La figura permite identificar cómo seleccionar o modificar la paleta de colores de una presentación para mantener coherencia visual en las diapositivas."/>
+                    <pic:cNvPr id="12" name="Imagen 12" descr="Panel de selección de colores de tema en PowerPoint con combinaciones para textos, fondos y colores de acento. "/>
                     <pic:cNvPicPr/>
                   </pic:nvPicPr>
                   <pic:blipFill>
@@ -8689,7 +7828,7 @@
                   <pic:spPr>
                     <a:xfrm>
                       <a:off x="0" y="0"/>
-                      <a:ext cx="4650115" cy="3572510"/>
+                      <a:ext cx="4617357" cy="3547343"/>
                     </a:xfrm>
                     <a:prstGeom prst="rect">
                       <a:avLst/>
@@ -8712,6 +7851,7 @@
         <w:rPr>
           <w:rStyle w:val="Ttulo5Car"/>
         </w:rPr>
+        <w:lastRenderedPageBreak/>
         <w:t>Fuentes del tema.</w:t>
       </w:r>
       <w:r>
@@ -8723,55 +7863,6 @@
     </w:p>
     <w:p>
       <w:pPr>
-        <w:rPr>
-          <w:lang w:val="es-419" w:eastAsia="es-CO"/>
-        </w:rPr>
-      </w:pPr>
-    </w:p>
-    <w:p>
-      <w:pPr>
-        <w:rPr>
-          <w:lang w:val="es-419" w:eastAsia="es-CO"/>
-        </w:rPr>
-      </w:pPr>
-    </w:p>
-    <w:p>
-      <w:pPr>
-        <w:rPr>
-          <w:lang w:val="es-419" w:eastAsia="es-CO"/>
-        </w:rPr>
-      </w:pPr>
-    </w:p>
-    <w:p>
-      <w:pPr>
-        <w:rPr>
-          <w:lang w:val="es-419" w:eastAsia="es-CO"/>
-        </w:rPr>
-      </w:pPr>
-    </w:p>
-    <w:p>
-      <w:pPr>
-        <w:rPr>
-          <w:lang w:val="es-419" w:eastAsia="es-CO"/>
-        </w:rPr>
-      </w:pPr>
-    </w:p>
-    <w:p>
-      <w:pPr>
-        <w:rPr>
-          <w:lang w:val="es-419" w:eastAsia="es-CO"/>
-        </w:rPr>
-      </w:pPr>
-    </w:p>
-    <w:p>
-      <w:pPr>
-        <w:rPr>
-          <w:lang w:val="es-419" w:eastAsia="es-CO"/>
-        </w:rPr>
-      </w:pPr>
-    </w:p>
-    <w:p>
-      <w:pPr>
         <w:pStyle w:val="Figura"/>
         <w:rPr>
           <w:lang w:val="es-419"/>
@@ -8781,12 +7872,12 @@
         <w:rPr>
           <w:lang w:val="es-419"/>
         </w:rPr>
-        <w:lastRenderedPageBreak/>
         <w:t>Fuentes del tema</w:t>
       </w:r>
     </w:p>
     <w:p>
       <w:pPr>
+        <w:ind w:firstLine="0"/>
         <w:jc w:val="center"/>
         <w:rPr>
           <w:lang w:val="es-419" w:eastAsia="es-CO"/>
@@ -8798,10 +7889,10 @@
           <w:lang w:val="es-419" w:eastAsia="es-CO"/>
         </w:rPr>
         <w:drawing>
-          <wp:inline distT="0" distB="0" distL="0" distR="0" wp14:anchorId="2E9C11C0" wp14:editId="73F232C5">
+          <wp:inline distT="0" distB="0" distL="0" distR="0" wp14:anchorId="2E9C11C0" wp14:editId="4A61772C">
             <wp:extent cx="4514850" cy="4362450"/>
             <wp:effectExtent l="0" t="0" r="0" b="0"/>
-            <wp:docPr id="13" name="Imagen 13" descr="Figura titulada “Fuentes del tema”. La imagen muestra la interfaz de Microsoft PowerPoint con el menú de Fuentes del tema desplegado desde las opciones de diseño. Se observan diferentes combinaciones tipográficas disponibles, como Office, Office 2013–2022, Office 2007–2010, Calibri, Arial, Corbel, Candara y Franklin Gothic. También aparece la opción para personalizar fuentes. La figura permite identificar cómo seleccionar o modificar las fuentes del tema para mantener coherencia tipográfica en toda la presentación."/>
+            <wp:docPr id="13" name="Imagen 13" descr="Menú de PowerPoint con opciones de fuentes del tema para títulos y cuerpo de texto. "/>
             <wp:cNvGraphicFramePr>
               <a:graphicFrameLocks xmlns:a="http://schemas.openxmlformats.org/drawingml/2006/main" noChangeAspect="1"/>
             </wp:cNvGraphicFramePr>
@@ -8809,7 +7900,7 @@
               <a:graphicData uri="http://schemas.openxmlformats.org/drawingml/2006/picture">
                 <pic:pic xmlns:pic="http://schemas.openxmlformats.org/drawingml/2006/picture">
                   <pic:nvPicPr>
-                    <pic:cNvPr id="13" name="Imagen 13" descr="Figura titulada “Fuentes del tema”. La imagen muestra la interfaz de Microsoft PowerPoint con el menú de Fuentes del tema desplegado desde las opciones de diseño. Se observan diferentes combinaciones tipográficas disponibles, como Office, Office 2013–2022, Office 2007–2010, Calibri, Arial, Corbel, Candara y Franklin Gothic. También aparece la opción para personalizar fuentes. La figura permite identificar cómo seleccionar o modificar las fuentes del tema para mantener coherencia tipográfica en toda la presentación."/>
+                    <pic:cNvPr id="13" name="Imagen 13" descr="Menú de PowerPoint con opciones de fuentes del tema para títulos y cuerpo de texto. "/>
                     <pic:cNvPicPr/>
                   </pic:nvPicPr>
                   <pic:blipFill>
@@ -8877,6 +7968,7 @@
         <w:rPr>
           <w:lang w:val="es-419" w:eastAsia="es-CO"/>
         </w:rPr>
+        <w:lastRenderedPageBreak/>
         <w:t>Algunos temas incorporan estilos de fondo y variantes cromáticas que permiten modificar la apariencia general sin perder coherencia estructural.</w:t>
       </w:r>
     </w:p>
@@ -8910,12 +8002,12 @@
         <w:rPr>
           <w:lang w:val="es-419"/>
         </w:rPr>
-        <w:lastRenderedPageBreak/>
         <w:t>Efectos del tema</w:t>
       </w:r>
     </w:p>
     <w:p>
       <w:pPr>
+        <w:ind w:firstLine="0"/>
         <w:jc w:val="center"/>
         <w:rPr>
           <w:lang w:val="es-419" w:eastAsia="es-CO"/>
@@ -8927,10 +8019,10 @@
           <w:lang w:val="es-419" w:eastAsia="es-CO"/>
         </w:rPr>
         <w:drawing>
-          <wp:inline distT="0" distB="0" distL="0" distR="0" wp14:anchorId="28E3933D" wp14:editId="6D0C85BA">
+          <wp:inline distT="0" distB="0" distL="0" distR="0" wp14:anchorId="28E3933D" wp14:editId="3C293C25">
             <wp:extent cx="4505325" cy="4410075"/>
             <wp:effectExtent l="0" t="0" r="9525" b="9525"/>
-            <wp:docPr id="15" name="Imagen 15" descr="Figura titulada “Efectos del tema”. La imagen muestra la interfaz de Microsoft PowerPoint con el menú Efectos del tema desplegado desde las opciones de diseño. Se observan diferentes estilos visuales disponibles para aplicar a los elementos de la presentación, como efectos de formas, bordes, sombras, reflejos y estilos tridimensionales. También aparece la opción para aplicar los cambios a todas las diapositivas. La figura permite identificar cómo seleccionar efectos del tema para mejorar la apariencia visual y mantener coherencia gráfica en una presentación."/>
+            <wp:docPr id="15" name="Imagen 15" descr="Galería de efectos visuales de PowerPoint con estilos aplicables a formas, gráficos y objetos. "/>
             <wp:cNvGraphicFramePr>
               <a:graphicFrameLocks xmlns:a="http://schemas.openxmlformats.org/drawingml/2006/main" noChangeAspect="1"/>
             </wp:cNvGraphicFramePr>
@@ -8938,7 +8030,7 @@
               <a:graphicData uri="http://schemas.openxmlformats.org/drawingml/2006/picture">
                 <pic:pic xmlns:pic="http://schemas.openxmlformats.org/drawingml/2006/picture">
                   <pic:nvPicPr>
-                    <pic:cNvPr id="15" name="Imagen 15" descr="Figura titulada “Efectos del tema”. La imagen muestra la interfaz de Microsoft PowerPoint con el menú Efectos del tema desplegado desde las opciones de diseño. Se observan diferentes estilos visuales disponibles para aplicar a los elementos de la presentación, como efectos de formas, bordes, sombras, reflejos y estilos tridimensionales. También aparece la opción para aplicar los cambios a todas las diapositivas. La figura permite identificar cómo seleccionar efectos del tema para mejorar la apariencia visual y mantener coherencia gráfica en una presentación."/>
+                    <pic:cNvPr id="15" name="Imagen 15" descr="Galería de efectos visuales de PowerPoint con estilos aplicables a formas, gráficos y objetos. "/>
                     <pic:cNvPicPr/>
                   </pic:nvPicPr>
                   <pic:blipFill>
@@ -8979,7 +8071,14 @@
         <w:rPr>
           <w:lang w:val="es-419" w:eastAsia="es-CO"/>
         </w:rPr>
-        <w:t>Además de la galería integrada, Microsoft PowerPoint permite personalizar cada componente del tema de manera independiente. Si un tema prediseñado no responde completamente a los requerimientos del proyecto, el usuario puede ajustar colores, reemplazar fuentes tipográficas o modificar efectos visuales. Esta flexibilidad resulta especialmente útil cuando se trabaja con manuales de identidad visual, presentaciones institucionales o líneas gráficas específicas.</w:t>
+        <w:t xml:space="preserve">Además de la galería integrada, Microsoft PowerPoint permite personalizar cada componente del tema de manera independiente. Si un tema prediseñado no responde completamente a los requerimientos del proyecto, el usuario puede ajustar colores, reemplazar fuentes tipográficas o modificar efectos visuales. Esta flexibilidad resulta </w:t>
+      </w:r>
+      <w:r>
+        <w:rPr>
+          <w:lang w:val="es-419" w:eastAsia="es-CO"/>
+        </w:rPr>
+        <w:lastRenderedPageBreak/>
+        <w:t>especialmente útil cuando se trabaja con manuales de identidad visual, presentaciones institucionales o líneas gráficas específicas.</w:t>
       </w:r>
     </w:p>
     <w:p>
@@ -9006,117 +8105,124 @@
         <w:rPr>
           <w:lang w:val="es-419" w:eastAsia="es-CO"/>
         </w:rPr>
-        <w:t xml:space="preserve">). Esta función permite reutilizar la misma estructura </w:t>
-      </w:r>
+        <w:t>). Esta función permite reutilizar la misma estructura visual en futuras presentaciones, fortaleciendo la estandarización gráfica y optimizando tiempos de producción dentro de organizaciones o equipos de trabajo (Velasco, 2020).</w:t>
+      </w:r>
+    </w:p>
+    <w:p>
+      <w:pPr>
+        <w:rPr>
+          <w:lang w:val="es-419" w:eastAsia="es-CO"/>
+        </w:rPr>
+      </w:pPr>
+      <w:r>
+        <w:rPr>
+          <w:lang w:val="es-419" w:eastAsia="es-CO"/>
+        </w:rPr>
+        <w:t>Desde una perspectiva profesional, se recomienda construir una biblioteca interna de temas corporativos aprobados, con colores institucionales, tipografías autorizadas y formatos consistentes. Esta práctica mejora la productividad, reduce errores de diseño y proyecta una imagen organizacional sólida.</w:t>
+      </w:r>
+    </w:p>
+    <w:p>
+      <w:pPr>
+        <w:rPr>
+          <w:lang w:val="es-419" w:eastAsia="es-CO"/>
+        </w:rPr>
+      </w:pPr>
+      <w:r>
+        <w:rPr>
+          <w:lang w:val="es-419" w:eastAsia="es-CO"/>
+        </w:rPr>
+        <w:t>Tip: antes de aplicar un tema en una presentación definitiva, conviene revisar cómo se comportan títulos, tablas, gráficos e imágenes en varias diapositivas, verificando contraste, equilibrio visual y legibilidad.</w:t>
+      </w:r>
+    </w:p>
+    <w:p>
+      <w:pPr>
+        <w:pStyle w:val="Ttulo2"/>
+      </w:pPr>
+      <w:bookmarkStart w:id="17" w:name="_Toc235527677"/>
+      <w:r>
+        <w:t>Plantillas maestras</w:t>
+      </w:r>
+      <w:bookmarkEnd w:id="17"/>
+    </w:p>
+    <w:p>
+      <w:pPr>
+        <w:rPr>
+          <w:lang w:val="es-419" w:eastAsia="es-CO"/>
+        </w:rPr>
+      </w:pPr>
+      <w:r>
+        <w:rPr>
+          <w:lang w:val="es-419" w:eastAsia="es-CO"/>
+        </w:rPr>
+        <w:t>La creación de plantillas y el uso de diapositivas maestras representan uno de los recursos más potentes de Microsoft PowerPoint en entornos profesionales. Estas herramientas permiten definir estilos globales de títulos, textos, colores, fondos y distribución de elementos, asegurando uniformidad visual en toda la presentación.</w:t>
+      </w:r>
+    </w:p>
+    <w:p>
+      <w:pPr>
+        <w:rPr>
+          <w:lang w:val="es-419" w:eastAsia="es-CO"/>
+        </w:rPr>
+      </w:pPr>
+      <w:r>
+        <w:rPr>
+          <w:lang w:val="es-419" w:eastAsia="es-CO"/>
+        </w:rPr>
+        <w:t>El uso de plantillas personalizadas resulta especialmente útil en organizaciones que requieren estandarizar presentaciones institucionales, ya que reduce tiempos de diseño, minimiza errores visuales y facilita el trabajo colaborativo. Cuando varios usuarios trabajan sobre una misma línea gráfica, las plantillas maestras garantizan que todos apliquen los mismos criterios de identidad visual.</w:t>
+      </w:r>
+    </w:p>
+    <w:p>
+      <w:pPr>
+        <w:rPr>
+          <w:rStyle w:val="Extranjerismo"/>
+          <w:lang w:val="es-419" w:eastAsia="es-CO"/>
+        </w:rPr>
+      </w:pPr>
       <w:r>
         <w:rPr>
           <w:lang w:val="es-419" w:eastAsia="es-CO"/>
         </w:rPr>
         <w:lastRenderedPageBreak/>
-        <w:t>visual en futuras presentaciones, fortaleciendo la estandarización gráfica y optimizando tiempos de producción dentro de organizaciones o equipos de trabajo (Velasco, 2020).</w:t>
-      </w:r>
-    </w:p>
-    <w:p>
-      <w:pPr>
-        <w:rPr>
-          <w:lang w:val="es-419" w:eastAsia="es-CO"/>
-        </w:rPr>
-      </w:pPr>
-      <w:r>
-        <w:rPr>
-          <w:lang w:val="es-419" w:eastAsia="es-CO"/>
-        </w:rPr>
-        <w:t>Desde una perspectiva profesional, se recomienda construir una biblioteca interna de temas corporativos aprobados, con colores institucionales, tipografías autorizadas y formatos consistentes. Esta práctica mejora la productividad, reduce errores de diseño y proyecta una imagen organizacional sólida.</w:t>
-      </w:r>
-    </w:p>
-    <w:p>
-      <w:pPr>
-        <w:rPr>
-          <w:lang w:val="es-419" w:eastAsia="es-CO"/>
-        </w:rPr>
-      </w:pPr>
-      <w:r>
-        <w:rPr>
-          <w:lang w:val="es-419" w:eastAsia="es-CO"/>
-        </w:rPr>
-        <w:t>Tip: antes de aplicar un tema en una presentación definitiva, conviene revisar cómo se comportan títulos, tablas, gráficos e imágenes en varias diapositivas, verificando contraste, equilibrio visual y legibilidad.</w:t>
-      </w:r>
-    </w:p>
-    <w:p>
-      <w:pPr>
-        <w:pStyle w:val="Ttulo2"/>
-      </w:pPr>
-      <w:bookmarkStart w:id="17" w:name="_Toc231389914"/>
-      <w:r>
-        <w:t>Plantillas maestras</w:t>
-      </w:r>
-      <w:bookmarkEnd w:id="17"/>
-    </w:p>
-    <w:p>
-      <w:pPr>
-        <w:rPr>
-          <w:lang w:val="es-419" w:eastAsia="es-CO"/>
-        </w:rPr>
-      </w:pPr>
-      <w:r>
-        <w:rPr>
-          <w:lang w:val="es-419" w:eastAsia="es-CO"/>
-        </w:rPr>
-        <w:t>La creación de plantillas y el uso de diapositivas maestras representan uno de los recursos más potentes de Microsoft PowerPoint en entornos profesionales. Estas herramientas permiten definir estilos globales de títulos, textos, colores, fondos y distribución de elementos, asegurando uniformidad visual en toda la presentación.</w:t>
-      </w:r>
-    </w:p>
-    <w:p>
-      <w:pPr>
-        <w:rPr>
-          <w:lang w:val="es-419" w:eastAsia="es-CO"/>
-        </w:rPr>
-      </w:pPr>
-      <w:r>
-        <w:rPr>
-          <w:lang w:val="es-419" w:eastAsia="es-CO"/>
-        </w:rPr>
-        <w:t>El uso de plantillas personalizadas resulta especialmente útil en organizaciones que requieren estandarizar presentaciones institucionales, ya que reduce tiempos de diseño, minimiza errores visuales y facilita el trabajo colaborativo. Cuando varios usuarios trabajan sobre una misma línea gráfica, las plantillas maestras garantizan que todos apliquen los mismos criterios de identidad visual.</w:t>
-      </w:r>
-    </w:p>
-    <w:p>
-      <w:pPr>
-        <w:rPr>
-          <w:rStyle w:val="Extranjerismo"/>
-          <w:lang w:val="es-419" w:eastAsia="es-CO"/>
-        </w:rPr>
-      </w:pPr>
-      <w:r>
-        <w:rPr>
-          <w:lang w:val="es-419" w:eastAsia="es-CO"/>
-        </w:rPr>
-        <w:t xml:space="preserve">En el desarrollo de comunicaciones organizacionales, la consistencia gráfica constituye un factor crítico para la percepción de profesionalismo y para la consolidación de la marca institucional (Velasco, 2020). Si bien los temas prediseñados ofrecen una solución rápida de coherencia visual, las plantillas maestras representan el </w:t>
-      </w:r>
-      <w:r>
-        <w:rPr>
-          <w:lang w:val="es-419" w:eastAsia="es-CO"/>
-        </w:rPr>
-        <w:lastRenderedPageBreak/>
-        <w:t xml:space="preserve">nivel más avanzado de control estructural y estandarización dentro de Microsoft </w:t>
-      </w:r>
-      <w:r>
-        <w:rPr>
-          <w:rStyle w:val="Extranjerismo"/>
-          <w:lang w:val="es-419" w:eastAsia="es-CO"/>
-        </w:rPr>
-        <w:t>PowerPoint.</w:t>
-      </w:r>
-    </w:p>
-    <w:p>
-      <w:pPr>
-        <w:rPr>
-          <w:lang w:val="es-419" w:eastAsia="es-CO"/>
-        </w:rPr>
-      </w:pPr>
-      <w:r>
-        <w:rPr>
-          <w:lang w:val="es-419" w:eastAsia="es-CO"/>
-        </w:rPr>
-        <w:t>Se define la plantilla maestra como una diapositiva especial que almacena información sobre el tema y los diseños de diapositiva de una presentación, incluyendo fondo, colores, tipografías, efectos, tamaños de marcadores de posición y ubicación de estos elementos. Su función principal consiste en actuar como la matriz estructural de la presentación. Cualquier cambio realizado en la diapositiva maestra se replica automáticamente en las diapositivas vinculadas, evitando ajustes manuales una por una. A continuación, se presentan los componentes y ventajas principales de las plantillas maestras:</w:t>
+        <w:t xml:space="preserve">En el desarrollo de comunicaciones organizacionales, la consistencia gráfica constituye un factor crítico para la percepción de profesionalismo y para la consolidación de la marca institucional (Velasco, 2020). Si bien los temas prediseñados ofrecen una solución rápida de coherencia visual, las plantillas maestras representan el nivel más avanzado de control estructural y estandarización dentro de </w:t>
+      </w:r>
+      <w:r>
+        <w:t>Microsoft PowerPoint.</w:t>
+      </w:r>
+    </w:p>
+    <w:p>
+      <w:pPr>
+        <w:rPr>
+          <w:lang w:val="es-419" w:eastAsia="es-CO"/>
+        </w:rPr>
+      </w:pPr>
+      <w:r>
+        <w:rPr>
+          <w:lang w:val="es-419" w:eastAsia="es-CO"/>
+        </w:rPr>
+        <w:t>Se define la plantilla maestra como una diapositiva especial que almacena información sobre el tema y los diseños de diapositiva de una presentación, incluyendo fondo, colores, tipografías, efectos, tamaños de marcadores de posición y ubicación de estos elementos. Su función principal consiste en actuar como la matriz estructural de la presentación. Cualquier cambio realizado en la diapositiva maestra se replica automáticamente en las diapositivas vinculadas, evitando ajustes manuales un</w:t>
+      </w:r>
+      <w:r>
+        <w:rPr>
+          <w:lang w:val="es-419" w:eastAsia="es-CO"/>
+        </w:rPr>
+        <w:t>o</w:t>
+      </w:r>
+      <w:r>
+        <w:rPr>
+          <w:lang w:val="es-419" w:eastAsia="es-CO"/>
+        </w:rPr>
+        <w:t xml:space="preserve"> por un</w:t>
+      </w:r>
+      <w:r>
+        <w:rPr>
+          <w:lang w:val="es-419" w:eastAsia="es-CO"/>
+        </w:rPr>
+        <w:t>o</w:t>
+      </w:r>
+      <w:r>
+        <w:rPr>
+          <w:lang w:val="es-419" w:eastAsia="es-CO"/>
+        </w:rPr>
+        <w:t>. A continuación, se presentan los componentes y ventajas principales de las plantillas maestras:</w:t>
       </w:r>
     </w:p>
     <w:p>
@@ -9272,6 +8378,7 @@
         <w:rPr>
           <w:rStyle w:val="Ttulo5Car"/>
         </w:rPr>
+        <w:lastRenderedPageBreak/>
         <w:t>Marcadores de posición.</w:t>
       </w:r>
       <w:r>
@@ -9316,7 +8423,6 @@
         <w:rPr>
           <w:lang w:val="es-419" w:eastAsia="es-CO"/>
         </w:rPr>
-        <w:lastRenderedPageBreak/>
         <w:t>A continuación, se presenta el procedimiento general para crear y configurar plantillas maestras dentro de la herramienta.</w:t>
       </w:r>
     </w:p>
@@ -9336,6 +8442,7 @@
     </w:p>
     <w:p>
       <w:pPr>
+        <w:ind w:firstLine="0"/>
         <w:jc w:val="center"/>
         <w:rPr>
           <w:noProof/>
@@ -9346,7 +8453,7 @@
           <w:noProof/>
         </w:rPr>
         <w:drawing>
-          <wp:inline distT="0" distB="0" distL="0" distR="0" wp14:anchorId="0BD0FC03" wp14:editId="08C6138A">
+          <wp:inline distT="0" distB="0" distL="0" distR="0" wp14:anchorId="0BD0FC03" wp14:editId="3F966125">
             <wp:extent cx="4680000" cy="2632500"/>
             <wp:effectExtent l="0" t="0" r="6350" b="0"/>
             <wp:docPr id="5" name="Imagen 5">
@@ -9412,12 +8519,6 @@
         <w:ind w:firstLine="0"/>
         <w:jc w:val="center"/>
       </w:pPr>
-      <w:r>
-        <w:rPr>
-          <w:lang w:val="es-419" w:eastAsia="es-CO"/>
-        </w:rPr>
-        <w:tab/>
-      </w:r>
       <w:hyperlink r:id="rId23">
         <w:r>
           <w:rPr>
@@ -9477,16 +8578,16 @@
           </w:tcPr>
           <w:p>
             <w:r>
-              <w:t>Las plantillas maestras de PowerPoint son herramientas fundamentales para mantener la identidad visual y la uniformidad en las presentaciones de una organización. Su uso permite estandarizar elementos como colores, fuentes, logotipos, imágenes y estilos de diseño, garantizando una apariencia profesional y coherente en todos los documentos.</w:t>
+              <w:t xml:space="preserve">Las plantillas maestras de PowerPoint son herramientas fundamentales para mantener la identidad visual y la uniformidad en las presentaciones de una organización. Su uso permite estandarizar elementos como colores, fuentes, </w:t>
+            </w:r>
+            <w:r>
+              <w:lastRenderedPageBreak/>
+              <w:t>logotipos, imágenes y estilos de diseño, garantizando una apariencia profesional y coherente en todos los documentos.</w:t>
             </w:r>
           </w:p>
           <w:p>
             <w:r>
-              <w:t xml:space="preserve">A través de la opción Patrón de diapositivas, es posible personalizar la estructura y el diseño de las presentaciones, incorporando elementos gráficos, modificando la distribución del contenido y ajustando aspectos visuales de acuerdo </w:t>
-            </w:r>
-            <w:r>
-              <w:lastRenderedPageBreak/>
-              <w:t>con las necesidades institucionales. Los cambios realizados en la plantilla maestra se aplican automáticamente a todas las diapositivas que se creen a partir de ella.</w:t>
+              <w:t>A través de la opción Patrón de diapositivas, es posible personalizar la estructura y el diseño de las presentaciones, incorporando elementos gráficos, modificando la distribución del contenido y ajustando aspectos visuales de acuerdo con las necesidades institucionales. Los cambios realizados en la plantilla maestra se aplican automáticamente a todas las diapositivas que se creen a partir de ella.</w:t>
             </w:r>
           </w:p>
           <w:p>
@@ -9587,49 +8688,9 @@
     </w:p>
     <w:p>
       <w:pPr>
-        <w:tabs>
-          <w:tab w:val="left" w:pos="2580"/>
-        </w:tabs>
-        <w:rPr>
-          <w:lang w:val="es-419" w:eastAsia="es-CO"/>
-        </w:rPr>
-      </w:pPr>
-    </w:p>
-    <w:p>
-      <w:pPr>
-        <w:tabs>
-          <w:tab w:val="left" w:pos="2580"/>
-        </w:tabs>
-        <w:rPr>
-          <w:lang w:val="es-419" w:eastAsia="es-CO"/>
-        </w:rPr>
-      </w:pPr>
-    </w:p>
-    <w:p>
-      <w:pPr>
-        <w:tabs>
-          <w:tab w:val="left" w:pos="2580"/>
-        </w:tabs>
-        <w:rPr>
-          <w:lang w:val="es-419" w:eastAsia="es-CO"/>
-        </w:rPr>
-      </w:pPr>
-    </w:p>
-    <w:p>
-      <w:pPr>
-        <w:tabs>
-          <w:tab w:val="left" w:pos="2580"/>
-        </w:tabs>
-        <w:rPr>
-          <w:lang w:val="es-419" w:eastAsia="es-CO"/>
-        </w:rPr>
-      </w:pPr>
-    </w:p>
-    <w:p>
-      <w:pPr>
         <w:pStyle w:val="Ttulo1"/>
       </w:pPr>
-      <w:bookmarkStart w:id="18" w:name="_Toc231389915"/>
+      <w:bookmarkStart w:id="18" w:name="_Toc235527678"/>
       <w:r>
         <w:lastRenderedPageBreak/>
         <w:t>Inserción y edición de elementos visuales</w:t>
@@ -9649,24 +8710,7 @@
         <w:t xml:space="preserve">En esta unidad temática se profundiza en el uso de elementos visuales dentro de </w:t>
       </w:r>
       <w:r>
-        <w:rPr>
-          <w:rStyle w:val="Extranjerismo"/>
-          <w:lang w:val="es-419" w:eastAsia="es-CO"/>
-        </w:rPr>
-        <w:t>Microsoft</w:t>
-      </w:r>
-      <w:r>
-        <w:rPr>
-          <w:lang w:val="es-419" w:eastAsia="es-CO"/>
-        </w:rPr>
-        <w:t xml:space="preserve"> </w:t>
-      </w:r>
-      <w:r>
-        <w:rPr>
-          <w:rStyle w:val="Extranjerismo"/>
-          <w:lang w:val="es-419" w:eastAsia="es-CO"/>
-        </w:rPr>
-        <w:t>PowerPoint</w:t>
+        <w:t>Microsoft PowerPoint</w:t>
       </w:r>
       <w:r>
         <w:rPr>
@@ -9698,7 +8742,7 @@
       <w:pPr>
         <w:pStyle w:val="Ttulo2"/>
       </w:pPr>
-      <w:bookmarkStart w:id="19" w:name="_Toc231389916"/>
+      <w:bookmarkStart w:id="19" w:name="_Toc235527679"/>
       <w:r>
         <w:t>Inserción de imágenes, íconos y formas</w:t>
       </w:r>
@@ -9711,10 +8755,6 @@
         </w:rPr>
       </w:pPr>
       <w:r>
-        <w:rPr>
-          <w:rStyle w:val="Extranjerismo"/>
-          <w:lang w:val="es-419" w:eastAsia="es-CO"/>
-        </w:rPr>
         <w:t>Microsoft PowerPoint</w:t>
       </w:r>
       <w:r>
@@ -9762,6 +8802,7 @@
     </w:p>
     <w:p>
       <w:pPr>
+        <w:ind w:firstLine="0"/>
         <w:jc w:val="center"/>
         <w:rPr>
           <w:lang w:val="es-419" w:eastAsia="es-CO"/>
@@ -9773,10 +8814,10 @@
           <w:lang w:val="es-419" w:eastAsia="es-CO"/>
         </w:rPr>
         <w:drawing>
-          <wp:inline distT="0" distB="0" distL="0" distR="0" wp14:anchorId="134DF70D" wp14:editId="21CF9181">
+          <wp:inline distT="0" distB="0" distL="0" distR="0" wp14:anchorId="134DF70D" wp14:editId="316E7323">
             <wp:extent cx="4876800" cy="3381375"/>
             <wp:effectExtent l="0" t="0" r="0" b="9525"/>
-            <wp:docPr id="16" name="Imagen 16" descr="Figura titulada “Opciones para la inserción de imágenes”. La imagen muestra la interfaz de Microsoft PowerPoint con la pestaña Insertar activa y el menú de Imágenes desplegado. Se observan las opciones para insertar una imagen desde este dispositivo o desde imágenes en línea, además de herramientas relacionadas como captura y álbum de fotografías. La figura permite identificar las rutas disponibles para agregar recursos visuales a una diapositiva y complementar el contenido de una presentación."/>
+            <wp:docPr id="16" name="Imagen 16" descr="Menú Insertar de PowerPoint con opciones para agregar imágenes desde dispositivo, banco de imágenes o recursos en línea. "/>
             <wp:cNvGraphicFramePr>
               <a:graphicFrameLocks xmlns:a="http://schemas.openxmlformats.org/drawingml/2006/main" noChangeAspect="1"/>
             </wp:cNvGraphicFramePr>
@@ -9784,7 +8825,7 @@
               <a:graphicData uri="http://schemas.openxmlformats.org/drawingml/2006/picture">
                 <pic:pic xmlns:pic="http://schemas.openxmlformats.org/drawingml/2006/picture">
                   <pic:nvPicPr>
-                    <pic:cNvPr id="16" name="Imagen 16" descr="Figura titulada “Opciones para la inserción de imágenes”. La imagen muestra la interfaz de Microsoft PowerPoint con la pestaña Insertar activa y el menú de Imágenes desplegado. Se observan las opciones para insertar una imagen desde este dispositivo o desde imágenes en línea, además de herramientas relacionadas como captura y álbum de fotografías. La figura permite identificar las rutas disponibles para agregar recursos visuales a una diapositiva y complementar el contenido de una presentación."/>
+                    <pic:cNvPr id="16" name="Imagen 16" descr="Menú Insertar de PowerPoint con opciones para agregar imágenes desde dispositivo, banco de imágenes o recursos en línea. "/>
                     <pic:cNvPicPr/>
                   </pic:nvPicPr>
                   <pic:blipFill>
@@ -9946,7 +8987,7 @@
       <w:pPr>
         <w:pStyle w:val="Ttulo2"/>
       </w:pPr>
-      <w:bookmarkStart w:id="20" w:name="_Toc231389917"/>
+      <w:bookmarkStart w:id="20" w:name="_Toc235527680"/>
       <w:r>
         <w:t>Edición de imágenes y objetos visuales</w:t>
       </w:r>
@@ -10038,6 +9079,7 @@
     </w:p>
     <w:p>
       <w:pPr>
+        <w:ind w:firstLine="0"/>
         <w:jc w:val="center"/>
         <w:rPr>
           <w:noProof/>
@@ -10049,10 +9091,10 @@
           <w:noProof/>
         </w:rPr>
         <w:drawing>
-          <wp:inline distT="0" distB="0" distL="0" distR="0" wp14:anchorId="46EB66D4" wp14:editId="79A0E956">
+          <wp:inline distT="0" distB="0" distL="0" distR="0" wp14:anchorId="46EB66D4" wp14:editId="6520F922">
             <wp:extent cx="5829300" cy="4851602"/>
             <wp:effectExtent l="0" t="0" r="0" b="6350"/>
-            <wp:docPr id="17" name="Imagen 17" descr="Figura titulada “Aplicación de acciones y comandos a múltiples objetos visuales seleccionados”. La imagen muestra la interfaz de Microsoft PowerPoint con dos formas seleccionadas en el área de trabajo: un rectángulo azul y una flecha naranja. En la pestaña Formato se observa desplegado el menú de alineación, con opciones como alinear a la izquierda, alinear verticalmente, alinear a la derecha, alinear en la parte superior, alinear al medio, alinear en la parte inferior, distribuir horizontal o verticalmente, alinear con la diapositiva y alinear objetos seleccionados. La figura permite identificar cómo organizar varios objetos visuales dentro de una diapositiva para mejorar su distribución, orden y presentación."/>
+            <wp:docPr id="17" name="Imagen 17" descr="Diapositiva con varios objetos seleccionados y herramientas de formato para alinear, distribuir, agrupar y ordenar elementos. "/>
             <wp:cNvGraphicFramePr>
               <a:graphicFrameLocks xmlns:a="http://schemas.openxmlformats.org/drawingml/2006/main" noChangeAspect="1"/>
             </wp:cNvGraphicFramePr>
@@ -10060,7 +9102,7 @@
               <a:graphicData uri="http://schemas.openxmlformats.org/drawingml/2006/picture">
                 <pic:pic xmlns:pic="http://schemas.openxmlformats.org/drawingml/2006/picture">
                   <pic:nvPicPr>
-                    <pic:cNvPr id="17" name="Imagen 17" descr="Figura titulada “Aplicación de acciones y comandos a múltiples objetos visuales seleccionados”. La imagen muestra la interfaz de Microsoft PowerPoint con dos formas seleccionadas en el área de trabajo: un rectángulo azul y una flecha naranja. En la pestaña Formato se observa desplegado el menú de alineación, con opciones como alinear a la izquierda, alinear verticalmente, alinear a la derecha, alinear en la parte superior, alinear al medio, alinear en la parte inferior, distribuir horizontal o verticalmente, alinear con la diapositiva y alinear objetos seleccionados. La figura permite identificar cómo organizar varios objetos visuales dentro de una diapositiva para mejorar su distribución, orden y presentación."/>
+                    <pic:cNvPr id="17" name="Imagen 17" descr="Diapositiva con varios objetos seleccionados y herramientas de formato para alinear, distribuir, agrupar y ordenar elementos. "/>
                     <pic:cNvPicPr/>
                   </pic:nvPicPr>
                   <pic:blipFill>
@@ -10151,6 +9193,8 @@
     </w:p>
     <w:p>
       <w:pPr>
+        <w:ind w:firstLine="0"/>
+        <w:jc w:val="center"/>
         <w:rPr>
           <w:lang w:val="es-419" w:eastAsia="es-CO"/>
         </w:rPr>
@@ -10161,10 +9205,10 @@
           <w:lang w:val="es-419" w:eastAsia="es-CO"/>
         </w:rPr>
         <w:drawing>
-          <wp:inline distT="0" distB="0" distL="0" distR="0" wp14:anchorId="2D6BE280" wp14:editId="4C4B2F04">
+          <wp:inline distT="0" distB="0" distL="0" distR="0" wp14:anchorId="2D6BE280" wp14:editId="1C6A4F66">
             <wp:extent cx="5591175" cy="3149459"/>
             <wp:effectExtent l="0" t="0" r="0" b="0"/>
-            <wp:docPr id="18" name="Imagen 18" descr="Figura titulada “Transformación de puntos de las formas”. La imagen muestra una diapositiva de PowerPoint donde se editan formas mediante la opción Modificar puntos. Se observan dos figuras seleccionadas, una forma azul irregular y una flecha naranja, ambas con puntos negros de edición en sus bordes. A la derecha aparece el menú contextual con la opción Modificar puntos resaltada, indicando que esta herramienta permite ajustar manualmente la estructura de una forma, mover sus vértices y personalizar su diseño dentro de la diapositiva."/>
+            <wp:docPr id="18" name="Imagen 18" descr="Forma editada en PowerPoint con nodos y controladores visibles para modificar curvas y contornos personalizados. "/>
             <wp:cNvGraphicFramePr>
               <a:graphicFrameLocks xmlns:a="http://schemas.openxmlformats.org/drawingml/2006/main" noChangeAspect="1"/>
             </wp:cNvGraphicFramePr>
@@ -10172,7 +9216,7 @@
               <a:graphicData uri="http://schemas.openxmlformats.org/drawingml/2006/picture">
                 <pic:pic xmlns:pic="http://schemas.openxmlformats.org/drawingml/2006/picture">
                   <pic:nvPicPr>
-                    <pic:cNvPr id="18" name="Imagen 18" descr="Figura titulada “Transformación de puntos de las formas”. La imagen muestra una diapositiva de PowerPoint donde se editan formas mediante la opción Modificar puntos. Se observan dos figuras seleccionadas, una forma azul irregular y una flecha naranja, ambas con puntos negros de edición en sus bordes. A la derecha aparece el menú contextual con la opción Modificar puntos resaltada, indicando que esta herramienta permite ajustar manualmente la estructura de una forma, mover sus vértices y personalizar su diseño dentro de la diapositiva."/>
+                    <pic:cNvPr id="18" name="Imagen 18" descr="Forma editada en PowerPoint con nodos y controladores visibles para modificar curvas y contornos personalizados. "/>
                     <pic:cNvPicPr/>
                   </pic:nvPicPr>
                   <pic:blipFill>
@@ -10402,6 +9446,7 @@
     </w:p>
     <w:p>
       <w:pPr>
+        <w:ind w:firstLine="0"/>
         <w:jc w:val="center"/>
         <w:rPr>
           <w:noProof/>
@@ -10412,7 +9457,7 @@
           <w:noProof/>
         </w:rPr>
         <w:drawing>
-          <wp:inline distT="0" distB="0" distL="0" distR="0" wp14:anchorId="588283AE" wp14:editId="194F0D83">
+          <wp:inline distT="0" distB="0" distL="0" distR="0" wp14:anchorId="588283AE" wp14:editId="32A358E7">
             <wp:extent cx="4680000" cy="2632500"/>
             <wp:effectExtent l="0" t="0" r="6350" b="0"/>
             <wp:docPr id="19" name="Imagen 19">
@@ -10478,12 +9523,6 @@
         <w:ind w:firstLine="0"/>
         <w:jc w:val="center"/>
       </w:pPr>
-      <w:r>
-        <w:rPr>
-          <w:lang w:val="en-US"/>
-        </w:rPr>
-        <w:tab/>
-      </w:r>
       <w:hyperlink r:id="rId28">
         <w:r>
           <w:rPr>
@@ -10670,7 +9709,7 @@
       <w:pPr>
         <w:pStyle w:val="Ttulo1"/>
       </w:pPr>
-      <w:bookmarkStart w:id="21" w:name="_Toc231389918"/>
+      <w:bookmarkStart w:id="21" w:name="_Toc235527681"/>
       <w:r>
         <w:lastRenderedPageBreak/>
         <w:t>Gestión de archivos y organización del trabajo</w:t>
@@ -10707,7 +9746,7 @@
       <w:pPr>
         <w:pStyle w:val="Ttulo2"/>
       </w:pPr>
-      <w:bookmarkStart w:id="22" w:name="_Toc231389919"/>
+      <w:bookmarkStart w:id="22" w:name="_Toc235527682"/>
       <w:r>
         <w:t>Optimización del peso de archivos sin perder calidad visual</w:t>
       </w:r>
@@ -10789,6 +9828,7 @@
     </w:p>
     <w:p>
       <w:pPr>
+        <w:ind w:firstLine="0"/>
         <w:jc w:val="center"/>
         <w:rPr>
           <w:noProof/>
@@ -10801,10 +9841,10 @@
           <w:lang w:val="es-419" w:eastAsia="es-CO"/>
         </w:rPr>
         <w:drawing>
-          <wp:inline distT="0" distB="0" distL="0" distR="0" wp14:anchorId="3DC1876F" wp14:editId="66DC0785">
+          <wp:inline distT="0" distB="0" distL="0" distR="0" wp14:anchorId="3DC1876F" wp14:editId="1CE41BA0">
             <wp:extent cx="5506800" cy="3495040"/>
             <wp:effectExtent l="0" t="0" r="0" b="0"/>
-            <wp:docPr id="20" name="Imagen 20" descr="Figura titulada “Herramienta para comprimir imágenes en PowerPoint”. La imagen muestra la interfaz de Microsoft PowerPoint con una imagen seleccionada y la pestaña Formato activa. Se observa abierta la ventana Comprimir imágenes, donde aparecen opciones para aplicar la compresión solo a la imagen seleccionada, eliminar áreas recortadas y elegir la resolución según el uso del archivo, como alta fidelidad, HD, impresión, web o correo electrónico. La figura permite identificar cómo reducir el tamaño de las imágenes dentro de una presentación para optimizar el peso del archivo sin perder la calidad necesaria."/>
+            <wp:docPr id="20" name="Imagen 20" descr="Ventana de configuración para comprimir imágenes, ajustar resolución y eliminar áreas recortadas. "/>
             <wp:cNvGraphicFramePr>
               <a:graphicFrameLocks xmlns:a="http://schemas.openxmlformats.org/drawingml/2006/main" noChangeAspect="1"/>
             </wp:cNvGraphicFramePr>
@@ -10812,7 +9852,7 @@
               <a:graphicData uri="http://schemas.openxmlformats.org/drawingml/2006/picture">
                 <pic:pic xmlns:pic="http://schemas.openxmlformats.org/drawingml/2006/picture">
                   <pic:nvPicPr>
-                    <pic:cNvPr id="20" name="Imagen 20" descr="Figura titulada “Herramienta para comprimir imágenes en PowerPoint”. La imagen muestra la interfaz de Microsoft PowerPoint con una imagen seleccionada y la pestaña Formato activa. Se observa abierta la ventana Comprimir imágenes, donde aparecen opciones para aplicar la compresión solo a la imagen seleccionada, eliminar áreas recortadas y elegir la resolución según el uso del archivo, como alta fidelidad, HD, impresión, web o correo electrónico. La figura permite identificar cómo reducir el tamaño de las imágenes dentro de una presentación para optimizar el peso del archivo sin perder la calidad necesaria."/>
+                    <pic:cNvPr id="20" name="Imagen 20" descr="Ventana de configuración para comprimir imágenes, ajustar resolución y eliminar áreas recortadas. "/>
                     <pic:cNvPicPr/>
                   </pic:nvPicPr>
                   <pic:blipFill>
@@ -11079,7 +10119,7 @@
       <w:pPr>
         <w:pStyle w:val="Ttulo2"/>
       </w:pPr>
-      <w:bookmarkStart w:id="23" w:name="_Toc231389920"/>
+      <w:bookmarkStart w:id="23" w:name="_Toc235527683"/>
       <w:r>
         <w:t>Guardado de presentaciones en distintos formatos</w:t>
       </w:r>
@@ -11341,7 +10381,7 @@
       <w:pPr>
         <w:pStyle w:val="Ttulo2"/>
       </w:pPr>
-      <w:bookmarkStart w:id="24" w:name="_Toc231389921"/>
+      <w:bookmarkStart w:id="24" w:name="_Toc235527684"/>
       <w:r>
         <w:t>Importación y reutilización de diapositivas</w:t>
       </w:r>
@@ -11396,6 +10436,8 @@
     </w:p>
     <w:p>
       <w:pPr>
+        <w:ind w:firstLine="0"/>
+        <w:jc w:val="center"/>
         <w:rPr>
           <w:noProof/>
           <w:lang w:val="es-419" w:eastAsia="es-CO"/>
@@ -11407,10 +10449,10 @@
           <w:lang w:val="es-419" w:eastAsia="es-CO"/>
         </w:rPr>
         <w:drawing>
-          <wp:inline distT="0" distB="0" distL="0" distR="0" wp14:anchorId="77CB3612" wp14:editId="452CC270">
+          <wp:inline distT="0" distB="0" distL="0" distR="0" wp14:anchorId="77CB3612" wp14:editId="48E5070C">
             <wp:extent cx="5700828" cy="3956050"/>
             <wp:effectExtent l="0" t="0" r="0" b="6350"/>
-            <wp:docPr id="21" name="Imagen 21" descr="Figura titulada “Pasos para la reutilización de diapositivas de otro archivo PowerPoint”. La imagen muestra una secuencia de cuatro pasos para insertar diapositivas existentes en una presentación. Primero se accede al menú de Nueva diapositiva y se despliegan las opciones de diseño. Luego se selecciona la opción Volver a utilizar diapositivas. En el tercer paso se abre el panel lateral para buscar o examinar otro archivo de PowerPoint. Finalmente, se visualizan las diapositivas disponibles del archivo seleccionado y se elige la que se desea incorporar a la presentación actual. La figura orienta el proceso para reutilizar contenido de otros archivos y agilizar la creación de presentaciones."/>
+            <wp:docPr id="21" name="Imagen 21" descr="Panel lateral de reutilización de diapositivas con selección de archivo origen y miniaturas disponibles para insertar. "/>
             <wp:cNvGraphicFramePr>
               <a:graphicFrameLocks xmlns:a="http://schemas.openxmlformats.org/drawingml/2006/main" noChangeAspect="1"/>
             </wp:cNvGraphicFramePr>
@@ -11418,7 +10460,7 @@
               <a:graphicData uri="http://schemas.openxmlformats.org/drawingml/2006/picture">
                 <pic:pic xmlns:pic="http://schemas.openxmlformats.org/drawingml/2006/picture">
                   <pic:nvPicPr>
-                    <pic:cNvPr id="21" name="Imagen 21" descr="Figura titulada “Pasos para la reutilización de diapositivas de otro archivo PowerPoint”. La imagen muestra una secuencia de cuatro pasos para insertar diapositivas existentes en una presentación. Primero se accede al menú de Nueva diapositiva y se despliegan las opciones de diseño. Luego se selecciona la opción Volver a utilizar diapositivas. En el tercer paso se abre el panel lateral para buscar o examinar otro archivo de PowerPoint. Finalmente, se visualizan las diapositivas disponibles del archivo seleccionado y se elige la que se desea incorporar a la presentación actual. La figura orienta el proceso para reutilizar contenido de otros archivos y agilizar la creación de presentaciones."/>
+                    <pic:cNvPr id="21" name="Imagen 21" descr="Panel lateral de reutilización de diapositivas con selección de archivo origen y miniaturas disponibles para insertar. "/>
                     <pic:cNvPicPr/>
                   </pic:nvPicPr>
                   <pic:blipFill>
@@ -11528,7 +10570,19 @@
         <w:rPr>
           <w:rStyle w:val="Ttulo5Car"/>
         </w:rPr>
-        <w:t>Paso 3. Selección del archivo origen.</w:t>
+        <w:t xml:space="preserve">Paso 3. Selección del archivo </w:t>
+      </w:r>
+      <w:r>
+        <w:rPr>
+          <w:rStyle w:val="Ttulo5Car"/>
+        </w:rPr>
+        <w:t xml:space="preserve">de </w:t>
+      </w:r>
+      <w:r>
+        <w:rPr>
+          <w:rStyle w:val="Ttulo5Car"/>
+        </w:rPr>
+        <w:t>origen.</w:t>
       </w:r>
       <w:r>
         <w:rPr>
@@ -11596,7 +10650,7 @@
           <w:u w:val="single"/>
         </w:rPr>
       </w:pPr>
-      <w:bookmarkStart w:id="25" w:name="_Toc231389922"/>
+      <w:bookmarkStart w:id="25" w:name="_Toc235527685"/>
       <w:r>
         <w:lastRenderedPageBreak/>
         <w:t>Síntesis</w:t>
@@ -11623,6 +10677,7 @@
     </w:p>
     <w:p>
       <w:pPr>
+        <w:ind w:firstLine="0"/>
         <w:jc w:val="center"/>
         <w:rPr>
           <w:noProof/>
@@ -11635,10 +10690,10 @@
           <w:lang w:eastAsia="es-CO"/>
         </w:rPr>
         <w:drawing>
-          <wp:inline distT="0" distB="0" distL="0" distR="0" wp14:anchorId="3184423B" wp14:editId="04ACA38F">
+          <wp:inline distT="0" distB="0" distL="0" distR="0" wp14:anchorId="3184423B" wp14:editId="0D5600AC">
             <wp:extent cx="5911069" cy="6321264"/>
             <wp:effectExtent l="0" t="0" r="0" b="3810"/>
-            <wp:docPr id="22" name="Gráfico 22" descr="Figura ubicada en la sección “Síntesis”, que presenta un mapa conceptual sobre PowerPoint para presentaciones profesionales. El esquema organiza la temática en seis bloques principales: comunicación, entorno e interfaz, gestión visual, diseño y edición, elementos visuales y gestión de archivo.&#10;&#10;En el bloque de comunicación se incluyen la comunicación estratégica, la narrativa visual y los tipos de presentaciones, como informativas, persuasivas, formativas y ejecutivas. En entorno e interfaz se presentan elementos como la cinta de opciones, los paneles de diapositivas y notas, el área de trabajo, las guías y las opciones de vista.&#10;&#10;El mapa también resume aspectos de gestión visual, como la planeación, los objetivos, la identificación del público, la jerarquía de la información, el diseño de diapositivas y la secuencia visual. Además, incluye herramientas de diseño y edición, como temas predefinidos, plantillas maestras, paletas de colores, fuentes y formato de diapositivas. Finalmente, aborda elementos visuales y gestión de archivos, incluyendo inserción de imágenes e íconos, formas, alineación, derechos de autor, compresión de imágenes, optimización del peso del archivo, formatos de guardado y reutilización de diapositivas."/>
+            <wp:docPr id="22" name="Gráfico 22" descr="Síntesis  sobre PowerPoint para presentaciones profesionales que organiza seis áreas principales: contextualización, entorno e interfaz, gestión estructural, diseño y estética, elementos visuales y gestión de archivos, cada una con subtemas relacionados como narrativa visual, cinta de opciones, planeación, temas prediseñados, inserción de imágenes y compresión de archivos. "/>
             <wp:cNvGraphicFramePr>
               <a:graphicFrameLocks xmlns:a="http://schemas.openxmlformats.org/drawingml/2006/main" noChangeAspect="1"/>
             </wp:cNvGraphicFramePr>
@@ -11646,7 +10701,7 @@
               <a:graphicData uri="http://schemas.openxmlformats.org/drawingml/2006/picture">
                 <pic:pic xmlns:pic="http://schemas.openxmlformats.org/drawingml/2006/picture">
                   <pic:nvPicPr>
-                    <pic:cNvPr id="22" name="Gráfico 22" descr="Figura ubicada en la sección “Síntesis”, que presenta un mapa conceptual sobre PowerPoint para presentaciones profesionales. El esquema organiza la temática en seis bloques principales: comunicación, entorno e interfaz, gestión visual, diseño y edición, elementos visuales y gestión de archivo.&#10;&#10;En el bloque de comunicación se incluyen la comunicación estratégica, la narrativa visual y los tipos de presentaciones, como informativas, persuasivas, formativas y ejecutivas. En entorno e interfaz se presentan elementos como la cinta de opciones, los paneles de diapositivas y notas, el área de trabajo, las guías y las opciones de vista.&#10;&#10;El mapa también resume aspectos de gestión visual, como la planeación, los objetivos, la identificación del público, la jerarquía de la información, el diseño de diapositivas y la secuencia visual. Además, incluye herramientas de diseño y edición, como temas predefinidos, plantillas maestras, paletas de colores, fuentes y formato de diapositivas. Finalmente, aborda elementos visuales y gestión de archivos, incluyendo inserción de imágenes e íconos, formas, alineación, derechos de autor, compresión de imágenes, optimización del peso del archivo, formatos de guardado y reutilización de diapositivas."/>
+                    <pic:cNvPr id="22" name="Gráfico 22" descr="Síntesis  sobre PowerPoint para presentaciones profesionales que organiza seis áreas principales: contextualización, entorno e interfaz, gestión estructural, diseño y estética, elementos visuales y gestión de archivos, cada una con subtemas relacionados como narrativa visual, cinta de opciones, planeación, temas prediseñados, inserción de imágenes y compresión de archivos. "/>
                     <pic:cNvPicPr/>
                   </pic:nvPicPr>
                   <pic:blipFill>
@@ -11684,7 +10739,7 @@
       <w:pPr>
         <w:pStyle w:val="Titulosgenerales"/>
       </w:pPr>
-      <w:bookmarkStart w:id="26" w:name="_Toc231389923"/>
+      <w:bookmarkStart w:id="26" w:name="_Toc235527686"/>
       <w:r>
         <w:lastRenderedPageBreak/>
         <w:t>Glosario</w:t>
@@ -11800,7 +10855,7 @@
       <w:pPr>
         <w:pStyle w:val="Titulosgenerales"/>
       </w:pPr>
-      <w:bookmarkStart w:id="27" w:name="_Toc231389924"/>
+      <w:bookmarkStart w:id="27" w:name="_Toc235527687"/>
       <w:r>
         <w:lastRenderedPageBreak/>
         <w:t>Referencias bibliográficas</w:t>
@@ -11906,7 +10961,7 @@
         </w:rPr>
       </w:pPr>
       <w:bookmarkStart w:id="28" w:name="_Toc229728698"/>
-      <w:bookmarkStart w:id="29" w:name="_Toc231389925"/>
+      <w:bookmarkStart w:id="29" w:name="_Toc235527688"/>
       <w:r>
         <w:rPr>
           <w:rFonts w:ascii="Calibri" w:eastAsia="Times New Roman" w:hAnsi="Calibri" w:cs="Times New Roman (Títulos en alf"/>
@@ -11954,23 +11009,14 @@
           </w:tcPr>
           <w:p>
             <w:pPr>
-              <w:spacing w:before="0" w:after="0"/>
-              <w:ind w:firstLine="0"/>
-              <w:rPr>
-                <w:rFonts w:asciiTheme="minorHAnsi" w:hAnsiTheme="minorHAnsi"/>
-                <w:b w:val="0"/>
-                <w:kern w:val="2"/>
+              <w:pStyle w:val="Tablas"/>
+              <w:rPr>
                 <w:lang w:eastAsia="es-CO"/>
-                <w14:ligatures w14:val="standardContextual"/>
               </w:rPr>
             </w:pPr>
             <w:r>
               <w:rPr>
-                <w:rFonts w:asciiTheme="minorHAnsi" w:hAnsiTheme="minorHAnsi"/>
-                <w:b w:val="0"/>
-                <w:kern w:val="2"/>
                 <w:lang w:eastAsia="es-CO"/>
-                <w14:ligatures w14:val="standardContextual"/>
               </w:rPr>
               <w:t>Nombre</w:t>
             </w:r>
@@ -11988,23 +11034,14 @@
           </w:tcPr>
           <w:p>
             <w:pPr>
-              <w:spacing w:before="0" w:after="0"/>
-              <w:ind w:firstLine="0"/>
-              <w:rPr>
-                <w:rFonts w:asciiTheme="minorHAnsi" w:hAnsiTheme="minorHAnsi"/>
-                <w:b w:val="0"/>
-                <w:kern w:val="2"/>
+              <w:pStyle w:val="Tablas"/>
+              <w:rPr>
                 <w:lang w:eastAsia="es-CO"/>
-                <w14:ligatures w14:val="standardContextual"/>
               </w:rPr>
             </w:pPr>
             <w:r>
               <w:rPr>
-                <w:rFonts w:asciiTheme="minorHAnsi" w:hAnsiTheme="minorHAnsi"/>
-                <w:b w:val="0"/>
-                <w:kern w:val="2"/>
                 <w:lang w:eastAsia="es-CO"/>
-                <w14:ligatures w14:val="standardContextual"/>
               </w:rPr>
               <w:t>Cargo</w:t>
             </w:r>
@@ -12022,23 +11059,14 @@
           </w:tcPr>
           <w:p>
             <w:pPr>
-              <w:spacing w:before="0" w:after="0"/>
-              <w:ind w:firstLine="0"/>
-              <w:rPr>
-                <w:rFonts w:asciiTheme="minorHAnsi" w:hAnsiTheme="minorHAnsi"/>
-                <w:b w:val="0"/>
-                <w:kern w:val="2"/>
+              <w:pStyle w:val="Tablas"/>
+              <w:rPr>
                 <w:lang w:eastAsia="es-CO"/>
-                <w14:ligatures w14:val="standardContextual"/>
               </w:rPr>
             </w:pPr>
             <w:r>
               <w:rPr>
-                <w:rFonts w:asciiTheme="minorHAnsi" w:hAnsiTheme="minorHAnsi"/>
-                <w:b w:val="0"/>
-                <w:kern w:val="2"/>
                 <w:lang w:eastAsia="es-CO"/>
-                <w14:ligatures w14:val="standardContextual"/>
               </w:rPr>
               <w:t>Centro de Formación y Regional</w:t>
             </w:r>
@@ -12061,16 +11089,13 @@
           </w:tcPr>
           <w:p>
             <w:pPr>
-              <w:spacing w:before="0" w:after="0" w:line="240" w:lineRule="auto"/>
-              <w:ind w:firstLine="0"/>
-              <w:rPr>
-                <w:sz w:val="24"/>
+              <w:pStyle w:val="Tablas"/>
+              <w:rPr>
                 <w:lang w:eastAsia="es-CO"/>
               </w:rPr>
             </w:pPr>
             <w:r>
               <w:rPr>
-                <w:sz w:val="24"/>
                 <w:lang w:eastAsia="es-CO"/>
               </w:rPr>
               <w:t>Claudia Johanna Gómez Pérez</w:t>
@@ -12089,53 +11114,16 @@
           </w:tcPr>
           <w:p>
             <w:pPr>
-              <w:spacing w:line="240" w:lineRule="auto"/>
-              <w:ind w:firstLine="0"/>
-              <w:rPr>
-                <w:sz w:val="24"/>
+              <w:pStyle w:val="Tablas"/>
+              <w:rPr>
                 <w:lang w:val="es-ES" w:eastAsia="es-CO"/>
               </w:rPr>
             </w:pPr>
             <w:r>
               <w:rPr>
-                <w:sz w:val="24"/>
-                <w:lang w:val="es-419" w:eastAsia="es-CO"/>
-              </w:rPr>
-              <w:t>Profesional 06</w:t>
-            </w:r>
-            <w:r>
-              <w:rPr>
-                <w:sz w:val="24"/>
                 <w:lang w:val="es-ES" w:eastAsia="es-CO"/>
               </w:rPr>
-              <w:t> </w:t>
-            </w:r>
-          </w:p>
-          <w:p>
-            <w:pPr>
-              <w:spacing w:before="0" w:after="0" w:line="240" w:lineRule="auto"/>
-              <w:ind w:firstLine="0"/>
-              <w:rPr>
-                <w:sz w:val="24"/>
-                <w:szCs w:val="24"/>
-                <w:lang w:val="es-ES" w:eastAsia="es-CO"/>
-              </w:rPr>
-            </w:pPr>
-            <w:r>
-              <w:rPr>
-                <w:sz w:val="24"/>
-                <w:szCs w:val="24"/>
-                <w:lang w:val="es-419" w:eastAsia="es-CO"/>
-              </w:rPr>
-              <w:t>Responsable Ecosistema Virtual de Recursos Educativos Digitales</w:t>
-            </w:r>
-            <w:r>
-              <w:rPr>
-                <w:sz w:val="24"/>
-                <w:szCs w:val="24"/>
-                <w:lang w:val="es-ES" w:eastAsia="es-CO"/>
-              </w:rPr>
-              <w:t> </w:t>
+              <w:t>Profesional 06. Responsable Ecosistema Virtual de Recursos Educativos Digitales</w:t>
             </w:r>
           </w:p>
         </w:tc>
@@ -12151,16 +11139,13 @@
           </w:tcPr>
           <w:p>
             <w:pPr>
-              <w:spacing w:before="0" w:after="0" w:line="240" w:lineRule="auto"/>
-              <w:ind w:firstLine="0"/>
-              <w:rPr>
-                <w:sz w:val="24"/>
+              <w:pStyle w:val="Tablas"/>
+              <w:rPr>
                 <w:lang w:eastAsia="es-CO"/>
               </w:rPr>
             </w:pPr>
             <w:r>
               <w:rPr>
-                <w:sz w:val="24"/>
                 <w:lang w:eastAsia="es-CO"/>
               </w:rPr>
               <w:t>Centro Agroturístico - Regional Santander</w:t>
@@ -12181,16 +11166,13 @@
           </w:tcPr>
           <w:p>
             <w:pPr>
-              <w:spacing w:before="0" w:after="0" w:line="240" w:lineRule="auto"/>
-              <w:ind w:firstLine="0"/>
-              <w:rPr>
-                <w:sz w:val="24"/>
+              <w:pStyle w:val="Tablas"/>
+              <w:rPr>
                 <w:lang w:eastAsia="es-CO"/>
               </w:rPr>
             </w:pPr>
             <w:r>
               <w:rPr>
-                <w:sz w:val="24"/>
                 <w:lang w:eastAsia="es-CO"/>
               </w:rPr>
               <w:t xml:space="preserve">Olga Constanza Bermúdez </w:t>
@@ -12198,7 +11180,6 @@
             <w:proofErr w:type="spellStart"/>
             <w:r>
               <w:rPr>
-                <w:sz w:val="24"/>
                 <w:lang w:eastAsia="es-CO"/>
               </w:rPr>
               <w:t>Jaimes</w:t>
@@ -12218,16 +11199,13 @@
           </w:tcPr>
           <w:p>
             <w:pPr>
-              <w:spacing w:before="0" w:after="0" w:line="240" w:lineRule="auto"/>
-              <w:ind w:firstLine="0"/>
-              <w:rPr>
-                <w:sz w:val="24"/>
+              <w:pStyle w:val="Tablas"/>
+              <w:rPr>
                 <w:lang w:eastAsia="es-CO"/>
               </w:rPr>
             </w:pPr>
             <w:r>
               <w:rPr>
-                <w:sz w:val="24"/>
                 <w:lang w:eastAsia="es-CO"/>
               </w:rPr>
               <w:t>Responsable de línea de producción Huila</w:t>
@@ -12246,16 +11224,13 @@
           </w:tcPr>
           <w:p>
             <w:pPr>
-              <w:spacing w:before="0" w:after="0" w:line="240" w:lineRule="auto"/>
-              <w:ind w:firstLine="0"/>
-              <w:rPr>
-                <w:sz w:val="24"/>
+              <w:pStyle w:val="Tablas"/>
+              <w:rPr>
                 <w:lang w:eastAsia="es-CO"/>
               </w:rPr>
             </w:pPr>
             <w:r>
               <w:rPr>
-                <w:sz w:val="24"/>
                 <w:lang w:eastAsia="es-CO"/>
               </w:rPr>
               <w:t>Dirección General</w:t>
@@ -12279,16 +11254,13 @@
           </w:tcPr>
           <w:p>
             <w:pPr>
-              <w:spacing w:before="0" w:after="0" w:line="240" w:lineRule="auto"/>
-              <w:ind w:firstLine="0"/>
-              <w:rPr>
-                <w:sz w:val="24"/>
+              <w:pStyle w:val="Tablas"/>
+              <w:rPr>
                 <w:lang w:eastAsia="es-CO"/>
               </w:rPr>
             </w:pPr>
             <w:r>
               <w:rPr>
-                <w:sz w:val="24"/>
                 <w:lang w:eastAsia="es-CO"/>
               </w:rPr>
               <w:t>Jaime Hernán Tejada Llano</w:t>
@@ -12307,16 +11279,13 @@
           </w:tcPr>
           <w:p>
             <w:pPr>
-              <w:spacing w:before="0" w:after="0" w:line="240" w:lineRule="auto"/>
-              <w:ind w:firstLine="0"/>
-              <w:rPr>
-                <w:sz w:val="24"/>
+              <w:pStyle w:val="Tablas"/>
+              <w:rPr>
                 <w:lang w:eastAsia="es-CO"/>
               </w:rPr>
             </w:pPr>
             <w:r>
               <w:rPr>
-                <w:sz w:val="24"/>
                 <w:lang w:eastAsia="es-CO"/>
               </w:rPr>
               <w:t>Experto temático</w:t>
@@ -12335,16 +11304,13 @@
           </w:tcPr>
           <w:p>
             <w:pPr>
-              <w:spacing w:before="0" w:after="0" w:line="240" w:lineRule="auto"/>
-              <w:ind w:firstLine="0"/>
-              <w:rPr>
-                <w:sz w:val="24"/>
+              <w:pStyle w:val="Tablas"/>
+              <w:rPr>
                 <w:lang w:eastAsia="es-CO"/>
               </w:rPr>
             </w:pPr>
             <w:r>
               <w:rPr>
-                <w:sz w:val="24"/>
                 <w:lang w:eastAsia="es-CO"/>
               </w:rPr>
               <w:t>Centro Agroempresarial y Desarrollo Pecuario - Regional Huila</w:t>
@@ -12365,16 +11331,13 @@
           </w:tcPr>
           <w:p>
             <w:pPr>
-              <w:spacing w:before="0" w:after="0" w:line="240" w:lineRule="auto"/>
-              <w:ind w:firstLine="0"/>
-              <w:rPr>
-                <w:sz w:val="24"/>
+              <w:pStyle w:val="Tablas"/>
+              <w:rPr>
                 <w:lang w:eastAsia="es-CO"/>
               </w:rPr>
             </w:pPr>
             <w:r>
               <w:rPr>
-                <w:sz w:val="24"/>
                 <w:lang w:eastAsia="es-CO"/>
               </w:rPr>
               <w:t>Paola Alexandra Moya</w:t>
@@ -12393,16 +11356,13 @@
           </w:tcPr>
           <w:p>
             <w:pPr>
-              <w:spacing w:before="0" w:after="0" w:line="240" w:lineRule="auto"/>
-              <w:ind w:firstLine="0"/>
-              <w:rPr>
-                <w:sz w:val="24"/>
+              <w:pStyle w:val="Tablas"/>
+              <w:rPr>
                 <w:lang w:eastAsia="es-CO"/>
               </w:rPr>
             </w:pPr>
             <w:r>
               <w:rPr>
-                <w:sz w:val="24"/>
                 <w:lang w:eastAsia="es-CO"/>
               </w:rPr>
               <w:t>Evaluadora instruccional</w:t>
@@ -12421,16 +11381,13 @@
           </w:tcPr>
           <w:p>
             <w:pPr>
-              <w:spacing w:before="0" w:after="0" w:line="240" w:lineRule="auto"/>
-              <w:ind w:firstLine="0"/>
-              <w:rPr>
-                <w:sz w:val="24"/>
+              <w:pStyle w:val="Tablas"/>
+              <w:rPr>
                 <w:lang w:eastAsia="es-CO"/>
               </w:rPr>
             </w:pPr>
             <w:r>
               <w:rPr>
-                <w:sz w:val="24"/>
                 <w:lang w:eastAsia="es-CO"/>
               </w:rPr>
               <w:t>Centro Agroempresarial y Desarrollo Pecuario - Regional Huila</w:t>
@@ -12454,16 +11411,13 @@
           </w:tcPr>
           <w:p>
             <w:pPr>
-              <w:spacing w:before="0" w:after="0" w:line="240" w:lineRule="auto"/>
-              <w:ind w:firstLine="0"/>
-              <w:rPr>
-                <w:sz w:val="24"/>
+              <w:pStyle w:val="Tablas"/>
+              <w:rPr>
                 <w:lang w:eastAsia="es-CO"/>
               </w:rPr>
             </w:pPr>
             <w:r>
               <w:rPr>
-                <w:sz w:val="24"/>
                 <w:lang w:eastAsia="es-CO"/>
               </w:rPr>
               <w:t>Yerson Fabian Zarate Saavedra</w:t>
@@ -12482,16 +11436,13 @@
           </w:tcPr>
           <w:p>
             <w:pPr>
-              <w:spacing w:before="0" w:after="0" w:line="240" w:lineRule="auto"/>
-              <w:ind w:firstLine="0"/>
-              <w:rPr>
-                <w:sz w:val="24"/>
+              <w:pStyle w:val="Tablas"/>
+              <w:rPr>
                 <w:lang w:eastAsia="es-CO"/>
               </w:rPr>
             </w:pPr>
             <w:r>
               <w:rPr>
-                <w:sz w:val="24"/>
                 <w:lang w:eastAsia="es-CO"/>
               </w:rPr>
               <w:t>Diseñador de contenidos digitales</w:t>
@@ -12510,16 +11461,13 @@
           </w:tcPr>
           <w:p>
             <w:pPr>
-              <w:spacing w:before="0" w:after="0" w:line="240" w:lineRule="auto"/>
-              <w:ind w:firstLine="0"/>
-              <w:rPr>
-                <w:sz w:val="24"/>
+              <w:pStyle w:val="Tablas"/>
+              <w:rPr>
                 <w:lang w:eastAsia="es-CO"/>
               </w:rPr>
             </w:pPr>
             <w:r>
               <w:rPr>
-                <w:sz w:val="24"/>
                 <w:lang w:eastAsia="es-CO"/>
               </w:rPr>
               <w:t>Centro Agroempresarial y Desarrollo Pecuario - Regional Huila</w:t>
@@ -12540,17 +11488,14 @@
           </w:tcPr>
           <w:p>
             <w:pPr>
-              <w:spacing w:before="0" w:after="0" w:line="240" w:lineRule="auto"/>
-              <w:ind w:firstLine="0"/>
-              <w:rPr>
-                <w:sz w:val="24"/>
+              <w:pStyle w:val="Tablas"/>
+              <w:rPr>
                 <w:lang w:val="es-419" w:eastAsia="es-CO"/>
               </w:rPr>
             </w:pPr>
             <w:proofErr w:type="spellStart"/>
             <w:r>
               <w:rPr>
-                <w:sz w:val="24"/>
                 <w:lang w:val="es-419" w:eastAsia="es-CO"/>
               </w:rPr>
               <w:t>Jhon</w:t>
@@ -12558,7 +11503,6 @@
             <w:proofErr w:type="spellEnd"/>
             <w:r>
               <w:rPr>
-                <w:sz w:val="24"/>
                 <w:lang w:val="es-419" w:eastAsia="es-CO"/>
               </w:rPr>
               <w:t xml:space="preserve"> Jairo Urueta </w:t>
@@ -12566,7 +11510,6 @@
             <w:proofErr w:type="spellStart"/>
             <w:r>
               <w:rPr>
-                <w:sz w:val="24"/>
                 <w:lang w:val="es-419" w:eastAsia="es-CO"/>
               </w:rPr>
               <w:t>Alvarez</w:t>
@@ -12586,16 +11529,13 @@
           </w:tcPr>
           <w:p>
             <w:pPr>
-              <w:spacing w:before="0" w:after="0" w:line="240" w:lineRule="auto"/>
-              <w:ind w:firstLine="0"/>
-              <w:rPr>
-                <w:sz w:val="24"/>
+              <w:pStyle w:val="Tablas"/>
+              <w:rPr>
                 <w:lang w:eastAsia="es-CO"/>
               </w:rPr>
             </w:pPr>
             <w:r>
               <w:rPr>
-                <w:sz w:val="24"/>
                 <w:lang w:eastAsia="es-CO"/>
               </w:rPr>
               <w:t xml:space="preserve">Desarrollador </w:t>
@@ -12603,14 +11543,12 @@
             <w:r>
               <w:rPr>
                 <w:spacing w:val="20"/>
-                <w:sz w:val="24"/>
                 <w:lang w:eastAsia="es-CO"/>
               </w:rPr>
               <w:t>full</w:t>
             </w:r>
             <w:r>
               <w:rPr>
-                <w:sz w:val="24"/>
                 <w:lang w:eastAsia="es-CO"/>
               </w:rPr>
               <w:t xml:space="preserve"> </w:t>
@@ -12619,7 +11557,6 @@
             <w:r>
               <w:rPr>
                 <w:spacing w:val="20"/>
-                <w:sz w:val="24"/>
                 <w:lang w:eastAsia="es-CO"/>
               </w:rPr>
               <w:t>stack</w:t>
@@ -12639,16 +11576,13 @@
           </w:tcPr>
           <w:p>
             <w:pPr>
-              <w:spacing w:before="0" w:after="0" w:line="240" w:lineRule="auto"/>
-              <w:ind w:firstLine="0"/>
-              <w:rPr>
-                <w:sz w:val="24"/>
+              <w:pStyle w:val="Tablas"/>
+              <w:rPr>
                 <w:lang w:eastAsia="es-CO"/>
               </w:rPr>
             </w:pPr>
             <w:r>
               <w:rPr>
-                <w:sz w:val="24"/>
                 <w:lang w:eastAsia="es-CO"/>
               </w:rPr>
               <w:t>Centro Agroempresarial y Desarrollo Pecuario - Regional Huila</w:t>
@@ -12672,16 +11606,13 @@
           </w:tcPr>
           <w:p>
             <w:pPr>
-              <w:spacing w:before="0" w:after="0" w:line="240" w:lineRule="auto"/>
-              <w:ind w:firstLine="0"/>
-              <w:rPr>
-                <w:sz w:val="24"/>
+              <w:pStyle w:val="Tablas"/>
+              <w:rPr>
                 <w:lang w:val="es-419" w:eastAsia="es-CO"/>
               </w:rPr>
             </w:pPr>
             <w:r>
               <w:rPr>
-                <w:sz w:val="24"/>
                 <w:lang w:val="es-419" w:eastAsia="es-CO"/>
               </w:rPr>
               <w:t>Alejandro Delgado Acosta</w:t>
@@ -12700,16 +11631,13 @@
           </w:tcPr>
           <w:p>
             <w:pPr>
-              <w:spacing w:before="0" w:after="0" w:line="240" w:lineRule="auto"/>
-              <w:ind w:firstLine="0"/>
-              <w:rPr>
-                <w:sz w:val="24"/>
+              <w:pStyle w:val="Tablas"/>
+              <w:rPr>
                 <w:lang w:eastAsia="es-CO"/>
               </w:rPr>
             </w:pPr>
             <w:r>
               <w:rPr>
-                <w:sz w:val="24"/>
                 <w:lang w:eastAsia="es-CO"/>
               </w:rPr>
               <w:t>Intérprete lenguaje de señas </w:t>
@@ -12728,16 +11656,13 @@
           </w:tcPr>
           <w:p>
             <w:pPr>
-              <w:spacing w:before="0" w:after="0" w:line="240" w:lineRule="auto"/>
-              <w:ind w:firstLine="0"/>
-              <w:rPr>
-                <w:sz w:val="24"/>
+              <w:pStyle w:val="Tablas"/>
+              <w:rPr>
                 <w:lang w:eastAsia="es-CO"/>
               </w:rPr>
             </w:pPr>
             <w:r>
               <w:rPr>
-                <w:sz w:val="24"/>
                 <w:lang w:eastAsia="es-CO"/>
               </w:rPr>
               <w:t>Centro Agroempresarial y Desarrollo Pecuario - Regional Huila </w:t>
@@ -12758,16 +11683,13 @@
           </w:tcPr>
           <w:p>
             <w:pPr>
-              <w:spacing w:before="0" w:after="0" w:line="240" w:lineRule="auto"/>
-              <w:ind w:firstLine="0"/>
-              <w:rPr>
-                <w:sz w:val="24"/>
+              <w:pStyle w:val="Tablas"/>
+              <w:rPr>
                 <w:lang w:val="es-419" w:eastAsia="es-CO"/>
               </w:rPr>
             </w:pPr>
             <w:r>
               <w:rPr>
-                <w:sz w:val="24"/>
                 <w:lang w:val="es-419" w:eastAsia="es-CO"/>
               </w:rPr>
               <w:t>Cristhian Giovanni Gordillo Segura</w:t>
@@ -12786,16 +11708,13 @@
           </w:tcPr>
           <w:p>
             <w:pPr>
-              <w:spacing w:before="0" w:after="0" w:line="240" w:lineRule="auto"/>
-              <w:ind w:firstLine="0"/>
-              <w:rPr>
-                <w:sz w:val="24"/>
+              <w:pStyle w:val="Tablas"/>
+              <w:rPr>
                 <w:lang w:eastAsia="es-CO"/>
               </w:rPr>
             </w:pPr>
             <w:r>
               <w:rPr>
-                <w:sz w:val="24"/>
                 <w:lang w:eastAsia="es-CO"/>
               </w:rPr>
               <w:t>Intérprete Lenguaje de señas</w:t>
@@ -12814,16 +11733,13 @@
           </w:tcPr>
           <w:p>
             <w:pPr>
-              <w:spacing w:before="0" w:after="0" w:line="240" w:lineRule="auto"/>
-              <w:ind w:firstLine="0"/>
-              <w:rPr>
-                <w:sz w:val="24"/>
+              <w:pStyle w:val="Tablas"/>
+              <w:rPr>
                 <w:lang w:eastAsia="es-CO"/>
               </w:rPr>
             </w:pPr>
             <w:r>
               <w:rPr>
-                <w:sz w:val="24"/>
                 <w:lang w:eastAsia="es-CO"/>
               </w:rPr>
               <w:t>Centro Agroempresarial y Desarrollo Pecuario - Regional Huila</w:t>
@@ -12847,16 +11763,13 @@
           </w:tcPr>
           <w:p>
             <w:pPr>
-              <w:spacing w:before="0" w:after="0" w:line="240" w:lineRule="auto"/>
-              <w:ind w:firstLine="0"/>
-              <w:rPr>
-                <w:sz w:val="24"/>
+              <w:pStyle w:val="Tablas"/>
+              <w:rPr>
                 <w:lang w:eastAsia="es-CO"/>
               </w:rPr>
             </w:pPr>
             <w:r>
               <w:rPr>
-                <w:sz w:val="24"/>
                 <w:lang w:eastAsia="es-CO"/>
               </w:rPr>
               <w:t>Juan Pablo Rojas Polania</w:t>
@@ -12875,16 +11788,13 @@
           </w:tcPr>
           <w:p>
             <w:pPr>
-              <w:spacing w:before="0" w:after="0" w:line="240" w:lineRule="auto"/>
-              <w:ind w:firstLine="0"/>
-              <w:rPr>
-                <w:sz w:val="24"/>
+              <w:pStyle w:val="Tablas"/>
+              <w:rPr>
                 <w:lang w:eastAsia="es-CO"/>
               </w:rPr>
             </w:pPr>
             <w:r>
               <w:rPr>
-                <w:sz w:val="24"/>
                 <w:lang w:eastAsia="es-CO"/>
               </w:rPr>
               <w:t>Animador y productor audiovisual</w:t>
@@ -12903,16 +11813,13 @@
           </w:tcPr>
           <w:p>
             <w:pPr>
-              <w:spacing w:before="0" w:after="0" w:line="240" w:lineRule="auto"/>
-              <w:ind w:firstLine="0"/>
-              <w:rPr>
-                <w:sz w:val="24"/>
+              <w:pStyle w:val="Tablas"/>
+              <w:rPr>
                 <w:lang w:eastAsia="es-CO"/>
               </w:rPr>
             </w:pPr>
             <w:r>
               <w:rPr>
-                <w:sz w:val="24"/>
                 <w:lang w:eastAsia="es-CO"/>
               </w:rPr>
               <w:t>Centro Agroempresarial y Desarrollo Pecuario - Regional Huila</w:t>
@@ -12933,16 +11840,13 @@
           </w:tcPr>
           <w:p>
             <w:pPr>
-              <w:spacing w:before="0" w:after="0" w:line="240" w:lineRule="auto"/>
-              <w:ind w:firstLine="0"/>
-              <w:rPr>
-                <w:sz w:val="24"/>
+              <w:pStyle w:val="Tablas"/>
+              <w:rPr>
                 <w:lang w:eastAsia="es-CO"/>
               </w:rPr>
             </w:pPr>
             <w:r>
               <w:rPr>
-                <w:sz w:val="24"/>
                 <w:lang w:eastAsia="es-CO"/>
               </w:rPr>
               <w:t>Carlos Eduardo Garavito Parada</w:t>
@@ -12961,16 +11865,13 @@
           </w:tcPr>
           <w:p>
             <w:pPr>
-              <w:spacing w:before="0" w:after="0" w:line="240" w:lineRule="auto"/>
-              <w:ind w:firstLine="0"/>
-              <w:rPr>
-                <w:sz w:val="24"/>
+              <w:pStyle w:val="Tablas"/>
+              <w:rPr>
                 <w:lang w:eastAsia="es-CO"/>
               </w:rPr>
             </w:pPr>
             <w:r>
               <w:rPr>
-                <w:sz w:val="24"/>
                 <w:lang w:eastAsia="es-CO"/>
               </w:rPr>
               <w:t>Animador y productor audiovisual</w:t>
@@ -12989,16 +11890,13 @@
           </w:tcPr>
           <w:p>
             <w:pPr>
-              <w:spacing w:before="0" w:after="0" w:line="240" w:lineRule="auto"/>
-              <w:ind w:firstLine="0"/>
-              <w:rPr>
-                <w:sz w:val="24"/>
+              <w:pStyle w:val="Tablas"/>
+              <w:rPr>
                 <w:lang w:eastAsia="es-CO"/>
               </w:rPr>
             </w:pPr>
             <w:r>
               <w:rPr>
-                <w:sz w:val="24"/>
                 <w:lang w:eastAsia="es-CO"/>
               </w:rPr>
               <w:t>Centro Agroempresarial y Desarrollo Pecuario - Regional Huila</w:t>
@@ -13022,17 +11920,14 @@
           </w:tcPr>
           <w:p>
             <w:pPr>
-              <w:spacing w:before="0" w:after="0" w:line="240" w:lineRule="auto"/>
-              <w:ind w:firstLine="0"/>
-              <w:rPr>
-                <w:sz w:val="24"/>
+              <w:pStyle w:val="Tablas"/>
+              <w:rPr>
                 <w:lang w:eastAsia="es-CO"/>
               </w:rPr>
             </w:pPr>
             <w:proofErr w:type="spellStart"/>
             <w:r>
               <w:rPr>
-                <w:sz w:val="24"/>
                 <w:lang w:eastAsia="es-CO"/>
               </w:rPr>
               <w:t>Maria</w:t>
@@ -13040,7 +11935,6 @@
             <w:proofErr w:type="spellEnd"/>
             <w:r>
               <w:rPr>
-                <w:sz w:val="24"/>
                 <w:lang w:eastAsia="es-CO"/>
               </w:rPr>
               <w:t xml:space="preserve"> Carolina Tamayo </w:t>
@@ -13048,7 +11942,6 @@
             <w:proofErr w:type="spellStart"/>
             <w:r>
               <w:rPr>
-                <w:sz w:val="24"/>
                 <w:lang w:eastAsia="es-CO"/>
               </w:rPr>
               <w:t>Lopez</w:t>
@@ -13068,16 +11961,13 @@
           </w:tcPr>
           <w:p>
             <w:pPr>
-              <w:spacing w:before="0" w:after="0" w:line="240" w:lineRule="auto"/>
-              <w:ind w:firstLine="0"/>
-              <w:rPr>
-                <w:sz w:val="24"/>
+              <w:pStyle w:val="Tablas"/>
+              <w:rPr>
                 <w:lang w:eastAsia="es-CO"/>
               </w:rPr>
             </w:pPr>
             <w:r>
               <w:rPr>
-                <w:sz w:val="24"/>
                 <w:lang w:eastAsia="es-CO"/>
               </w:rPr>
               <w:t>Locución</w:t>
@@ -13096,16 +11986,13 @@
           </w:tcPr>
           <w:p>
             <w:pPr>
-              <w:spacing w:before="0" w:after="0" w:line="240" w:lineRule="auto"/>
-              <w:ind w:firstLine="0"/>
-              <w:rPr>
-                <w:sz w:val="24"/>
+              <w:pStyle w:val="Tablas"/>
+              <w:rPr>
                 <w:lang w:eastAsia="es-CO"/>
               </w:rPr>
             </w:pPr>
             <w:r>
               <w:rPr>
-                <w:sz w:val="24"/>
                 <w:lang w:eastAsia="es-CO"/>
               </w:rPr>
               <w:t>Centro Agroempresarial y Desarrollo Pecuario - Regional Huila</w:t>
@@ -13126,16 +12013,13 @@
           </w:tcPr>
           <w:p>
             <w:pPr>
-              <w:spacing w:before="0" w:after="0" w:line="240" w:lineRule="auto"/>
-              <w:ind w:firstLine="0"/>
-              <w:rPr>
-                <w:sz w:val="24"/>
+              <w:pStyle w:val="Tablas"/>
+              <w:rPr>
                 <w:lang w:eastAsia="es-CO"/>
               </w:rPr>
             </w:pPr>
             <w:r>
               <w:rPr>
-                <w:sz w:val="24"/>
                 <w:lang w:eastAsia="es-CO"/>
               </w:rPr>
               <w:t>German Acosta Ramos</w:t>
@@ -13154,16 +12038,13 @@
           </w:tcPr>
           <w:p>
             <w:pPr>
-              <w:spacing w:before="0" w:after="0" w:line="240" w:lineRule="auto"/>
-              <w:ind w:firstLine="0"/>
-              <w:rPr>
-                <w:sz w:val="24"/>
+              <w:pStyle w:val="Tablas"/>
+              <w:rPr>
                 <w:lang w:eastAsia="es-CO"/>
               </w:rPr>
             </w:pPr>
             <w:r>
               <w:rPr>
-                <w:sz w:val="24"/>
                 <w:lang w:eastAsia="es-CO"/>
               </w:rPr>
               <w:t>Locución</w:t>
@@ -13182,16 +12063,13 @@
           </w:tcPr>
           <w:p>
             <w:pPr>
-              <w:spacing w:before="0" w:after="0" w:line="240" w:lineRule="auto"/>
-              <w:ind w:firstLine="0"/>
-              <w:rPr>
-                <w:sz w:val="24"/>
+              <w:pStyle w:val="Tablas"/>
+              <w:rPr>
                 <w:lang w:eastAsia="es-CO"/>
               </w:rPr>
             </w:pPr>
             <w:r>
               <w:rPr>
-                <w:sz w:val="24"/>
                 <w:lang w:eastAsia="es-CO"/>
               </w:rPr>
               <w:t>Centro Agroempresarial y Desarrollo Pecuario - Regional Huila</w:t>
@@ -13215,18 +12093,16 @@
           </w:tcPr>
           <w:p>
             <w:pPr>
-              <w:spacing w:before="0" w:after="0" w:line="240" w:lineRule="auto"/>
-              <w:ind w:firstLine="0"/>
-              <w:rPr>
-                <w:sz w:val="24"/>
+              <w:pStyle w:val="Tablas"/>
+              <w:rPr>
                 <w:lang w:eastAsia="es-CO"/>
               </w:rPr>
             </w:pPr>
             <w:r>
               <w:rPr>
-                <w:sz w:val="24"/>
                 <w:lang w:eastAsia="es-CO"/>
               </w:rPr>
+              <w:lastRenderedPageBreak/>
               <w:t>Ricardo Oliveros Zambrano</w:t>
             </w:r>
           </w:p>
@@ -13243,16 +12119,13 @@
           </w:tcPr>
           <w:p>
             <w:pPr>
-              <w:spacing w:before="0" w:after="0" w:line="240" w:lineRule="auto"/>
-              <w:ind w:firstLine="0"/>
-              <w:rPr>
-                <w:sz w:val="24"/>
+              <w:pStyle w:val="Tablas"/>
+              <w:rPr>
                 <w:lang w:eastAsia="es-CO"/>
               </w:rPr>
             </w:pPr>
             <w:r>
               <w:rPr>
-                <w:sz w:val="24"/>
                 <w:lang w:eastAsia="es-CO"/>
               </w:rPr>
               <w:t>Validador de recursos educativos digitales</w:t>
@@ -13271,16 +12144,13 @@
           </w:tcPr>
           <w:p>
             <w:pPr>
-              <w:spacing w:before="0" w:after="0" w:line="240" w:lineRule="auto"/>
-              <w:ind w:firstLine="0"/>
-              <w:rPr>
-                <w:sz w:val="24"/>
+              <w:pStyle w:val="Tablas"/>
+              <w:rPr>
                 <w:lang w:eastAsia="es-CO"/>
               </w:rPr>
             </w:pPr>
             <w:r>
               <w:rPr>
-                <w:sz w:val="24"/>
                 <w:lang w:eastAsia="es-CO"/>
               </w:rPr>
               <w:t>Centro Agroempresarial y Desarrollo Pecuario - Regional Huila</w:t>
@@ -13301,16 +12171,13 @@
           </w:tcPr>
           <w:p>
             <w:pPr>
-              <w:spacing w:before="0" w:after="0" w:line="240" w:lineRule="auto"/>
-              <w:ind w:firstLine="0"/>
-              <w:rPr>
-                <w:sz w:val="24"/>
+              <w:pStyle w:val="Tablas"/>
+              <w:rPr>
                 <w:lang w:eastAsia="es-CO"/>
               </w:rPr>
             </w:pPr>
             <w:r>
               <w:rPr>
-                <w:sz w:val="24"/>
                 <w:lang w:eastAsia="es-CO"/>
               </w:rPr>
               <w:t>Aixa Natalia Sendoya Fernández</w:t>
@@ -13329,16 +12196,13 @@
           </w:tcPr>
           <w:p>
             <w:pPr>
-              <w:spacing w:before="0" w:after="0" w:line="240" w:lineRule="auto"/>
-              <w:ind w:firstLine="0"/>
-              <w:rPr>
-                <w:sz w:val="24"/>
+              <w:pStyle w:val="Tablas"/>
+              <w:rPr>
                 <w:lang w:eastAsia="es-CO"/>
               </w:rPr>
             </w:pPr>
             <w:r>
               <w:rPr>
-                <w:sz w:val="24"/>
                 <w:lang w:eastAsia="es-CO"/>
               </w:rPr>
               <w:t>Validador de recursos educativos digitales</w:t>
@@ -13357,16 +12221,13 @@
           </w:tcPr>
           <w:p>
             <w:pPr>
-              <w:spacing w:before="0" w:after="0" w:line="240" w:lineRule="auto"/>
-              <w:ind w:firstLine="0"/>
-              <w:rPr>
-                <w:sz w:val="24"/>
+              <w:pStyle w:val="Tablas"/>
+              <w:rPr>
                 <w:lang w:eastAsia="es-CO"/>
               </w:rPr>
             </w:pPr>
             <w:r>
               <w:rPr>
-                <w:sz w:val="24"/>
                 <w:lang w:eastAsia="es-CO"/>
               </w:rPr>
               <w:t>Centro Agroempresarial y Desarrollo Pecuario - Regional Huila</w:t>
@@ -13390,19 +12251,15 @@
           </w:tcPr>
           <w:p>
             <w:pPr>
-              <w:spacing w:before="0" w:after="0" w:line="240" w:lineRule="auto"/>
-              <w:ind w:firstLine="0"/>
-              <w:rPr>
-                <w:sz w:val="24"/>
+              <w:pStyle w:val="Tablas"/>
+              <w:rPr>
                 <w:lang w:eastAsia="es-CO"/>
               </w:rPr>
             </w:pPr>
             <w:r>
               <w:rPr>
-                <w:sz w:val="24"/>
                 <w:lang w:eastAsia="es-CO"/>
               </w:rPr>
-              <w:lastRenderedPageBreak/>
               <w:t>Daniel Ricardo Mutis Gómez</w:t>
             </w:r>
           </w:p>
@@ -13419,16 +12276,13 @@
           </w:tcPr>
           <w:p>
             <w:pPr>
-              <w:spacing w:before="0" w:after="0" w:line="240" w:lineRule="auto"/>
-              <w:ind w:firstLine="0"/>
-              <w:rPr>
-                <w:sz w:val="24"/>
+              <w:pStyle w:val="Tablas"/>
+              <w:rPr>
                 <w:lang w:eastAsia="es-CO"/>
               </w:rPr>
             </w:pPr>
             <w:r>
               <w:rPr>
-                <w:sz w:val="24"/>
                 <w:lang w:eastAsia="es-CO"/>
               </w:rPr>
               <w:t>Evaluador para contenidos inclusivos y accesibles</w:t>
@@ -13447,16 +12301,13 @@
           </w:tcPr>
           <w:p>
             <w:pPr>
-              <w:spacing w:before="0" w:after="0" w:line="240" w:lineRule="auto"/>
-              <w:ind w:firstLine="0"/>
-              <w:rPr>
-                <w:sz w:val="24"/>
+              <w:pStyle w:val="Tablas"/>
+              <w:rPr>
                 <w:lang w:eastAsia="es-CO"/>
               </w:rPr>
             </w:pPr>
             <w:r>
               <w:rPr>
-                <w:sz w:val="24"/>
                 <w:lang w:eastAsia="es-CO"/>
               </w:rPr>
               <w:t>Centro Agroempresarial y Desarrollo Pecuario - Regional Huila</w:t>
@@ -13477,17 +12328,14 @@
           </w:tcPr>
           <w:p>
             <w:pPr>
-              <w:spacing w:before="0" w:after="0" w:line="240" w:lineRule="auto"/>
-              <w:ind w:firstLine="0"/>
-              <w:rPr>
-                <w:sz w:val="24"/>
+              <w:pStyle w:val="Tablas"/>
+              <w:rPr>
                 <w:lang w:eastAsia="es-CO"/>
               </w:rPr>
             </w:pPr>
             <w:proofErr w:type="spellStart"/>
             <w:r>
               <w:rPr>
-                <w:sz w:val="24"/>
                 <w:lang w:eastAsia="es-CO"/>
               </w:rPr>
               <w:t>Anyerson</w:t>
@@ -13495,10 +12343,23 @@
             <w:proofErr w:type="spellEnd"/>
             <w:r>
               <w:rPr>
-                <w:sz w:val="24"/>
                 <w:lang w:eastAsia="es-CO"/>
               </w:rPr>
-              <w:t xml:space="preserve"> Wilfredo Pizo Ossa</w:t>
+              <w:t xml:space="preserve"> Wilfredo </w:t>
+            </w:r>
+            <w:proofErr w:type="spellStart"/>
+            <w:r>
+              <w:rPr>
+                <w:lang w:eastAsia="es-CO"/>
+              </w:rPr>
+              <w:t>Pizo</w:t>
+            </w:r>
+            <w:proofErr w:type="spellEnd"/>
+            <w:r>
+              <w:rPr>
+                <w:lang w:eastAsia="es-CO"/>
+              </w:rPr>
+              <w:t xml:space="preserve"> Ossa</w:t>
             </w:r>
           </w:p>
         </w:tc>
@@ -13514,16 +12375,13 @@
           </w:tcPr>
           <w:p>
             <w:pPr>
-              <w:spacing w:before="0" w:after="0" w:line="240" w:lineRule="auto"/>
-              <w:ind w:firstLine="0"/>
-              <w:rPr>
-                <w:sz w:val="24"/>
+              <w:pStyle w:val="Tablas"/>
+              <w:rPr>
                 <w:lang w:eastAsia="es-CO"/>
               </w:rPr>
             </w:pPr>
             <w:r>
               <w:rPr>
-                <w:sz w:val="24"/>
                 <w:lang w:eastAsia="es-CO"/>
               </w:rPr>
               <w:t>Evaluador para contenidos inclusivos y accesibles</w:t>
@@ -13542,16 +12400,13 @@
           </w:tcPr>
           <w:p>
             <w:pPr>
-              <w:spacing w:before="0" w:after="0" w:line="240" w:lineRule="auto"/>
-              <w:ind w:firstLine="0"/>
-              <w:rPr>
-                <w:sz w:val="24"/>
+              <w:pStyle w:val="Tablas"/>
+              <w:rPr>
                 <w:lang w:eastAsia="es-CO"/>
               </w:rPr>
             </w:pPr>
             <w:r>
               <w:rPr>
-                <w:sz w:val="24"/>
                 <w:lang w:eastAsia="es-CO"/>
               </w:rPr>
               <w:t>Centro Agroempresarial y Desarrollo Pecuario - Regional Huila</w:t>
@@ -13584,7 +12439,7 @@
 </file>
 
 <file path=word/endnotes.xml><?xml version="1.0" encoding="utf-8"?>
-<w:endnotes xmlns:wpc="http://schemas.microsoft.com/office/word/2010/wordprocessingCanvas" xmlns:cx="http://schemas.microsoft.com/office/drawing/2014/chartex" xmlns:cx1="http://schemas.microsoft.com/office/drawing/2015/9/8/chartex" xmlns:cx2="http://schemas.microsoft.com/office/drawing/2015/10/21/chartex" xmlns:cx3="http://schemas.microsoft.com/office/drawing/2016/5/9/chartex" xmlns:cx4="http://schemas.microsoft.com/office/drawing/2016/5/10/chartex" xmlns:cx5="http://schemas.microsoft.com/office/drawing/2016/5/11/chartex" xmlns:cx6="http://schemas.microsoft.com/office/drawing/2016/5/12/chartex" xmlns:cx7="http://schemas.microsoft.com/office/drawing/2016/5/13/chartex" xmlns:cx8="http://schemas.microsoft.com/office/drawing/2016/5/14/chartex" xmlns:mc="http://schemas.openxmlformats.org/markup-compatibility/2006" xmlns:aink="http://schemas.microsoft.com/office/drawing/2016/ink" xmlns:am3d="http://schemas.microsoft.com/office/drawing/2017/model3d" xmlns:o="urn:schemas-microsoft-com:office:office" xmlns:oel="http://schemas.microsoft.com/office/2019/extlst" xmlns:r="http://schemas.openxmlformats.org/officeDocument/2006/relationships" xmlns:m="http://schemas.openxmlformats.org/officeDocument/2006/math" xmlns:v="urn:schemas-microsoft-com:vml" xmlns:wp14="http://schemas.microsoft.com/office/word/2010/wordprocessingDrawing" xmlns:wp="http://schemas.openxmlformats.org/drawingml/2006/wordprocessingDrawing" xmlns:w10="urn:schemas-microsoft-com:office:word" xmlns:w="http://schemas.openxmlformats.org/wordprocessingml/2006/main" xmlns:w14="http://schemas.microsoft.com/office/word/2010/wordml" xmlns:w15="http://schemas.microsoft.com/office/word/2012/wordml" xmlns:w16cex="http://schemas.microsoft.com/office/word/2018/wordml/cex" xmlns:w16cid="http://schemas.microsoft.com/office/word/2016/wordml/cid" xmlns:w16="http://schemas.microsoft.com/office/word/2018/wordml" xmlns:w16du="http://schemas.microsoft.com/office/word/2023/wordml/word16du" xmlns:w16sdtdh="http://schemas.microsoft.com/office/word/2020/wordml/sdtdatahash" xmlns:w16sdtfl="http://schemas.microsoft.com/office/word/2024/wordml/sdtformatlock" xmlns:w16se="http://schemas.microsoft.com/office/word/2015/wordml/symex" xmlns:wpg="http://schemas.microsoft.com/office/word/2010/wordprocessingGroup" xmlns:wpi="http://schemas.microsoft.com/office/word/2010/wordprocessingInk" xmlns:wne="http://schemas.microsoft.com/office/word/2006/wordml" xmlns:wps="http://schemas.microsoft.com/office/word/2010/wordprocessingShape" mc:Ignorable="w14 w15 w16se w16cid w16 w16cex w16sdtdh w16sdtfl w16du wp14">
+<w:endnotes xmlns:wpc="http://schemas.microsoft.com/office/word/2010/wordprocessingCanvas" xmlns:cx="http://schemas.microsoft.com/office/drawing/2014/chartex" xmlns:cx1="http://schemas.microsoft.com/office/drawing/2015/9/8/chartex" xmlns:cx2="http://schemas.microsoft.com/office/drawing/2015/10/21/chartex" xmlns:cx3="http://schemas.microsoft.com/office/drawing/2016/5/9/chartex" xmlns:cx4="http://schemas.microsoft.com/office/drawing/2016/5/10/chartex" xmlns:cx5="http://schemas.microsoft.com/office/drawing/2016/5/11/chartex" xmlns:cx6="http://schemas.microsoft.com/office/drawing/2016/5/12/chartex" xmlns:cx7="http://schemas.microsoft.com/office/drawing/2016/5/13/chartex" xmlns:cx8="http://schemas.microsoft.com/office/drawing/2016/5/14/chartex" xmlns:mc="http://schemas.openxmlformats.org/markup-compatibility/2006" xmlns:aink="http://schemas.microsoft.com/office/drawing/2016/ink" xmlns:am3d="http://schemas.microsoft.com/office/drawing/2017/model3d" xmlns:o="urn:schemas-microsoft-com:office:office" xmlns:oel="http://schemas.microsoft.com/office/2019/extlst" xmlns:r="http://schemas.openxmlformats.org/officeDocument/2006/relationships" xmlns:m="http://schemas.openxmlformats.org/officeDocument/2006/math" xmlns:v="urn:schemas-microsoft-com:vml" xmlns:wp14="http://schemas.microsoft.com/office/word/2010/wordprocessingDrawing" xmlns:wp="http://schemas.openxmlformats.org/drawingml/2006/wordprocessingDrawing" xmlns:w10="urn:schemas-microsoft-com:office:word" xmlns:w="http://schemas.openxmlformats.org/wordprocessingml/2006/main" xmlns:w14="http://schemas.microsoft.com/office/word/2010/wordml" xmlns:w15="http://schemas.microsoft.com/office/word/2012/wordml" xmlns:w16cex="http://schemas.microsoft.com/office/word/2018/wordml/cex" xmlns:w16cid="http://schemas.microsoft.com/office/word/2016/wordml/cid" xmlns:w16="http://schemas.microsoft.com/office/word/2018/wordml" xmlns:w16sdtdh="http://schemas.microsoft.com/office/word/2020/wordml/sdtdatahash" xmlns:w16se="http://schemas.microsoft.com/office/word/2015/wordml/symex" xmlns:wpg="http://schemas.microsoft.com/office/word/2010/wordprocessingGroup" xmlns:wpi="http://schemas.microsoft.com/office/word/2010/wordprocessingInk" xmlns:wne="http://schemas.microsoft.com/office/word/2006/wordml" xmlns:wps="http://schemas.microsoft.com/office/word/2010/wordprocessingShape" mc:Ignorable="w14 w15 w16se w16cid w16 w16cex w16sdtdh wp14">
   <w:endnote w:type="separator" w:id="-1">
     <w:p>
       <w:pPr>
@@ -13609,7 +12464,7 @@
 </file>
 
 <file path=word/footer1.xml><?xml version="1.0" encoding="utf-8"?>
-<w:ftr xmlns:wpc="http://schemas.microsoft.com/office/word/2010/wordprocessingCanvas" xmlns:cx="http://schemas.microsoft.com/office/drawing/2014/chartex" xmlns:cx1="http://schemas.microsoft.com/office/drawing/2015/9/8/chartex" xmlns:cx2="http://schemas.microsoft.com/office/drawing/2015/10/21/chartex" xmlns:cx3="http://schemas.microsoft.com/office/drawing/2016/5/9/chartex" xmlns:cx4="http://schemas.microsoft.com/office/drawing/2016/5/10/chartex" xmlns:cx5="http://schemas.microsoft.com/office/drawing/2016/5/11/chartex" xmlns:cx6="http://schemas.microsoft.com/office/drawing/2016/5/12/chartex" xmlns:cx7="http://schemas.microsoft.com/office/drawing/2016/5/13/chartex" xmlns:cx8="http://schemas.microsoft.com/office/drawing/2016/5/14/chartex" xmlns:mc="http://schemas.openxmlformats.org/markup-compatibility/2006" xmlns:aink="http://schemas.microsoft.com/office/drawing/2016/ink" xmlns:am3d="http://schemas.microsoft.com/office/drawing/2017/model3d" xmlns:o="urn:schemas-microsoft-com:office:office" xmlns:oel="http://schemas.microsoft.com/office/2019/extlst" xmlns:r="http://schemas.openxmlformats.org/officeDocument/2006/relationships" xmlns:m="http://schemas.openxmlformats.org/officeDocument/2006/math" xmlns:v="urn:schemas-microsoft-com:vml" xmlns:wp14="http://schemas.microsoft.com/office/word/2010/wordprocessingDrawing" xmlns:wp="http://schemas.openxmlformats.org/drawingml/2006/wordprocessingDrawing" xmlns:w10="urn:schemas-microsoft-com:office:word" xmlns:w="http://schemas.openxmlformats.org/wordprocessingml/2006/main" xmlns:w14="http://schemas.microsoft.com/office/word/2010/wordml" xmlns:w15="http://schemas.microsoft.com/office/word/2012/wordml" xmlns:w16cex="http://schemas.microsoft.com/office/word/2018/wordml/cex" xmlns:w16cid="http://schemas.microsoft.com/office/word/2016/wordml/cid" xmlns:w16="http://schemas.microsoft.com/office/word/2018/wordml" xmlns:w16du="http://schemas.microsoft.com/office/word/2023/wordml/word16du" xmlns:w16sdtdh="http://schemas.microsoft.com/office/word/2020/wordml/sdtdatahash" xmlns:w16sdtfl="http://schemas.microsoft.com/office/word/2024/wordml/sdtformatlock" xmlns:w16se="http://schemas.microsoft.com/office/word/2015/wordml/symex" xmlns:wpg="http://schemas.microsoft.com/office/word/2010/wordprocessingGroup" xmlns:wpi="http://schemas.microsoft.com/office/word/2010/wordprocessingInk" xmlns:wne="http://schemas.microsoft.com/office/word/2006/wordml" xmlns:wps="http://schemas.microsoft.com/office/word/2010/wordprocessingShape" mc:Ignorable="w14 w15 w16se w16cid w16 w16cex w16sdtdh w16sdtfl w16du wp14">
+<w:ftr xmlns:wpc="http://schemas.microsoft.com/office/word/2010/wordprocessingCanvas" xmlns:cx="http://schemas.microsoft.com/office/drawing/2014/chartex" xmlns:cx1="http://schemas.microsoft.com/office/drawing/2015/9/8/chartex" xmlns:cx2="http://schemas.microsoft.com/office/drawing/2015/10/21/chartex" xmlns:cx3="http://schemas.microsoft.com/office/drawing/2016/5/9/chartex" xmlns:cx4="http://schemas.microsoft.com/office/drawing/2016/5/10/chartex" xmlns:cx5="http://schemas.microsoft.com/office/drawing/2016/5/11/chartex" xmlns:cx6="http://schemas.microsoft.com/office/drawing/2016/5/12/chartex" xmlns:cx7="http://schemas.microsoft.com/office/drawing/2016/5/13/chartex" xmlns:cx8="http://schemas.microsoft.com/office/drawing/2016/5/14/chartex" xmlns:mc="http://schemas.openxmlformats.org/markup-compatibility/2006" xmlns:aink="http://schemas.microsoft.com/office/drawing/2016/ink" xmlns:am3d="http://schemas.microsoft.com/office/drawing/2017/model3d" xmlns:o="urn:schemas-microsoft-com:office:office" xmlns:oel="http://schemas.microsoft.com/office/2019/extlst" xmlns:r="http://schemas.openxmlformats.org/officeDocument/2006/relationships" xmlns:m="http://schemas.openxmlformats.org/officeDocument/2006/math" xmlns:v="urn:schemas-microsoft-com:vml" xmlns:wp14="http://schemas.microsoft.com/office/word/2010/wordprocessingDrawing" xmlns:wp="http://schemas.openxmlformats.org/drawingml/2006/wordprocessingDrawing" xmlns:w10="urn:schemas-microsoft-com:office:word" xmlns:w="http://schemas.openxmlformats.org/wordprocessingml/2006/main" xmlns:w14="http://schemas.microsoft.com/office/word/2010/wordml" xmlns:w15="http://schemas.microsoft.com/office/word/2012/wordml" xmlns:w16cex="http://schemas.microsoft.com/office/word/2018/wordml/cex" xmlns:w16cid="http://schemas.microsoft.com/office/word/2016/wordml/cid" xmlns:w16="http://schemas.microsoft.com/office/word/2018/wordml" xmlns:w16sdtdh="http://schemas.microsoft.com/office/word/2020/wordml/sdtdatahash" xmlns:w16se="http://schemas.microsoft.com/office/word/2015/wordml/symex" xmlns:wpg="http://schemas.microsoft.com/office/word/2010/wordprocessingGroup" xmlns:wpi="http://schemas.microsoft.com/office/word/2010/wordprocessingInk" xmlns:wne="http://schemas.microsoft.com/office/word/2006/wordml" xmlns:wps="http://schemas.microsoft.com/office/word/2010/wordprocessingShape" mc:Ignorable="w14 w15 w16se w16cid w16 w16cex w16sdtdh wp14">
   <w:sdt>
     <w:sdtPr>
       <w:id w:val="-1465197936"/>
@@ -13654,7 +12509,7 @@
 </file>
 
 <file path=word/footnotes.xml><?xml version="1.0" encoding="utf-8"?>
-<w:footnotes xmlns:wpc="http://schemas.microsoft.com/office/word/2010/wordprocessingCanvas" xmlns:cx="http://schemas.microsoft.com/office/drawing/2014/chartex" xmlns:cx1="http://schemas.microsoft.com/office/drawing/2015/9/8/chartex" xmlns:cx2="http://schemas.microsoft.com/office/drawing/2015/10/21/chartex" xmlns:cx3="http://schemas.microsoft.com/office/drawing/2016/5/9/chartex" xmlns:cx4="http://schemas.microsoft.com/office/drawing/2016/5/10/chartex" xmlns:cx5="http://schemas.microsoft.com/office/drawing/2016/5/11/chartex" xmlns:cx6="http://schemas.microsoft.com/office/drawing/2016/5/12/chartex" xmlns:cx7="http://schemas.microsoft.com/office/drawing/2016/5/13/chartex" xmlns:cx8="http://schemas.microsoft.com/office/drawing/2016/5/14/chartex" xmlns:mc="http://schemas.openxmlformats.org/markup-compatibility/2006" xmlns:aink="http://schemas.microsoft.com/office/drawing/2016/ink" xmlns:am3d="http://schemas.microsoft.com/office/drawing/2017/model3d" xmlns:o="urn:schemas-microsoft-com:office:office" xmlns:oel="http://schemas.microsoft.com/office/2019/extlst" xmlns:r="http://schemas.openxmlformats.org/officeDocument/2006/relationships" xmlns:m="http://schemas.openxmlformats.org/officeDocument/2006/math" xmlns:v="urn:schemas-microsoft-com:vml" xmlns:wp14="http://schemas.microsoft.com/office/word/2010/wordprocessingDrawing" xmlns:wp="http://schemas.openxmlformats.org/drawingml/2006/wordprocessingDrawing" xmlns:w10="urn:schemas-microsoft-com:office:word" xmlns:w="http://schemas.openxmlformats.org/wordprocessingml/2006/main" xmlns:w14="http://schemas.microsoft.com/office/word/2010/wordml" xmlns:w15="http://schemas.microsoft.com/office/word/2012/wordml" xmlns:w16cex="http://schemas.microsoft.com/office/word/2018/wordml/cex" xmlns:w16cid="http://schemas.microsoft.com/office/word/2016/wordml/cid" xmlns:w16="http://schemas.microsoft.com/office/word/2018/wordml" xmlns:w16du="http://schemas.microsoft.com/office/word/2023/wordml/word16du" xmlns:w16sdtdh="http://schemas.microsoft.com/office/word/2020/wordml/sdtdatahash" xmlns:w16sdtfl="http://schemas.microsoft.com/office/word/2024/wordml/sdtformatlock" xmlns:w16se="http://schemas.microsoft.com/office/word/2015/wordml/symex" xmlns:wpg="http://schemas.microsoft.com/office/word/2010/wordprocessingGroup" xmlns:wpi="http://schemas.microsoft.com/office/word/2010/wordprocessingInk" xmlns:wne="http://schemas.microsoft.com/office/word/2006/wordml" xmlns:wps="http://schemas.microsoft.com/office/word/2010/wordprocessingShape" mc:Ignorable="w14 w15 w16se w16cid w16 w16cex w16sdtdh w16sdtfl w16du wp14">
+<w:footnotes xmlns:wpc="http://schemas.microsoft.com/office/word/2010/wordprocessingCanvas" xmlns:cx="http://schemas.microsoft.com/office/drawing/2014/chartex" xmlns:cx1="http://schemas.microsoft.com/office/drawing/2015/9/8/chartex" xmlns:cx2="http://schemas.microsoft.com/office/drawing/2015/10/21/chartex" xmlns:cx3="http://schemas.microsoft.com/office/drawing/2016/5/9/chartex" xmlns:cx4="http://schemas.microsoft.com/office/drawing/2016/5/10/chartex" xmlns:cx5="http://schemas.microsoft.com/office/drawing/2016/5/11/chartex" xmlns:cx6="http://schemas.microsoft.com/office/drawing/2016/5/12/chartex" xmlns:cx7="http://schemas.microsoft.com/office/drawing/2016/5/13/chartex" xmlns:cx8="http://schemas.microsoft.com/office/drawing/2016/5/14/chartex" xmlns:mc="http://schemas.openxmlformats.org/markup-compatibility/2006" xmlns:aink="http://schemas.microsoft.com/office/drawing/2016/ink" xmlns:am3d="http://schemas.microsoft.com/office/drawing/2017/model3d" xmlns:o="urn:schemas-microsoft-com:office:office" xmlns:oel="http://schemas.microsoft.com/office/2019/extlst" xmlns:r="http://schemas.openxmlformats.org/officeDocument/2006/relationships" xmlns:m="http://schemas.openxmlformats.org/officeDocument/2006/math" xmlns:v="urn:schemas-microsoft-com:vml" xmlns:wp14="http://schemas.microsoft.com/office/word/2010/wordprocessingDrawing" xmlns:wp="http://schemas.openxmlformats.org/drawingml/2006/wordprocessingDrawing" xmlns:w10="urn:schemas-microsoft-com:office:word" xmlns:w="http://schemas.openxmlformats.org/wordprocessingml/2006/main" xmlns:w14="http://schemas.microsoft.com/office/word/2010/wordml" xmlns:w15="http://schemas.microsoft.com/office/word/2012/wordml" xmlns:w16cex="http://schemas.microsoft.com/office/word/2018/wordml/cex" xmlns:w16cid="http://schemas.microsoft.com/office/word/2016/wordml/cid" xmlns:w16="http://schemas.microsoft.com/office/word/2018/wordml" xmlns:w16sdtdh="http://schemas.microsoft.com/office/word/2020/wordml/sdtdatahash" xmlns:w16se="http://schemas.microsoft.com/office/word/2015/wordml/symex" xmlns:wpg="http://schemas.microsoft.com/office/word/2010/wordprocessingGroup" xmlns:wpi="http://schemas.microsoft.com/office/word/2010/wordprocessingInk" xmlns:wne="http://schemas.microsoft.com/office/word/2006/wordml" xmlns:wps="http://schemas.microsoft.com/office/word/2010/wordprocessingShape" mc:Ignorable="w14 w15 w16se w16cid w16 w16cex w16sdtdh wp14">
   <w:footnote w:type="separator" w:id="-1">
     <w:p>
       <w:pPr>
@@ -13679,7 +12534,7 @@
 </file>
 
 <file path=word/header1.xml><?xml version="1.0" encoding="utf-8"?>
-<w:hdr xmlns:wpc="http://schemas.microsoft.com/office/word/2010/wordprocessingCanvas" xmlns:cx="http://schemas.microsoft.com/office/drawing/2014/chartex" xmlns:cx1="http://schemas.microsoft.com/office/drawing/2015/9/8/chartex" xmlns:cx2="http://schemas.microsoft.com/office/drawing/2015/10/21/chartex" xmlns:cx3="http://schemas.microsoft.com/office/drawing/2016/5/9/chartex" xmlns:cx4="http://schemas.microsoft.com/office/drawing/2016/5/10/chartex" xmlns:cx5="http://schemas.microsoft.com/office/drawing/2016/5/11/chartex" xmlns:cx6="http://schemas.microsoft.com/office/drawing/2016/5/12/chartex" xmlns:cx7="http://schemas.microsoft.com/office/drawing/2016/5/13/chartex" xmlns:cx8="http://schemas.microsoft.com/office/drawing/2016/5/14/chartex" xmlns:mc="http://schemas.openxmlformats.org/markup-compatibility/2006" xmlns:aink="http://schemas.microsoft.com/office/drawing/2016/ink" xmlns:am3d="http://schemas.microsoft.com/office/drawing/2017/model3d" xmlns:o="urn:schemas-microsoft-com:office:office" xmlns:oel="http://schemas.microsoft.com/office/2019/extlst" xmlns:r="http://schemas.openxmlformats.org/officeDocument/2006/relationships" xmlns:m="http://schemas.openxmlformats.org/officeDocument/2006/math" xmlns:v="urn:schemas-microsoft-com:vml" xmlns:wp14="http://schemas.microsoft.com/office/word/2010/wordprocessingDrawing" xmlns:wp="http://schemas.openxmlformats.org/drawingml/2006/wordprocessingDrawing" xmlns:w10="urn:schemas-microsoft-com:office:word" xmlns:w="http://schemas.openxmlformats.org/wordprocessingml/2006/main" xmlns:w14="http://schemas.microsoft.com/office/word/2010/wordml" xmlns:w15="http://schemas.microsoft.com/office/word/2012/wordml" xmlns:w16cex="http://schemas.microsoft.com/office/word/2018/wordml/cex" xmlns:w16cid="http://schemas.microsoft.com/office/word/2016/wordml/cid" xmlns:w16="http://schemas.microsoft.com/office/word/2018/wordml" xmlns:w16du="http://schemas.microsoft.com/office/word/2023/wordml/word16du" xmlns:w16sdtdh="http://schemas.microsoft.com/office/word/2020/wordml/sdtdatahash" xmlns:w16sdtfl="http://schemas.microsoft.com/office/word/2024/wordml/sdtformatlock" xmlns:w16se="http://schemas.microsoft.com/office/word/2015/wordml/symex" xmlns:wpg="http://schemas.microsoft.com/office/word/2010/wordprocessingGroup" xmlns:wpi="http://schemas.microsoft.com/office/word/2010/wordprocessingInk" xmlns:wne="http://schemas.microsoft.com/office/word/2006/wordml" xmlns:wps="http://schemas.microsoft.com/office/word/2010/wordprocessingShape" mc:Ignorable="w14 w15 w16se w16cid w16 w16cex w16sdtdh w16sdtfl w16du wp14">
+<w:hdr xmlns:wpc="http://schemas.microsoft.com/office/word/2010/wordprocessingCanvas" xmlns:cx="http://schemas.microsoft.com/office/drawing/2014/chartex" xmlns:cx1="http://schemas.microsoft.com/office/drawing/2015/9/8/chartex" xmlns:cx2="http://schemas.microsoft.com/office/drawing/2015/10/21/chartex" xmlns:cx3="http://schemas.microsoft.com/office/drawing/2016/5/9/chartex" xmlns:cx4="http://schemas.microsoft.com/office/drawing/2016/5/10/chartex" xmlns:cx5="http://schemas.microsoft.com/office/drawing/2016/5/11/chartex" xmlns:cx6="http://schemas.microsoft.com/office/drawing/2016/5/12/chartex" xmlns:cx7="http://schemas.microsoft.com/office/drawing/2016/5/13/chartex" xmlns:cx8="http://schemas.microsoft.com/office/drawing/2016/5/14/chartex" xmlns:mc="http://schemas.openxmlformats.org/markup-compatibility/2006" xmlns:aink="http://schemas.microsoft.com/office/drawing/2016/ink" xmlns:am3d="http://schemas.microsoft.com/office/drawing/2017/model3d" xmlns:o="urn:schemas-microsoft-com:office:office" xmlns:oel="http://schemas.microsoft.com/office/2019/extlst" xmlns:r="http://schemas.openxmlformats.org/officeDocument/2006/relationships" xmlns:m="http://schemas.openxmlformats.org/officeDocument/2006/math" xmlns:v="urn:schemas-microsoft-com:vml" xmlns:wp14="http://schemas.microsoft.com/office/word/2010/wordprocessingDrawing" xmlns:wp="http://schemas.openxmlformats.org/drawingml/2006/wordprocessingDrawing" xmlns:w10="urn:schemas-microsoft-com:office:word" xmlns:w="http://schemas.openxmlformats.org/wordprocessingml/2006/main" xmlns:w14="http://schemas.microsoft.com/office/word/2010/wordml" xmlns:w15="http://schemas.microsoft.com/office/word/2012/wordml" xmlns:w16cex="http://schemas.microsoft.com/office/word/2018/wordml/cex" xmlns:w16cid="http://schemas.microsoft.com/office/word/2016/wordml/cid" xmlns:w16="http://schemas.microsoft.com/office/word/2018/wordml" xmlns:w16sdtdh="http://schemas.microsoft.com/office/word/2020/wordml/sdtdatahash" xmlns:w16se="http://schemas.microsoft.com/office/word/2015/wordml/symex" xmlns:wpg="http://schemas.microsoft.com/office/word/2010/wordprocessingGroup" xmlns:wpi="http://schemas.microsoft.com/office/word/2010/wordprocessingInk" xmlns:wne="http://schemas.microsoft.com/office/word/2006/wordml" xmlns:wps="http://schemas.microsoft.com/office/word/2010/wordprocessingShape" mc:Ignorable="w14 w15 w16se w16cid w16 w16cex w16sdtdh wp14">
   <w:p>
     <w:pPr>
       <w:pStyle w:val="Encabezado"/>
@@ -13765,7 +12620,7 @@
 </file>
 
 <file path=word/numbering.xml><?xml version="1.0" encoding="utf-8"?>
-<w:numbering xmlns:wpc="http://schemas.microsoft.com/office/word/2010/wordprocessingCanvas" xmlns:cx="http://schemas.microsoft.com/office/drawing/2014/chartex" xmlns:cx1="http://schemas.microsoft.com/office/drawing/2015/9/8/chartex" xmlns:cx2="http://schemas.microsoft.com/office/drawing/2015/10/21/chartex" xmlns:cx3="http://schemas.microsoft.com/office/drawing/2016/5/9/chartex" xmlns:cx4="http://schemas.microsoft.com/office/drawing/2016/5/10/chartex" xmlns:cx5="http://schemas.microsoft.com/office/drawing/2016/5/11/chartex" xmlns:cx6="http://schemas.microsoft.com/office/drawing/2016/5/12/chartex" xmlns:cx7="http://schemas.microsoft.com/office/drawing/2016/5/13/chartex" xmlns:cx8="http://schemas.microsoft.com/office/drawing/2016/5/14/chartex" xmlns:mc="http://schemas.openxmlformats.org/markup-compatibility/2006" xmlns:aink="http://schemas.microsoft.com/office/drawing/2016/ink" xmlns:am3d="http://schemas.microsoft.com/office/drawing/2017/model3d" xmlns:o="urn:schemas-microsoft-com:office:office" xmlns:oel="http://schemas.microsoft.com/office/2019/extlst" xmlns:r="http://schemas.openxmlformats.org/officeDocument/2006/relationships" xmlns:m="http://schemas.openxmlformats.org/officeDocument/2006/math" xmlns:v="urn:schemas-microsoft-com:vml" xmlns:wp14="http://schemas.microsoft.com/office/word/2010/wordprocessingDrawing" xmlns:wp="http://schemas.openxmlformats.org/drawingml/2006/wordprocessingDrawing" xmlns:w10="urn:schemas-microsoft-com:office:word" xmlns:w="http://schemas.openxmlformats.org/wordprocessingml/2006/main" xmlns:w14="http://schemas.microsoft.com/office/word/2010/wordml" xmlns:w15="http://schemas.microsoft.com/office/word/2012/wordml" xmlns:w16cex="http://schemas.microsoft.com/office/word/2018/wordml/cex" xmlns:w16cid="http://schemas.microsoft.com/office/word/2016/wordml/cid" xmlns:w16="http://schemas.microsoft.com/office/word/2018/wordml" xmlns:w16du="http://schemas.microsoft.com/office/word/2023/wordml/word16du" xmlns:w16sdtdh="http://schemas.microsoft.com/office/word/2020/wordml/sdtdatahash" xmlns:w16sdtfl="http://schemas.microsoft.com/office/word/2024/wordml/sdtformatlock" xmlns:w16se="http://schemas.microsoft.com/office/word/2015/wordml/symex" xmlns:wpg="http://schemas.microsoft.com/office/word/2010/wordprocessingGroup" xmlns:wpi="http://schemas.microsoft.com/office/word/2010/wordprocessingInk" xmlns:wne="http://schemas.microsoft.com/office/word/2006/wordml" xmlns:wps="http://schemas.microsoft.com/office/word/2010/wordprocessingShape" mc:Ignorable="w14 w15 w16se w16cid w16 w16cex w16sdtdh w16sdtfl w16du wp14">
+<w:numbering xmlns:wpc="http://schemas.microsoft.com/office/word/2010/wordprocessingCanvas" xmlns:cx="http://schemas.microsoft.com/office/drawing/2014/chartex" xmlns:cx1="http://schemas.microsoft.com/office/drawing/2015/9/8/chartex" xmlns:cx2="http://schemas.microsoft.com/office/drawing/2015/10/21/chartex" xmlns:cx3="http://schemas.microsoft.com/office/drawing/2016/5/9/chartex" xmlns:cx4="http://schemas.microsoft.com/office/drawing/2016/5/10/chartex" xmlns:cx5="http://schemas.microsoft.com/office/drawing/2016/5/11/chartex" xmlns:cx6="http://schemas.microsoft.com/office/drawing/2016/5/12/chartex" xmlns:cx7="http://schemas.microsoft.com/office/drawing/2016/5/13/chartex" xmlns:cx8="http://schemas.microsoft.com/office/drawing/2016/5/14/chartex" xmlns:mc="http://schemas.openxmlformats.org/markup-compatibility/2006" xmlns:aink="http://schemas.microsoft.com/office/drawing/2016/ink" xmlns:am3d="http://schemas.microsoft.com/office/drawing/2017/model3d" xmlns:o="urn:schemas-microsoft-com:office:office" xmlns:oel="http://schemas.microsoft.com/office/2019/extlst" xmlns:r="http://schemas.openxmlformats.org/officeDocument/2006/relationships" xmlns:m="http://schemas.openxmlformats.org/officeDocument/2006/math" xmlns:v="urn:schemas-microsoft-com:vml" xmlns:wp14="http://schemas.microsoft.com/office/word/2010/wordprocessingDrawing" xmlns:wp="http://schemas.openxmlformats.org/drawingml/2006/wordprocessingDrawing" xmlns:w10="urn:schemas-microsoft-com:office:word" xmlns:w="http://schemas.openxmlformats.org/wordprocessingml/2006/main" xmlns:w14="http://schemas.microsoft.com/office/word/2010/wordml" xmlns:w15="http://schemas.microsoft.com/office/word/2012/wordml" xmlns:w16cex="http://schemas.microsoft.com/office/word/2018/wordml/cex" xmlns:w16cid="http://schemas.microsoft.com/office/word/2016/wordml/cid" xmlns:w16="http://schemas.microsoft.com/office/word/2018/wordml" xmlns:w16sdtdh="http://schemas.microsoft.com/office/word/2020/wordml/sdtdatahash" xmlns:w16se="http://schemas.microsoft.com/office/word/2015/wordml/symex" xmlns:wpg="http://schemas.microsoft.com/office/word/2010/wordprocessingGroup" xmlns:wpi="http://schemas.microsoft.com/office/word/2010/wordprocessingInk" xmlns:wne="http://schemas.microsoft.com/office/word/2006/wordml" xmlns:wps="http://schemas.microsoft.com/office/word/2010/wordprocessingShape" mc:Ignorable="w14 w15 w16se w16cid w16 w16cex w16sdtdh wp14">
   <w:abstractNum w:abstractNumId="0" w15:restartNumberingAfterBreak="0">
     <w:nsid w:val="FFFFFF89"/>
     <w:multiLevelType w:val="singleLevel"/>
@@ -18566,7 +17421,7 @@
 </file>
 
 <file path=word/styles.xml><?xml version="1.0" encoding="utf-8"?>
-<w:styles xmlns:mc="http://schemas.openxmlformats.org/markup-compatibility/2006" xmlns:r="http://schemas.openxmlformats.org/officeDocument/2006/relationships" xmlns:w="http://schemas.openxmlformats.org/wordprocessingml/2006/main" xmlns:w14="http://schemas.microsoft.com/office/word/2010/wordml" xmlns:w15="http://schemas.microsoft.com/office/word/2012/wordml" xmlns:w16cex="http://schemas.microsoft.com/office/word/2018/wordml/cex" xmlns:w16cid="http://schemas.microsoft.com/office/word/2016/wordml/cid" xmlns:w16="http://schemas.microsoft.com/office/word/2018/wordml" xmlns:w16du="http://schemas.microsoft.com/office/word/2023/wordml/word16du" xmlns:w16sdtdh="http://schemas.microsoft.com/office/word/2020/wordml/sdtdatahash" xmlns:w16sdtfl="http://schemas.microsoft.com/office/word/2024/wordml/sdtformatlock" xmlns:w16se="http://schemas.microsoft.com/office/word/2015/wordml/symex" mc:Ignorable="w14 w15 w16se w16cid w16 w16cex w16sdtdh w16sdtfl w16du">
+<w:styles xmlns:mc="http://schemas.openxmlformats.org/markup-compatibility/2006" xmlns:r="http://schemas.openxmlformats.org/officeDocument/2006/relationships" xmlns:w="http://schemas.openxmlformats.org/wordprocessingml/2006/main" xmlns:w14="http://schemas.microsoft.com/office/word/2010/wordml" xmlns:w15="http://schemas.microsoft.com/office/word/2012/wordml" xmlns:w16cex="http://schemas.microsoft.com/office/word/2018/wordml/cex" xmlns:w16cid="http://schemas.microsoft.com/office/word/2016/wordml/cid" xmlns:w16="http://schemas.microsoft.com/office/word/2018/wordml" xmlns:w16sdtdh="http://schemas.microsoft.com/office/word/2020/wordml/sdtdatahash" xmlns:w16se="http://schemas.microsoft.com/office/word/2015/wordml/symex" mc:Ignorable="w14 w15 w16se w16cid w16 w16cex w16sdtdh">
   <w:docDefaults>
     <w:rPrDefault>
       <w:rPr>
@@ -19131,6 +17986,7 @@
   <w:style w:type="character" w:default="1" w:styleId="Fuentedeprrafopredeter">
     <w:name w:val="Default Paragraph Font"/>
     <w:uiPriority w:val="1"/>
+    <w:semiHidden/>
     <w:unhideWhenUsed/>
   </w:style>
   <w:style w:type="table" w:default="1" w:styleId="Tablanormal">
@@ -19913,7 +18769,7 @@
       </w:rPr>
     </w:tblStylePr>
   </w:style>
-  <w:style w:type="character" w:styleId="Fuerte">
+  <w:style w:type="character" w:styleId="Textoennegrita">
     <w:name w:val="Strong"/>
     <w:basedOn w:val="Fuentedeprrafopredeter"/>
     <w:uiPriority w:val="22"/>
@@ -20355,6 +19211,26 @@
 </file>
 
 <file path=customXml/item2.xml><?xml version="1.0" encoding="utf-8"?>
+<?mso-contentType ?>
+<FormTemplates xmlns="http://schemas.microsoft.com/sharepoint/v3/contenttype/forms">
+  <Display>DocumentLibraryForm</Display>
+  <Edit>DocumentLibraryForm</Edit>
+  <New>DocumentLibraryForm</New>
+</FormTemplates>
+</file>
+
+<file path=customXml/item3.xml><?xml version="1.0" encoding="utf-8"?>
+<p:properties xmlns:p="http://schemas.microsoft.com/office/2006/metadata/properties" xmlns:xsi="http://www.w3.org/2001/XMLSchema-instance" xmlns:pc="http://schemas.microsoft.com/office/infopath/2007/PartnerControls">
+  <documentManagement>
+    <TaxCatchAll xmlns="13c90a0b-73bc-4dc0-be5f-28d77b615beb" xsi:nil="true"/>
+    <lcf76f155ced4ddcb4097134ff3c332f xmlns="13c93bba-48ce-428c-bfe5-88b42c19b028">
+      <Terms xmlns="http://schemas.microsoft.com/office/infopath/2007/PartnerControls"/>
+    </lcf76f155ced4ddcb4097134ff3c332f>
+  </documentManagement>
+</p:properties>
+</file>
+
+<file path=customXml/item4.xml><?xml version="1.0" encoding="utf-8"?>
 <ct:contentTypeSchema xmlns:ct="http://schemas.microsoft.com/office/2006/metadata/contentType" xmlns:ma="http://schemas.microsoft.com/office/2006/metadata/properties/metaAttributes" ct:_="" ma:_="" ma:contentTypeName="Documento" ma:contentTypeID="0x0101006A81D6BD42E8DF4C91013959704817E1" ma:contentTypeVersion="15" ma:contentTypeDescription="Crear nuevo documento." ma:contentTypeScope="" ma:versionID="bf4f72ffd194f0963ff564daca6869f7">
   <xsd:schema xmlns:xsd="http://www.w3.org/2001/XMLSchema" xmlns:xs="http://www.w3.org/2001/XMLSchema" xmlns:p="http://schemas.microsoft.com/office/2006/metadata/properties" xmlns:ns2="13c90a0b-73bc-4dc0-be5f-28d77b615beb" xmlns:ns3="13c93bba-48ce-428c-bfe5-88b42c19b028" targetNamespace="http://schemas.microsoft.com/office/2006/metadata/properties" ma:root="true" ma:fieldsID="8718d6f4873a5b1392a45044efa78385" ns2:_="" ns3:_="">
     <xsd:import namespace="13c90a0b-73bc-4dc0-be5f-28d77b615beb"/>
@@ -20589,26 +19465,6 @@
 </ct:contentTypeSchema>
 </file>
 
-<file path=customXml/item3.xml><?xml version="1.0" encoding="utf-8"?>
-<p:properties xmlns:p="http://schemas.microsoft.com/office/2006/metadata/properties" xmlns:xsi="http://www.w3.org/2001/XMLSchema-instance" xmlns:pc="http://schemas.microsoft.com/office/infopath/2007/PartnerControls">
-  <documentManagement>
-    <TaxCatchAll xmlns="13c90a0b-73bc-4dc0-be5f-28d77b615beb" xsi:nil="true"/>
-    <lcf76f155ced4ddcb4097134ff3c332f xmlns="13c93bba-48ce-428c-bfe5-88b42c19b028">
-      <Terms xmlns="http://schemas.microsoft.com/office/infopath/2007/PartnerControls"/>
-    </lcf76f155ced4ddcb4097134ff3c332f>
-  </documentManagement>
-</p:properties>
-</file>
-
-<file path=customXml/item4.xml><?xml version="1.0" encoding="utf-8"?>
-<?mso-contentType ?>
-<FormTemplates xmlns="http://schemas.microsoft.com/sharepoint/v3/contenttype/forms">
-  <Display>DocumentLibraryForm</Display>
-  <Edit>DocumentLibraryForm</Edit>
-  <New>DocumentLibraryForm</New>
-</FormTemplates>
-</file>
-
 <file path=customXml/itemProps1.xml><?xml version="1.0" encoding="utf-8"?>
 <ds:datastoreItem xmlns:ds="http://schemas.openxmlformats.org/officeDocument/2006/customXml" ds:itemID="{EAE431FD-7059-4C09-804B-C9D69EB7B213}">
   <ds:schemaRefs>
@@ -20618,6 +19474,25 @@
 </file>
 
 <file path=customXml/itemProps2.xml><?xml version="1.0" encoding="utf-8"?>
+<ds:datastoreItem xmlns:ds="http://schemas.openxmlformats.org/officeDocument/2006/customXml" ds:itemID="{10663269-2064-4804-8290-36D4A57F5557}">
+  <ds:schemaRefs>
+    <ds:schemaRef ds:uri="http://schemas.microsoft.com/sharepoint/v3/contenttype/forms"/>
+  </ds:schemaRefs>
+</ds:datastoreItem>
+</file>
+
+<file path=customXml/itemProps3.xml><?xml version="1.0" encoding="utf-8"?>
+<ds:datastoreItem xmlns:ds="http://schemas.openxmlformats.org/officeDocument/2006/customXml" ds:itemID="{1279454D-02BE-4A9C-A117-DCD1573E2608}">
+  <ds:schemaRefs>
+    <ds:schemaRef ds:uri="http://schemas.microsoft.com/office/2006/metadata/properties"/>
+    <ds:schemaRef ds:uri="http://schemas.microsoft.com/office/infopath/2007/PartnerControls"/>
+    <ds:schemaRef ds:uri="13c90a0b-73bc-4dc0-be5f-28d77b615beb"/>
+    <ds:schemaRef ds:uri="13c93bba-48ce-428c-bfe5-88b42c19b028"/>
+  </ds:schemaRefs>
+</ds:datastoreItem>
+</file>
+
+<file path=customXml/itemProps4.xml><?xml version="1.0" encoding="utf-8"?>
 <ds:datastoreItem xmlns:ds="http://schemas.openxmlformats.org/officeDocument/2006/customXml" ds:itemID="{2A6ADF65-3387-49D8-AA3B-92E360912972}">
   <ds:schemaRefs>
     <ds:schemaRef ds:uri="http://schemas.microsoft.com/office/2006/metadata/contentType"/>
@@ -20634,23 +19509,4 @@
     <ds:schemaRef ds:uri="http://schemas.microsoft.com/internal/obd"/>
   </ds:schemaRefs>
 </ds:datastoreItem>
-</file>
-
-<file path=customXml/itemProps3.xml><?xml version="1.0" encoding="utf-8"?>
-<ds:datastoreItem xmlns:ds="http://schemas.openxmlformats.org/officeDocument/2006/customXml" ds:itemID="{1279454D-02BE-4A9C-A117-DCD1573E2608}">
-  <ds:schemaRefs>
-    <ds:schemaRef ds:uri="http://schemas.microsoft.com/office/2006/metadata/properties"/>
-    <ds:schemaRef ds:uri="http://schemas.microsoft.com/office/infopath/2007/PartnerControls"/>
-    <ds:schemaRef ds:uri="13c90a0b-73bc-4dc0-be5f-28d77b615beb"/>
-    <ds:schemaRef ds:uri="13c93bba-48ce-428c-bfe5-88b42c19b028"/>
-  </ds:schemaRefs>
-</ds:datastoreItem>
-</file>
-
-<file path=customXml/itemProps4.xml><?xml version="1.0" encoding="utf-8"?>
-<ds:datastoreItem xmlns:ds="http://schemas.openxmlformats.org/officeDocument/2006/customXml" ds:itemID="{10663269-2064-4804-8290-36D4A57F5557}">
-  <ds:schemaRefs>
-    <ds:schemaRef ds:uri="http://schemas.microsoft.com/sharepoint/v3/contenttype/forms"/>
-  </ds:schemaRefs>
-</ds:datastoreItem>
 </file>
--- a/fuentes/21720198_CF01_DU.docx
+++ b/fuentes/21720198_CF01_DU.docx
@@ -1,6 +1,6 @@
 
 <file path=word/document.xml><?xml version="1.0" encoding="utf-8"?>
-<w:document xmlns:wpc="http://schemas.microsoft.com/office/word/2010/wordprocessingCanvas" xmlns:cx="http://schemas.microsoft.com/office/drawing/2014/chartex" xmlns:cx1="http://schemas.microsoft.com/office/drawing/2015/9/8/chartex" xmlns:cx2="http://schemas.microsoft.com/office/drawing/2015/10/21/chartex" xmlns:cx3="http://schemas.microsoft.com/office/drawing/2016/5/9/chartex" xmlns:cx4="http://schemas.microsoft.com/office/drawing/2016/5/10/chartex" xmlns:cx5="http://schemas.microsoft.com/office/drawing/2016/5/11/chartex" xmlns:cx6="http://schemas.microsoft.com/office/drawing/2016/5/12/chartex" xmlns:cx7="http://schemas.microsoft.com/office/drawing/2016/5/13/chartex" xmlns:cx8="http://schemas.microsoft.com/office/drawing/2016/5/14/chartex" xmlns:mc="http://schemas.openxmlformats.org/markup-compatibility/2006" xmlns:aink="http://schemas.microsoft.com/office/drawing/2016/ink" xmlns:am3d="http://schemas.microsoft.com/office/drawing/2017/model3d" xmlns:o="urn:schemas-microsoft-com:office:office" xmlns:oel="http://schemas.microsoft.com/office/2019/extlst" xmlns:r="http://schemas.openxmlformats.org/officeDocument/2006/relationships" xmlns:m="http://schemas.openxmlformats.org/officeDocument/2006/math" xmlns:v="urn:schemas-microsoft-com:vml" xmlns:wp14="http://schemas.microsoft.com/office/word/2010/wordprocessingDrawing" xmlns:wp="http://schemas.openxmlformats.org/drawingml/2006/wordprocessingDrawing" xmlns:w10="urn:schemas-microsoft-com:office:word" xmlns:w="http://schemas.openxmlformats.org/wordprocessingml/2006/main" xmlns:w14="http://schemas.microsoft.com/office/word/2010/wordml" xmlns:w15="http://schemas.microsoft.com/office/word/2012/wordml" xmlns:w16cex="http://schemas.microsoft.com/office/word/2018/wordml/cex" xmlns:w16cid="http://schemas.microsoft.com/office/word/2016/wordml/cid" xmlns:w16="http://schemas.microsoft.com/office/word/2018/wordml" xmlns:w16sdtdh="http://schemas.microsoft.com/office/word/2020/wordml/sdtdatahash" xmlns:w16se="http://schemas.microsoft.com/office/word/2015/wordml/symex" xmlns:wpg="http://schemas.microsoft.com/office/word/2010/wordprocessingGroup" xmlns:wpi="http://schemas.microsoft.com/office/word/2010/wordprocessingInk" xmlns:wne="http://schemas.microsoft.com/office/word/2006/wordml" xmlns:wps="http://schemas.microsoft.com/office/word/2010/wordprocessingShape" mc:Ignorable="w14 w15 w16se w16cid w16 w16cex w16sdtdh wp14">
+<w:document xmlns:wpc="http://schemas.microsoft.com/office/word/2010/wordprocessingCanvas" xmlns:cx="http://schemas.microsoft.com/office/drawing/2014/chartex" xmlns:cx1="http://schemas.microsoft.com/office/drawing/2015/9/8/chartex" xmlns:cx2="http://schemas.microsoft.com/office/drawing/2015/10/21/chartex" xmlns:cx3="http://schemas.microsoft.com/office/drawing/2016/5/9/chartex" xmlns:cx4="http://schemas.microsoft.com/office/drawing/2016/5/10/chartex" xmlns:cx5="http://schemas.microsoft.com/office/drawing/2016/5/11/chartex" xmlns:cx6="http://schemas.microsoft.com/office/drawing/2016/5/12/chartex" xmlns:cx7="http://schemas.microsoft.com/office/drawing/2016/5/13/chartex" xmlns:cx8="http://schemas.microsoft.com/office/drawing/2016/5/14/chartex" xmlns:mc="http://schemas.openxmlformats.org/markup-compatibility/2006" xmlns:aink="http://schemas.microsoft.com/office/drawing/2016/ink" xmlns:am3d="http://schemas.microsoft.com/office/drawing/2017/model3d" xmlns:o="urn:schemas-microsoft-com:office:office" xmlns:r="http://schemas.openxmlformats.org/officeDocument/2006/relationships" xmlns:m="http://schemas.openxmlformats.org/officeDocument/2006/math" xmlns:v="urn:schemas-microsoft-com:vml" xmlns:wp14="http://schemas.microsoft.com/office/word/2010/wordprocessingDrawing" xmlns:wp="http://schemas.openxmlformats.org/drawingml/2006/wordprocessingDrawing" xmlns:w10="urn:schemas-microsoft-com:office:word" xmlns:w="http://schemas.openxmlformats.org/wordprocessingml/2006/main" xmlns:w14="http://schemas.microsoft.com/office/word/2010/wordml" xmlns:w15="http://schemas.microsoft.com/office/word/2012/wordml" xmlns:w16cex="http://schemas.microsoft.com/office/word/2018/wordml/cex" xmlns:w16cid="http://schemas.microsoft.com/office/word/2016/wordml/cid" xmlns:w16="http://schemas.microsoft.com/office/word/2018/wordml" xmlns:w16sdtdh="http://schemas.microsoft.com/office/word/2020/wordml/sdtdatahash" xmlns:w16se="http://schemas.microsoft.com/office/word/2015/wordml/symex" xmlns:wpg="http://schemas.microsoft.com/office/word/2010/wordprocessingGroup" xmlns:wpi="http://schemas.microsoft.com/office/word/2010/wordprocessingInk" xmlns:wne="http://schemas.microsoft.com/office/word/2006/wordml" xmlns:wps="http://schemas.microsoft.com/office/word/2010/wordprocessingShape" mc:Ignorable="w14 w15 w16se w16cid w16 w16cex w16sdtdh wp14">
   <w:body>
     <w:p>
       <w:pPr>
@@ -205,7 +205,7 @@
               </wp:anchor>
             </w:drawing>
           </mc:Choice>
-          <mc:Fallback>
+          <mc:Fallback xmlns:oel="http://schemas.microsoft.com/office/2019/extlst">
             <w:pict>
               <v:rect w14:anchorId="14D68E99" id="Rectángulo 3" o:spid="_x0000_s1026" alt="&quot;&quot;" style="position:absolute;margin-left:-55.95pt;margin-top:26.4pt;width:613.85pt;height:164.25pt;z-index:-251655168;visibility:visible;mso-wrap-style:square;mso-height-percent:0;mso-wrap-distance-left:9pt;mso-wrap-distance-top:0;mso-wrap-distance-right:9pt;mso-wrap-distance-bottom:0;mso-position-horizontal:absolute;mso-position-horizontal-relative:text;mso-position-vertical:absolute;mso-position-vertical-relative:text;mso-height-percent:0;mso-height-relative:margin;v-text-anchor:middle" o:gfxdata="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" fillcolor="#00314d" stroked="f" strokeweight="1pt"/>
             </w:pict>
@@ -318,7 +318,7 @@
                 <v:stroke joinstyle="miter"/>
                 <v:path gradientshapeok="t" o:connecttype="rect"/>
               </v:shapetype>
-              <v:shape id="Cuadro de texto 2" o:spid="_x0000_s1026" type="#_x0000_t202" alt="&quot;&quot;" style="position:absolute;left:0;text-align:left;margin-left:-25.2pt;margin-top:25.8pt;width:549pt;height:96.75pt;z-index:251663360;visibility:visible;mso-wrap-style:square;mso-width-percent:0;mso-height-percent:0;mso-wrap-distance-left:9pt;mso-wrap-distance-top:3.6pt;mso-wrap-distance-right:9pt;mso-wrap-distance-bottom:3.6pt;mso-position-horizontal:absolute;mso-position-horizontal-relative:margin;mso-position-vertical:absolute;mso-position-vertical-relative:text;mso-width-percent:0;mso-height-percent:0;mso-width-relative:margin;mso-height-relative:margin;v-text-anchor:top" o:gfxdata="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" filled="f" stroked="f">
+              <v:shape id="Cuadro de texto 2" o:spid="_x0000_s1026" type="#_x0000_t202" alt="&quot;&quot;" style="position:absolute;left:0;text-align:left;margin-left:-25.2pt;margin-top:25.8pt;width:549pt;height:96.75pt;z-index:251663360;visibility:visible;mso-wrap-style:square;mso-width-percent:0;mso-height-percent:0;mso-wrap-distance-left:9pt;mso-wrap-distance-top:3.6pt;mso-wrap-distance-right:9pt;mso-wrap-distance-bottom:3.6pt;mso-position-horizontal:absolute;mso-position-horizontal-relative:margin;mso-position-vertical:absolute;mso-position-vertical-relative:text;mso-width-percent:0;mso-height-percent:0;mso-width-relative:margin;mso-height-relative:margin;v-text-anchor:top" o:gfxdata="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" filled="f" stroked="f">
                 <v:textbox>
                   <w:txbxContent>
                     <w:p>
@@ -502,6 +502,7 @@
           <w:docPartUnique/>
         </w:docPartObj>
       </w:sdtPr>
+      <w:sdtEndPr/>
       <w:sdtContent>
         <w:p>
           <w:pPr>
@@ -2989,11 +2990,14 @@
         <w:t xml:space="preserve">El potencial multimodal de </w:t>
       </w:r>
       <w:r>
+        <w:t>PowerPoint</w:t>
+      </w:r>
+      <w:r>
         <w:rPr>
           <w:rStyle w:val="Extranjerismo"/>
           <w:lang w:val="es-CO"/>
         </w:rPr>
-        <w:t xml:space="preserve">PowerPoint </w:t>
+        <w:t xml:space="preserve"> </w:t>
       </w:r>
       <w:r>
         <w:t>en la comunicación gráfica</w:t>
@@ -5672,13 +5676,8 @@
             </w:r>
             <w:proofErr w:type="spellEnd"/>
             <w:r>
-              <w:t xml:space="preserve"> + Shift </w:t>
-            </w:r>
-            <w:proofErr w:type="gramStart"/>
-            <w:r>
-              <w:t>+ ]</w:t>
-            </w:r>
-            <w:proofErr w:type="gramEnd"/>
+              <w:t xml:space="preserve"> + Shift + ]</w:t>
+            </w:r>
           </w:p>
         </w:tc>
         <w:tc>
@@ -5779,13 +5778,8 @@
             </w:r>
             <w:proofErr w:type="spellEnd"/>
             <w:r>
-              <w:t xml:space="preserve"> </w:t>
-            </w:r>
-            <w:proofErr w:type="gramStart"/>
-            <w:r>
-              <w:t>+ ]</w:t>
-            </w:r>
-            <w:proofErr w:type="gramEnd"/>
+              <w:t xml:space="preserve"> + ]</w:t>
+            </w:r>
           </w:p>
         </w:tc>
         <w:tc>
@@ -9438,9 +9432,6 @@
         <w:t xml:space="preserve">Insertar y manipular elementos visuales en </w:t>
       </w:r>
       <w:r>
-        <w:rPr>
-          <w:rStyle w:val="Extranjerismo"/>
-        </w:rPr>
         <w:t>PowerPoint</w:t>
       </w:r>
     </w:p>
@@ -9609,7 +9600,6 @@
         </w:tabs>
       </w:pPr>
       <w:r>
-        <w:lastRenderedPageBreak/>
         <w:t>El uso responsable de imágenes y recursos gráficos constituye un aspecto ético y legal fundamental en la creación de presentaciones profesionales. No todas las imágenes disponibles en internet pueden utilizarse libremente, por lo que resulta necesario conocer los tipos de licencias y las condiciones de uso.</w:t>
       </w:r>
     </w:p>
@@ -11493,28 +11483,12 @@
                 <w:lang w:val="es-419" w:eastAsia="es-CO"/>
               </w:rPr>
             </w:pPr>
-            <w:proofErr w:type="spellStart"/>
             <w:r>
               <w:rPr>
                 <w:lang w:val="es-419" w:eastAsia="es-CO"/>
               </w:rPr>
-              <w:t>Jhon</w:t>
-            </w:r>
-            <w:proofErr w:type="spellEnd"/>
-            <w:r>
-              <w:rPr>
-                <w:lang w:val="es-419" w:eastAsia="es-CO"/>
-              </w:rPr>
-              <w:t xml:space="preserve"> Jairo Urueta </w:t>
-            </w:r>
-            <w:proofErr w:type="spellStart"/>
-            <w:r>
-              <w:rPr>
-                <w:lang w:val="es-419" w:eastAsia="es-CO"/>
-              </w:rPr>
-              <w:t>Alvarez</w:t>
-            </w:r>
-            <w:proofErr w:type="spellEnd"/>
+              <w:t>Jhon Jairo Urueta Alvarez</w:t>
+            </w:r>
           </w:p>
         </w:tc>
         <w:tc>
@@ -12439,7 +12413,7 @@
 </file>
 
 <file path=word/endnotes.xml><?xml version="1.0" encoding="utf-8"?>
-<w:endnotes xmlns:wpc="http://schemas.microsoft.com/office/word/2010/wordprocessingCanvas" xmlns:cx="http://schemas.microsoft.com/office/drawing/2014/chartex" xmlns:cx1="http://schemas.microsoft.com/office/drawing/2015/9/8/chartex" xmlns:cx2="http://schemas.microsoft.com/office/drawing/2015/10/21/chartex" xmlns:cx3="http://schemas.microsoft.com/office/drawing/2016/5/9/chartex" xmlns:cx4="http://schemas.microsoft.com/office/drawing/2016/5/10/chartex" xmlns:cx5="http://schemas.microsoft.com/office/drawing/2016/5/11/chartex" xmlns:cx6="http://schemas.microsoft.com/office/drawing/2016/5/12/chartex" xmlns:cx7="http://schemas.microsoft.com/office/drawing/2016/5/13/chartex" xmlns:cx8="http://schemas.microsoft.com/office/drawing/2016/5/14/chartex" xmlns:mc="http://schemas.openxmlformats.org/markup-compatibility/2006" xmlns:aink="http://schemas.microsoft.com/office/drawing/2016/ink" xmlns:am3d="http://schemas.microsoft.com/office/drawing/2017/model3d" xmlns:o="urn:schemas-microsoft-com:office:office" xmlns:oel="http://schemas.microsoft.com/office/2019/extlst" xmlns:r="http://schemas.openxmlformats.org/officeDocument/2006/relationships" xmlns:m="http://schemas.openxmlformats.org/officeDocument/2006/math" xmlns:v="urn:schemas-microsoft-com:vml" xmlns:wp14="http://schemas.microsoft.com/office/word/2010/wordprocessingDrawing" xmlns:wp="http://schemas.openxmlformats.org/drawingml/2006/wordprocessingDrawing" xmlns:w10="urn:schemas-microsoft-com:office:word" xmlns:w="http://schemas.openxmlformats.org/wordprocessingml/2006/main" xmlns:w14="http://schemas.microsoft.com/office/word/2010/wordml" xmlns:w15="http://schemas.microsoft.com/office/word/2012/wordml" xmlns:w16cex="http://schemas.microsoft.com/office/word/2018/wordml/cex" xmlns:w16cid="http://schemas.microsoft.com/office/word/2016/wordml/cid" xmlns:w16="http://schemas.microsoft.com/office/word/2018/wordml" xmlns:w16sdtdh="http://schemas.microsoft.com/office/word/2020/wordml/sdtdatahash" xmlns:w16se="http://schemas.microsoft.com/office/word/2015/wordml/symex" xmlns:wpg="http://schemas.microsoft.com/office/word/2010/wordprocessingGroup" xmlns:wpi="http://schemas.microsoft.com/office/word/2010/wordprocessingInk" xmlns:wne="http://schemas.microsoft.com/office/word/2006/wordml" xmlns:wps="http://schemas.microsoft.com/office/word/2010/wordprocessingShape" mc:Ignorable="w14 w15 w16se w16cid w16 w16cex w16sdtdh wp14">
+<w:endnotes xmlns:wpc="http://schemas.microsoft.com/office/word/2010/wordprocessingCanvas" xmlns:cx="http://schemas.microsoft.com/office/drawing/2014/chartex" xmlns:cx1="http://schemas.microsoft.com/office/drawing/2015/9/8/chartex" xmlns:cx2="http://schemas.microsoft.com/office/drawing/2015/10/21/chartex" xmlns:cx3="http://schemas.microsoft.com/office/drawing/2016/5/9/chartex" xmlns:cx4="http://schemas.microsoft.com/office/drawing/2016/5/10/chartex" xmlns:cx5="http://schemas.microsoft.com/office/drawing/2016/5/11/chartex" xmlns:cx6="http://schemas.microsoft.com/office/drawing/2016/5/12/chartex" xmlns:cx7="http://schemas.microsoft.com/office/drawing/2016/5/13/chartex" xmlns:cx8="http://schemas.microsoft.com/office/drawing/2016/5/14/chartex" xmlns:mc="http://schemas.openxmlformats.org/markup-compatibility/2006" xmlns:aink="http://schemas.microsoft.com/office/drawing/2016/ink" xmlns:am3d="http://schemas.microsoft.com/office/drawing/2017/model3d" xmlns:o="urn:schemas-microsoft-com:office:office" xmlns:r="http://schemas.openxmlformats.org/officeDocument/2006/relationships" xmlns:m="http://schemas.openxmlformats.org/officeDocument/2006/math" xmlns:v="urn:schemas-microsoft-com:vml" xmlns:wp14="http://schemas.microsoft.com/office/word/2010/wordprocessingDrawing" xmlns:wp="http://schemas.openxmlformats.org/drawingml/2006/wordprocessingDrawing" xmlns:w10="urn:schemas-microsoft-com:office:word" xmlns:w="http://schemas.openxmlformats.org/wordprocessingml/2006/main" xmlns:w14="http://schemas.microsoft.com/office/word/2010/wordml" xmlns:w15="http://schemas.microsoft.com/office/word/2012/wordml" xmlns:w16cex="http://schemas.microsoft.com/office/word/2018/wordml/cex" xmlns:w16cid="http://schemas.microsoft.com/office/word/2016/wordml/cid" xmlns:w16="http://schemas.microsoft.com/office/word/2018/wordml" xmlns:w16sdtdh="http://schemas.microsoft.com/office/word/2020/wordml/sdtdatahash" xmlns:w16se="http://schemas.microsoft.com/office/word/2015/wordml/symex" xmlns:wpg="http://schemas.microsoft.com/office/word/2010/wordprocessingGroup" xmlns:wpi="http://schemas.microsoft.com/office/word/2010/wordprocessingInk" xmlns:wne="http://schemas.microsoft.com/office/word/2006/wordml" xmlns:wps="http://schemas.microsoft.com/office/word/2010/wordprocessingShape" mc:Ignorable="w14 w15 w16se w16cid w16 w16cex w16sdtdh wp14">
   <w:endnote w:type="separator" w:id="-1">
     <w:p>
       <w:pPr>
@@ -12464,7 +12438,7 @@
 </file>
 
 <file path=word/footer1.xml><?xml version="1.0" encoding="utf-8"?>
-<w:ftr xmlns:wpc="http://schemas.microsoft.com/office/word/2010/wordprocessingCanvas" xmlns:cx="http://schemas.microsoft.com/office/drawing/2014/chartex" xmlns:cx1="http://schemas.microsoft.com/office/drawing/2015/9/8/chartex" xmlns:cx2="http://schemas.microsoft.com/office/drawing/2015/10/21/chartex" xmlns:cx3="http://schemas.microsoft.com/office/drawing/2016/5/9/chartex" xmlns:cx4="http://schemas.microsoft.com/office/drawing/2016/5/10/chartex" xmlns:cx5="http://schemas.microsoft.com/office/drawing/2016/5/11/chartex" xmlns:cx6="http://schemas.microsoft.com/office/drawing/2016/5/12/chartex" xmlns:cx7="http://schemas.microsoft.com/office/drawing/2016/5/13/chartex" xmlns:cx8="http://schemas.microsoft.com/office/drawing/2016/5/14/chartex" xmlns:mc="http://schemas.openxmlformats.org/markup-compatibility/2006" xmlns:aink="http://schemas.microsoft.com/office/drawing/2016/ink" xmlns:am3d="http://schemas.microsoft.com/office/drawing/2017/model3d" xmlns:o="urn:schemas-microsoft-com:office:office" xmlns:oel="http://schemas.microsoft.com/office/2019/extlst" xmlns:r="http://schemas.openxmlformats.org/officeDocument/2006/relationships" xmlns:m="http://schemas.openxmlformats.org/officeDocument/2006/math" xmlns:v="urn:schemas-microsoft-com:vml" xmlns:wp14="http://schemas.microsoft.com/office/word/2010/wordprocessingDrawing" xmlns:wp="http://schemas.openxmlformats.org/drawingml/2006/wordprocessingDrawing" xmlns:w10="urn:schemas-microsoft-com:office:word" xmlns:w="http://schemas.openxmlformats.org/wordprocessingml/2006/main" xmlns:w14="http://schemas.microsoft.com/office/word/2010/wordml" xmlns:w15="http://schemas.microsoft.com/office/word/2012/wordml" xmlns:w16cex="http://schemas.microsoft.com/office/word/2018/wordml/cex" xmlns:w16cid="http://schemas.microsoft.com/office/word/2016/wordml/cid" xmlns:w16="http://schemas.microsoft.com/office/word/2018/wordml" xmlns:w16sdtdh="http://schemas.microsoft.com/office/word/2020/wordml/sdtdatahash" xmlns:w16se="http://schemas.microsoft.com/office/word/2015/wordml/symex" xmlns:wpg="http://schemas.microsoft.com/office/word/2010/wordprocessingGroup" xmlns:wpi="http://schemas.microsoft.com/office/word/2010/wordprocessingInk" xmlns:wne="http://schemas.microsoft.com/office/word/2006/wordml" xmlns:wps="http://schemas.microsoft.com/office/word/2010/wordprocessingShape" mc:Ignorable="w14 w15 w16se w16cid w16 w16cex w16sdtdh wp14">
+<w:ftr xmlns:wpc="http://schemas.microsoft.com/office/word/2010/wordprocessingCanvas" xmlns:cx="http://schemas.microsoft.com/office/drawing/2014/chartex" xmlns:cx1="http://schemas.microsoft.com/office/drawing/2015/9/8/chartex" xmlns:cx2="http://schemas.microsoft.com/office/drawing/2015/10/21/chartex" xmlns:cx3="http://schemas.microsoft.com/office/drawing/2016/5/9/chartex" xmlns:cx4="http://schemas.microsoft.com/office/drawing/2016/5/10/chartex" xmlns:cx5="http://schemas.microsoft.com/office/drawing/2016/5/11/chartex" xmlns:cx6="http://schemas.microsoft.com/office/drawing/2016/5/12/chartex" xmlns:cx7="http://schemas.microsoft.com/office/drawing/2016/5/13/chartex" xmlns:cx8="http://schemas.microsoft.com/office/drawing/2016/5/14/chartex" xmlns:mc="http://schemas.openxmlformats.org/markup-compatibility/2006" xmlns:aink="http://schemas.microsoft.com/office/drawing/2016/ink" xmlns:am3d="http://schemas.microsoft.com/office/drawing/2017/model3d" xmlns:o="urn:schemas-microsoft-com:office:office" xmlns:r="http://schemas.openxmlformats.org/officeDocument/2006/relationships" xmlns:m="http://schemas.openxmlformats.org/officeDocument/2006/math" xmlns:v="urn:schemas-microsoft-com:vml" xmlns:wp14="http://schemas.microsoft.com/office/word/2010/wordprocessingDrawing" xmlns:wp="http://schemas.openxmlformats.org/drawingml/2006/wordprocessingDrawing" xmlns:w10="urn:schemas-microsoft-com:office:word" xmlns:w="http://schemas.openxmlformats.org/wordprocessingml/2006/main" xmlns:w14="http://schemas.microsoft.com/office/word/2010/wordml" xmlns:w15="http://schemas.microsoft.com/office/word/2012/wordml" xmlns:w16cex="http://schemas.microsoft.com/office/word/2018/wordml/cex" xmlns:w16cid="http://schemas.microsoft.com/office/word/2016/wordml/cid" xmlns:w16="http://schemas.microsoft.com/office/word/2018/wordml" xmlns:w16sdtdh="http://schemas.microsoft.com/office/word/2020/wordml/sdtdatahash" xmlns:w16se="http://schemas.microsoft.com/office/word/2015/wordml/symex" xmlns:wpg="http://schemas.microsoft.com/office/word/2010/wordprocessingGroup" xmlns:wpi="http://schemas.microsoft.com/office/word/2010/wordprocessingInk" xmlns:wne="http://schemas.microsoft.com/office/word/2006/wordml" xmlns:wps="http://schemas.microsoft.com/office/word/2010/wordprocessingShape" mc:Ignorable="w14 w15 w16se w16cid w16 w16cex w16sdtdh wp14">
   <w:sdt>
     <w:sdtPr>
       <w:id w:val="-1465197936"/>
@@ -12473,6 +12447,7 @@
         <w:docPartUnique/>
       </w:docPartObj>
     </w:sdtPr>
+    <w:sdtEndPr/>
     <w:sdtContent>
       <w:p>
         <w:pPr>
@@ -12509,7 +12484,7 @@
 </file>
 
 <file path=word/footnotes.xml><?xml version="1.0" encoding="utf-8"?>
-<w:footnotes xmlns:wpc="http://schemas.microsoft.com/office/word/2010/wordprocessingCanvas" xmlns:cx="http://schemas.microsoft.com/office/drawing/2014/chartex" xmlns:cx1="http://schemas.microsoft.com/office/drawing/2015/9/8/chartex" xmlns:cx2="http://schemas.microsoft.com/office/drawing/2015/10/21/chartex" xmlns:cx3="http://schemas.microsoft.com/office/drawing/2016/5/9/chartex" xmlns:cx4="http://schemas.microsoft.com/office/drawing/2016/5/10/chartex" xmlns:cx5="http://schemas.microsoft.com/office/drawing/2016/5/11/chartex" xmlns:cx6="http://schemas.microsoft.com/office/drawing/2016/5/12/chartex" xmlns:cx7="http://schemas.microsoft.com/office/drawing/2016/5/13/chartex" xmlns:cx8="http://schemas.microsoft.com/office/drawing/2016/5/14/chartex" xmlns:mc="http://schemas.openxmlformats.org/markup-compatibility/2006" xmlns:aink="http://schemas.microsoft.com/office/drawing/2016/ink" xmlns:am3d="http://schemas.microsoft.com/office/drawing/2017/model3d" xmlns:o="urn:schemas-microsoft-com:office:office" xmlns:oel="http://schemas.microsoft.com/office/2019/extlst" xmlns:r="http://schemas.openxmlformats.org/officeDocument/2006/relationships" xmlns:m="http://schemas.openxmlformats.org/officeDocument/2006/math" xmlns:v="urn:schemas-microsoft-com:vml" xmlns:wp14="http://schemas.microsoft.com/office/word/2010/wordprocessingDrawing" xmlns:wp="http://schemas.openxmlformats.org/drawingml/2006/wordprocessingDrawing" xmlns:w10="urn:schemas-microsoft-com:office:word" xmlns:w="http://schemas.openxmlformats.org/wordprocessingml/2006/main" xmlns:w14="http://schemas.microsoft.com/office/word/2010/wordml" xmlns:w15="http://schemas.microsoft.com/office/word/2012/wordml" xmlns:w16cex="http://schemas.microsoft.com/office/word/2018/wordml/cex" xmlns:w16cid="http://schemas.microsoft.com/office/word/2016/wordml/cid" xmlns:w16="http://schemas.microsoft.com/office/word/2018/wordml" xmlns:w16sdtdh="http://schemas.microsoft.com/office/word/2020/wordml/sdtdatahash" xmlns:w16se="http://schemas.microsoft.com/office/word/2015/wordml/symex" xmlns:wpg="http://schemas.microsoft.com/office/word/2010/wordprocessingGroup" xmlns:wpi="http://schemas.microsoft.com/office/word/2010/wordprocessingInk" xmlns:wne="http://schemas.microsoft.com/office/word/2006/wordml" xmlns:wps="http://schemas.microsoft.com/office/word/2010/wordprocessingShape" mc:Ignorable="w14 w15 w16se w16cid w16 w16cex w16sdtdh wp14">
+<w:footnotes xmlns:wpc="http://schemas.microsoft.com/office/word/2010/wordprocessingCanvas" xmlns:cx="http://schemas.microsoft.com/office/drawing/2014/chartex" xmlns:cx1="http://schemas.microsoft.com/office/drawing/2015/9/8/chartex" xmlns:cx2="http://schemas.microsoft.com/office/drawing/2015/10/21/chartex" xmlns:cx3="http://schemas.microsoft.com/office/drawing/2016/5/9/chartex" xmlns:cx4="http://schemas.microsoft.com/office/drawing/2016/5/10/chartex" xmlns:cx5="http://schemas.microsoft.com/office/drawing/2016/5/11/chartex" xmlns:cx6="http://schemas.microsoft.com/office/drawing/2016/5/12/chartex" xmlns:cx7="http://schemas.microsoft.com/office/drawing/2016/5/13/chartex" xmlns:cx8="http://schemas.microsoft.com/office/drawing/2016/5/14/chartex" xmlns:mc="http://schemas.openxmlformats.org/markup-compatibility/2006" xmlns:aink="http://schemas.microsoft.com/office/drawing/2016/ink" xmlns:am3d="http://schemas.microsoft.com/office/drawing/2017/model3d" xmlns:o="urn:schemas-microsoft-com:office:office" xmlns:r="http://schemas.openxmlformats.org/officeDocument/2006/relationships" xmlns:m="http://schemas.openxmlformats.org/officeDocument/2006/math" xmlns:v="urn:schemas-microsoft-com:vml" xmlns:wp14="http://schemas.microsoft.com/office/word/2010/wordprocessingDrawing" xmlns:wp="http://schemas.openxmlformats.org/drawingml/2006/wordprocessingDrawing" xmlns:w10="urn:schemas-microsoft-com:office:word" xmlns:w="http://schemas.openxmlformats.org/wordprocessingml/2006/main" xmlns:w14="http://schemas.microsoft.com/office/word/2010/wordml" xmlns:w15="http://schemas.microsoft.com/office/word/2012/wordml" xmlns:w16cex="http://schemas.microsoft.com/office/word/2018/wordml/cex" xmlns:w16cid="http://schemas.microsoft.com/office/word/2016/wordml/cid" xmlns:w16="http://schemas.microsoft.com/office/word/2018/wordml" xmlns:w16sdtdh="http://schemas.microsoft.com/office/word/2020/wordml/sdtdatahash" xmlns:w16se="http://schemas.microsoft.com/office/word/2015/wordml/symex" xmlns:wpg="http://schemas.microsoft.com/office/word/2010/wordprocessingGroup" xmlns:wpi="http://schemas.microsoft.com/office/word/2010/wordprocessingInk" xmlns:wne="http://schemas.microsoft.com/office/word/2006/wordml" xmlns:wps="http://schemas.microsoft.com/office/word/2010/wordprocessingShape" mc:Ignorable="w14 w15 w16se w16cid w16 w16cex w16sdtdh wp14">
   <w:footnote w:type="separator" w:id="-1">
     <w:p>
       <w:pPr>
@@ -12534,7 +12509,7 @@
 </file>
 
 <file path=word/header1.xml><?xml version="1.0" encoding="utf-8"?>
-<w:hdr xmlns:wpc="http://schemas.microsoft.com/office/word/2010/wordprocessingCanvas" xmlns:cx="http://schemas.microsoft.com/office/drawing/2014/chartex" xmlns:cx1="http://schemas.microsoft.com/office/drawing/2015/9/8/chartex" xmlns:cx2="http://schemas.microsoft.com/office/drawing/2015/10/21/chartex" xmlns:cx3="http://schemas.microsoft.com/office/drawing/2016/5/9/chartex" xmlns:cx4="http://schemas.microsoft.com/office/drawing/2016/5/10/chartex" xmlns:cx5="http://schemas.microsoft.com/office/drawing/2016/5/11/chartex" xmlns:cx6="http://schemas.microsoft.com/office/drawing/2016/5/12/chartex" xmlns:cx7="http://schemas.microsoft.com/office/drawing/2016/5/13/chartex" xmlns:cx8="http://schemas.microsoft.com/office/drawing/2016/5/14/chartex" xmlns:mc="http://schemas.openxmlformats.org/markup-compatibility/2006" xmlns:aink="http://schemas.microsoft.com/office/drawing/2016/ink" xmlns:am3d="http://schemas.microsoft.com/office/drawing/2017/model3d" xmlns:o="urn:schemas-microsoft-com:office:office" xmlns:oel="http://schemas.microsoft.com/office/2019/extlst" xmlns:r="http://schemas.openxmlformats.org/officeDocument/2006/relationships" xmlns:m="http://schemas.openxmlformats.org/officeDocument/2006/math" xmlns:v="urn:schemas-microsoft-com:vml" xmlns:wp14="http://schemas.microsoft.com/office/word/2010/wordprocessingDrawing" xmlns:wp="http://schemas.openxmlformats.org/drawingml/2006/wordprocessingDrawing" xmlns:w10="urn:schemas-microsoft-com:office:word" xmlns:w="http://schemas.openxmlformats.org/wordprocessingml/2006/main" xmlns:w14="http://schemas.microsoft.com/office/word/2010/wordml" xmlns:w15="http://schemas.microsoft.com/office/word/2012/wordml" xmlns:w16cex="http://schemas.microsoft.com/office/word/2018/wordml/cex" xmlns:w16cid="http://schemas.microsoft.com/office/word/2016/wordml/cid" xmlns:w16="http://schemas.microsoft.com/office/word/2018/wordml" xmlns:w16sdtdh="http://schemas.microsoft.com/office/word/2020/wordml/sdtdatahash" xmlns:w16se="http://schemas.microsoft.com/office/word/2015/wordml/symex" xmlns:wpg="http://schemas.microsoft.com/office/word/2010/wordprocessingGroup" xmlns:wpi="http://schemas.microsoft.com/office/word/2010/wordprocessingInk" xmlns:wne="http://schemas.microsoft.com/office/word/2006/wordml" xmlns:wps="http://schemas.microsoft.com/office/word/2010/wordprocessingShape" mc:Ignorable="w14 w15 w16se w16cid w16 w16cex w16sdtdh wp14">
+<w:hdr xmlns:wpc="http://schemas.microsoft.com/office/word/2010/wordprocessingCanvas" xmlns:cx="http://schemas.microsoft.com/office/drawing/2014/chartex" xmlns:cx1="http://schemas.microsoft.com/office/drawing/2015/9/8/chartex" xmlns:cx2="http://schemas.microsoft.com/office/drawing/2015/10/21/chartex" xmlns:cx3="http://schemas.microsoft.com/office/drawing/2016/5/9/chartex" xmlns:cx4="http://schemas.microsoft.com/office/drawing/2016/5/10/chartex" xmlns:cx5="http://schemas.microsoft.com/office/drawing/2016/5/11/chartex" xmlns:cx6="http://schemas.microsoft.com/office/drawing/2016/5/12/chartex" xmlns:cx7="http://schemas.microsoft.com/office/drawing/2016/5/13/chartex" xmlns:cx8="http://schemas.microsoft.com/office/drawing/2016/5/14/chartex" xmlns:mc="http://schemas.openxmlformats.org/markup-compatibility/2006" xmlns:aink="http://schemas.microsoft.com/office/drawing/2016/ink" xmlns:am3d="http://schemas.microsoft.com/office/drawing/2017/model3d" xmlns:o="urn:schemas-microsoft-com:office:office" xmlns:r="http://schemas.openxmlformats.org/officeDocument/2006/relationships" xmlns:m="http://schemas.openxmlformats.org/officeDocument/2006/math" xmlns:v="urn:schemas-microsoft-com:vml" xmlns:wp14="http://schemas.microsoft.com/office/word/2010/wordprocessingDrawing" xmlns:wp="http://schemas.openxmlformats.org/drawingml/2006/wordprocessingDrawing" xmlns:w10="urn:schemas-microsoft-com:office:word" xmlns:w="http://schemas.openxmlformats.org/wordprocessingml/2006/main" xmlns:w14="http://schemas.microsoft.com/office/word/2010/wordml" xmlns:w15="http://schemas.microsoft.com/office/word/2012/wordml" xmlns:w16cex="http://schemas.microsoft.com/office/word/2018/wordml/cex" xmlns:w16cid="http://schemas.microsoft.com/office/word/2016/wordml/cid" xmlns:w16="http://schemas.microsoft.com/office/word/2018/wordml" xmlns:w16sdtdh="http://schemas.microsoft.com/office/word/2020/wordml/sdtdatahash" xmlns:w16se="http://schemas.microsoft.com/office/word/2015/wordml/symex" xmlns:wpg="http://schemas.microsoft.com/office/word/2010/wordprocessingGroup" xmlns:wpi="http://schemas.microsoft.com/office/word/2010/wordprocessingInk" xmlns:wne="http://schemas.microsoft.com/office/word/2006/wordml" xmlns:wps="http://schemas.microsoft.com/office/word/2010/wordprocessingShape" mc:Ignorable="w14 w15 w16se w16cid w16 w16cex w16sdtdh wp14">
   <w:p>
     <w:pPr>
       <w:pStyle w:val="Encabezado"/>
@@ -12620,7 +12595,7 @@
 </file>
 
 <file path=word/numbering.xml><?xml version="1.0" encoding="utf-8"?>
-<w:numbering xmlns:wpc="http://schemas.microsoft.com/office/word/2010/wordprocessingCanvas" xmlns:cx="http://schemas.microsoft.com/office/drawing/2014/chartex" xmlns:cx1="http://schemas.microsoft.com/office/drawing/2015/9/8/chartex" xmlns:cx2="http://schemas.microsoft.com/office/drawing/2015/10/21/chartex" xmlns:cx3="http://schemas.microsoft.com/office/drawing/2016/5/9/chartex" xmlns:cx4="http://schemas.microsoft.com/office/drawing/2016/5/10/chartex" xmlns:cx5="http://schemas.microsoft.com/office/drawing/2016/5/11/chartex" xmlns:cx6="http://schemas.microsoft.com/office/drawing/2016/5/12/chartex" xmlns:cx7="http://schemas.microsoft.com/office/drawing/2016/5/13/chartex" xmlns:cx8="http://schemas.microsoft.com/office/drawing/2016/5/14/chartex" xmlns:mc="http://schemas.openxmlformats.org/markup-compatibility/2006" xmlns:aink="http://schemas.microsoft.com/office/drawing/2016/ink" xmlns:am3d="http://schemas.microsoft.com/office/drawing/2017/model3d" xmlns:o="urn:schemas-microsoft-com:office:office" xmlns:oel="http://schemas.microsoft.com/office/2019/extlst" xmlns:r="http://schemas.openxmlformats.org/officeDocument/2006/relationships" xmlns:m="http://schemas.openxmlformats.org/officeDocument/2006/math" xmlns:v="urn:schemas-microsoft-com:vml" xmlns:wp14="http://schemas.microsoft.com/office/word/2010/wordprocessingDrawing" xmlns:wp="http://schemas.openxmlformats.org/drawingml/2006/wordprocessingDrawing" xmlns:w10="urn:schemas-microsoft-com:office:word" xmlns:w="http://schemas.openxmlformats.org/wordprocessingml/2006/main" xmlns:w14="http://schemas.microsoft.com/office/word/2010/wordml" xmlns:w15="http://schemas.microsoft.com/office/word/2012/wordml" xmlns:w16cex="http://schemas.microsoft.com/office/word/2018/wordml/cex" xmlns:w16cid="http://schemas.microsoft.com/office/word/2016/wordml/cid" xmlns:w16="http://schemas.microsoft.com/office/word/2018/wordml" xmlns:w16sdtdh="http://schemas.microsoft.com/office/word/2020/wordml/sdtdatahash" xmlns:w16se="http://schemas.microsoft.com/office/word/2015/wordml/symex" xmlns:wpg="http://schemas.microsoft.com/office/word/2010/wordprocessingGroup" xmlns:wpi="http://schemas.microsoft.com/office/word/2010/wordprocessingInk" xmlns:wne="http://schemas.microsoft.com/office/word/2006/wordml" xmlns:wps="http://schemas.microsoft.com/office/word/2010/wordprocessingShape" mc:Ignorable="w14 w15 w16se w16cid w16 w16cex w16sdtdh wp14">
+<w:numbering xmlns:wpc="http://schemas.microsoft.com/office/word/2010/wordprocessingCanvas" xmlns:cx="http://schemas.microsoft.com/office/drawing/2014/chartex" xmlns:cx1="http://schemas.microsoft.com/office/drawing/2015/9/8/chartex" xmlns:cx2="http://schemas.microsoft.com/office/drawing/2015/10/21/chartex" xmlns:cx3="http://schemas.microsoft.com/office/drawing/2016/5/9/chartex" xmlns:cx4="http://schemas.microsoft.com/office/drawing/2016/5/10/chartex" xmlns:cx5="http://schemas.microsoft.com/office/drawing/2016/5/11/chartex" xmlns:cx6="http://schemas.microsoft.com/office/drawing/2016/5/12/chartex" xmlns:cx7="http://schemas.microsoft.com/office/drawing/2016/5/13/chartex" xmlns:cx8="http://schemas.microsoft.com/office/drawing/2016/5/14/chartex" xmlns:mc="http://schemas.openxmlformats.org/markup-compatibility/2006" xmlns:aink="http://schemas.microsoft.com/office/drawing/2016/ink" xmlns:am3d="http://schemas.microsoft.com/office/drawing/2017/model3d" xmlns:o="urn:schemas-microsoft-com:office:office" xmlns:r="http://schemas.openxmlformats.org/officeDocument/2006/relationships" xmlns:m="http://schemas.openxmlformats.org/officeDocument/2006/math" xmlns:v="urn:schemas-microsoft-com:vml" xmlns:wp14="http://schemas.microsoft.com/office/word/2010/wordprocessingDrawing" xmlns:wp="http://schemas.openxmlformats.org/drawingml/2006/wordprocessingDrawing" xmlns:w10="urn:schemas-microsoft-com:office:word" xmlns:w="http://schemas.openxmlformats.org/wordprocessingml/2006/main" xmlns:w14="http://schemas.microsoft.com/office/word/2010/wordml" xmlns:w15="http://schemas.microsoft.com/office/word/2012/wordml" xmlns:w16cex="http://schemas.microsoft.com/office/word/2018/wordml/cex" xmlns:w16cid="http://schemas.microsoft.com/office/word/2016/wordml/cid" xmlns:w16="http://schemas.microsoft.com/office/word/2018/wordml" xmlns:w16sdtdh="http://schemas.microsoft.com/office/word/2020/wordml/sdtdatahash" xmlns:w16se="http://schemas.microsoft.com/office/word/2015/wordml/symex" xmlns:wpg="http://schemas.microsoft.com/office/word/2010/wordprocessingGroup" xmlns:wpi="http://schemas.microsoft.com/office/word/2010/wordprocessingInk" xmlns:wne="http://schemas.microsoft.com/office/word/2006/wordml" xmlns:wps="http://schemas.microsoft.com/office/word/2010/wordprocessingShape" mc:Ignorable="w14 w15 w16se w16cid w16 w16cex w16sdtdh wp14">
   <w:abstractNum w:abstractNumId="0" w15:restartNumberingAfterBreak="0">
     <w:nsid w:val="FFFFFF89"/>
     <w:multiLevelType w:val="singleLevel"/>
@@ -17287,133 +17262,133 @@
       </w:rPr>
     </w:lvl>
   </w:abstractNum>
-  <w:num w:numId="1" w16cid:durableId="1588729918">
+  <w:num w:numId="1">
     <w:abstractNumId w:val="0"/>
   </w:num>
-  <w:num w:numId="2" w16cid:durableId="951786915">
+  <w:num w:numId="2">
     <w:abstractNumId w:val="18"/>
   </w:num>
-  <w:num w:numId="3" w16cid:durableId="1147622600">
+  <w:num w:numId="3">
     <w:abstractNumId w:val="32"/>
   </w:num>
-  <w:num w:numId="4" w16cid:durableId="819351289">
+  <w:num w:numId="4">
     <w:abstractNumId w:val="22"/>
   </w:num>
-  <w:num w:numId="5" w16cid:durableId="242447268">
+  <w:num w:numId="5">
     <w:abstractNumId w:val="25"/>
   </w:num>
-  <w:num w:numId="6" w16cid:durableId="971329545">
+  <w:num w:numId="6">
     <w:abstractNumId w:val="19"/>
   </w:num>
-  <w:num w:numId="7" w16cid:durableId="1710446414">
+  <w:num w:numId="7">
     <w:abstractNumId w:val="33"/>
   </w:num>
-  <w:num w:numId="8" w16cid:durableId="1531995760">
+  <w:num w:numId="8">
     <w:abstractNumId w:val="26"/>
   </w:num>
-  <w:num w:numId="9" w16cid:durableId="1905948213">
+  <w:num w:numId="9">
     <w:abstractNumId w:val="13"/>
   </w:num>
-  <w:num w:numId="10" w16cid:durableId="487014620">
+  <w:num w:numId="10">
     <w:abstractNumId w:val="42"/>
   </w:num>
-  <w:num w:numId="11" w16cid:durableId="1296255193">
+  <w:num w:numId="11">
     <w:abstractNumId w:val="20"/>
   </w:num>
-  <w:num w:numId="12" w16cid:durableId="41487177">
+  <w:num w:numId="12">
     <w:abstractNumId w:val="24"/>
   </w:num>
-  <w:num w:numId="13" w16cid:durableId="689452907">
+  <w:num w:numId="13">
     <w:abstractNumId w:val="17"/>
   </w:num>
-  <w:num w:numId="14" w16cid:durableId="370031451">
+  <w:num w:numId="14">
     <w:abstractNumId w:val="8"/>
   </w:num>
-  <w:num w:numId="15" w16cid:durableId="1224758400">
+  <w:num w:numId="15">
     <w:abstractNumId w:val="4"/>
   </w:num>
-  <w:num w:numId="16" w16cid:durableId="512692664">
+  <w:num w:numId="16">
     <w:abstractNumId w:val="5"/>
   </w:num>
-  <w:num w:numId="17" w16cid:durableId="1695423444">
+  <w:num w:numId="17">
     <w:abstractNumId w:val="15"/>
   </w:num>
-  <w:num w:numId="18" w16cid:durableId="347756632">
+  <w:num w:numId="18">
     <w:abstractNumId w:val="34"/>
   </w:num>
-  <w:num w:numId="19" w16cid:durableId="965895100">
+  <w:num w:numId="19">
     <w:abstractNumId w:val="27"/>
   </w:num>
-  <w:num w:numId="20" w16cid:durableId="401758308">
+  <w:num w:numId="20">
     <w:abstractNumId w:val="31"/>
   </w:num>
-  <w:num w:numId="21" w16cid:durableId="416172115">
+  <w:num w:numId="21">
     <w:abstractNumId w:val="35"/>
   </w:num>
-  <w:num w:numId="22" w16cid:durableId="376856252">
+  <w:num w:numId="22">
     <w:abstractNumId w:val="28"/>
   </w:num>
-  <w:num w:numId="23" w16cid:durableId="459500606">
+  <w:num w:numId="23">
     <w:abstractNumId w:val="3"/>
   </w:num>
-  <w:num w:numId="24" w16cid:durableId="1105465447">
+  <w:num w:numId="24">
     <w:abstractNumId w:val="14"/>
   </w:num>
-  <w:num w:numId="25" w16cid:durableId="1817528733">
+  <w:num w:numId="25">
     <w:abstractNumId w:val="2"/>
   </w:num>
-  <w:num w:numId="26" w16cid:durableId="388236644">
+  <w:num w:numId="26">
     <w:abstractNumId w:val="39"/>
   </w:num>
-  <w:num w:numId="27" w16cid:durableId="1011952007">
+  <w:num w:numId="27">
     <w:abstractNumId w:val="38"/>
   </w:num>
-  <w:num w:numId="28" w16cid:durableId="1293487360">
+  <w:num w:numId="28">
     <w:abstractNumId w:val="23"/>
   </w:num>
-  <w:num w:numId="29" w16cid:durableId="186913168">
+  <w:num w:numId="29">
     <w:abstractNumId w:val="29"/>
   </w:num>
-  <w:num w:numId="30" w16cid:durableId="1219437731">
+  <w:num w:numId="30">
     <w:abstractNumId w:val="30"/>
   </w:num>
-  <w:num w:numId="31" w16cid:durableId="1935161116">
+  <w:num w:numId="31">
     <w:abstractNumId w:val="40"/>
   </w:num>
-  <w:num w:numId="32" w16cid:durableId="1944263525">
+  <w:num w:numId="32">
     <w:abstractNumId w:val="37"/>
   </w:num>
-  <w:num w:numId="33" w16cid:durableId="1499079728">
+  <w:num w:numId="33">
     <w:abstractNumId w:val="21"/>
   </w:num>
-  <w:num w:numId="34" w16cid:durableId="558438023">
+  <w:num w:numId="34">
     <w:abstractNumId w:val="7"/>
   </w:num>
-  <w:num w:numId="35" w16cid:durableId="1453206122">
+  <w:num w:numId="35">
     <w:abstractNumId w:val="11"/>
   </w:num>
-  <w:num w:numId="36" w16cid:durableId="183248432">
+  <w:num w:numId="36">
     <w:abstractNumId w:val="36"/>
   </w:num>
-  <w:num w:numId="37" w16cid:durableId="579022712">
+  <w:num w:numId="37">
     <w:abstractNumId w:val="16"/>
   </w:num>
-  <w:num w:numId="38" w16cid:durableId="1450321718">
+  <w:num w:numId="38">
     <w:abstractNumId w:val="12"/>
   </w:num>
-  <w:num w:numId="39" w16cid:durableId="846791512">
+  <w:num w:numId="39">
     <w:abstractNumId w:val="1"/>
   </w:num>
-  <w:num w:numId="40" w16cid:durableId="1867132226">
+  <w:num w:numId="40">
     <w:abstractNumId w:val="6"/>
   </w:num>
-  <w:num w:numId="41" w16cid:durableId="1805342449">
+  <w:num w:numId="41">
     <w:abstractNumId w:val="41"/>
   </w:num>
-  <w:num w:numId="42" w16cid:durableId="1074742146">
+  <w:num w:numId="42">
     <w:abstractNumId w:val="9"/>
   </w:num>
-  <w:num w:numId="43" w16cid:durableId="224535550">
+  <w:num w:numId="43">
     <w:abstractNumId w:val="10"/>
   </w:num>
   <w:numIdMacAtCleanup w:val="21"/>
@@ -17986,7 +17961,6 @@
   <w:style w:type="character" w:default="1" w:styleId="Fuentedeprrafopredeter">
     <w:name w:val="Default Paragraph Font"/>
     <w:uiPriority w:val="1"/>
-    <w:semiHidden/>
     <w:unhideWhenUsed/>
   </w:style>
   <w:style w:type="table" w:default="1" w:styleId="Tablanormal">
@@ -19211,26 +19185,6 @@
 </file>
 
 <file path=customXml/item2.xml><?xml version="1.0" encoding="utf-8"?>
-<?mso-contentType ?>
-<FormTemplates xmlns="http://schemas.microsoft.com/sharepoint/v3/contenttype/forms">
-  <Display>DocumentLibraryForm</Display>
-  <Edit>DocumentLibraryForm</Edit>
-  <New>DocumentLibraryForm</New>
-</FormTemplates>
-</file>
-
-<file path=customXml/item3.xml><?xml version="1.0" encoding="utf-8"?>
-<p:properties xmlns:p="http://schemas.microsoft.com/office/2006/metadata/properties" xmlns:xsi="http://www.w3.org/2001/XMLSchema-instance" xmlns:pc="http://schemas.microsoft.com/office/infopath/2007/PartnerControls">
-  <documentManagement>
-    <TaxCatchAll xmlns="13c90a0b-73bc-4dc0-be5f-28d77b615beb" xsi:nil="true"/>
-    <lcf76f155ced4ddcb4097134ff3c332f xmlns="13c93bba-48ce-428c-bfe5-88b42c19b028">
-      <Terms xmlns="http://schemas.microsoft.com/office/infopath/2007/PartnerControls"/>
-    </lcf76f155ced4ddcb4097134ff3c332f>
-  </documentManagement>
-</p:properties>
-</file>
-
-<file path=customXml/item4.xml><?xml version="1.0" encoding="utf-8"?>
 <ct:contentTypeSchema xmlns:ct="http://schemas.microsoft.com/office/2006/metadata/contentType" xmlns:ma="http://schemas.microsoft.com/office/2006/metadata/properties/metaAttributes" ct:_="" ma:_="" ma:contentTypeName="Documento" ma:contentTypeID="0x0101006A81D6BD42E8DF4C91013959704817E1" ma:contentTypeVersion="15" ma:contentTypeDescription="Crear nuevo documento." ma:contentTypeScope="" ma:versionID="bf4f72ffd194f0963ff564daca6869f7">
   <xsd:schema xmlns:xsd="http://www.w3.org/2001/XMLSchema" xmlns:xs="http://www.w3.org/2001/XMLSchema" xmlns:p="http://schemas.microsoft.com/office/2006/metadata/properties" xmlns:ns2="13c90a0b-73bc-4dc0-be5f-28d77b615beb" xmlns:ns3="13c93bba-48ce-428c-bfe5-88b42c19b028" targetNamespace="http://schemas.microsoft.com/office/2006/metadata/properties" ma:root="true" ma:fieldsID="8718d6f4873a5b1392a45044efa78385" ns2:_="" ns3:_="">
     <xsd:import namespace="13c90a0b-73bc-4dc0-be5f-28d77b615beb"/>
@@ -19465,6 +19419,26 @@
 </ct:contentTypeSchema>
 </file>
 
+<file path=customXml/item3.xml><?xml version="1.0" encoding="utf-8"?>
+<p:properties xmlns:p="http://schemas.microsoft.com/office/2006/metadata/properties" xmlns:xsi="http://www.w3.org/2001/XMLSchema-instance" xmlns:pc="http://schemas.microsoft.com/office/infopath/2007/PartnerControls">
+  <documentManagement>
+    <TaxCatchAll xmlns="13c90a0b-73bc-4dc0-be5f-28d77b615beb" xsi:nil="true"/>
+    <lcf76f155ced4ddcb4097134ff3c332f xmlns="13c93bba-48ce-428c-bfe5-88b42c19b028">
+      <Terms xmlns="http://schemas.microsoft.com/office/infopath/2007/PartnerControls"/>
+    </lcf76f155ced4ddcb4097134ff3c332f>
+  </documentManagement>
+</p:properties>
+</file>
+
+<file path=customXml/item4.xml><?xml version="1.0" encoding="utf-8"?>
+<?mso-contentType ?>
+<FormTemplates xmlns="http://schemas.microsoft.com/sharepoint/v3/contenttype/forms">
+  <Display>DocumentLibraryForm</Display>
+  <Edit>DocumentLibraryForm</Edit>
+  <New>DocumentLibraryForm</New>
+</FormTemplates>
+</file>
+
 <file path=customXml/itemProps1.xml><?xml version="1.0" encoding="utf-8"?>
 <ds:datastoreItem xmlns:ds="http://schemas.openxmlformats.org/officeDocument/2006/customXml" ds:itemID="{EAE431FD-7059-4C09-804B-C9D69EB7B213}">
   <ds:schemaRefs>
@@ -19474,9 +19448,20 @@
 </file>
 
 <file path=customXml/itemProps2.xml><?xml version="1.0" encoding="utf-8"?>
-<ds:datastoreItem xmlns:ds="http://schemas.openxmlformats.org/officeDocument/2006/customXml" ds:itemID="{10663269-2064-4804-8290-36D4A57F5557}">
+<ds:datastoreItem xmlns:ds="http://schemas.openxmlformats.org/officeDocument/2006/customXml" ds:itemID="{2A6ADF65-3387-49D8-AA3B-92E360912972}">
   <ds:schemaRefs>
-    <ds:schemaRef ds:uri="http://schemas.microsoft.com/sharepoint/v3/contenttype/forms"/>
+    <ds:schemaRef ds:uri="http://schemas.microsoft.com/office/2006/metadata/contentType"/>
+    <ds:schemaRef ds:uri="http://schemas.microsoft.com/office/2006/metadata/properties/metaAttributes"/>
+    <ds:schemaRef ds:uri="http://www.w3.org/2001/XMLSchema"/>
+    <ds:schemaRef ds:uri="http://schemas.microsoft.com/office/2006/metadata/properties"/>
+    <ds:schemaRef ds:uri="13c90a0b-73bc-4dc0-be5f-28d77b615beb"/>
+    <ds:schemaRef ds:uri="13c93bba-48ce-428c-bfe5-88b42c19b028"/>
+    <ds:schemaRef ds:uri="http://schemas.microsoft.com/office/2006/documentManagement/types"/>
+    <ds:schemaRef ds:uri="http://schemas.microsoft.com/office/infopath/2007/PartnerControls"/>
+    <ds:schemaRef ds:uri="http://schemas.openxmlformats.org/package/2006/metadata/core-properties"/>
+    <ds:schemaRef ds:uri="http://purl.org/dc/elements/1.1/"/>
+    <ds:schemaRef ds:uri="http://purl.org/dc/terms/"/>
+    <ds:schemaRef ds:uri="http://schemas.microsoft.com/internal/obd"/>
   </ds:schemaRefs>
 </ds:datastoreItem>
 </file>
@@ -19493,20 +19478,9 @@
 </file>
 
 <file path=customXml/itemProps4.xml><?xml version="1.0" encoding="utf-8"?>
-<ds:datastoreItem xmlns:ds="http://schemas.openxmlformats.org/officeDocument/2006/customXml" ds:itemID="{2A6ADF65-3387-49D8-AA3B-92E360912972}">
+<ds:datastoreItem xmlns:ds="http://schemas.openxmlformats.org/officeDocument/2006/customXml" ds:itemID="{10663269-2064-4804-8290-36D4A57F5557}">
   <ds:schemaRefs>
-    <ds:schemaRef ds:uri="http://schemas.microsoft.com/office/2006/metadata/contentType"/>
-    <ds:schemaRef ds:uri="http://schemas.microsoft.com/office/2006/metadata/properties/metaAttributes"/>
-    <ds:schemaRef ds:uri="http://www.w3.org/2001/XMLSchema"/>
-    <ds:schemaRef ds:uri="http://schemas.microsoft.com/office/2006/metadata/properties"/>
-    <ds:schemaRef ds:uri="13c90a0b-73bc-4dc0-be5f-28d77b615beb"/>
-    <ds:schemaRef ds:uri="13c93bba-48ce-428c-bfe5-88b42c19b028"/>
-    <ds:schemaRef ds:uri="http://schemas.microsoft.com/office/2006/documentManagement/types"/>
-    <ds:schemaRef ds:uri="http://schemas.microsoft.com/office/infopath/2007/PartnerControls"/>
-    <ds:schemaRef ds:uri="http://schemas.openxmlformats.org/package/2006/metadata/core-properties"/>
-    <ds:schemaRef ds:uri="http://purl.org/dc/elements/1.1/"/>
-    <ds:schemaRef ds:uri="http://purl.org/dc/terms/"/>
-    <ds:schemaRef ds:uri="http://schemas.microsoft.com/internal/obd"/>
+    <ds:schemaRef ds:uri="http://schemas.microsoft.com/sharepoint/v3/contenttype/forms"/>
   </ds:schemaRefs>
 </ds:datastoreItem>
 </file>